--- a/docs/package/01_Sales/iNXT_BrokerVerse_Demo_Script.docx
+++ b/docs/package/01_Sales/iNXT_BrokerVerse_Demo_Script.docx
@@ -789,7 +789,7 @@
             </w:rPr>
             <w:fldChar w:fldCharType="separate"/>
           </w:r>
-          <w:hyperlink w:anchor="__RefHeading___Toc10377_4049217194">
+          <w:hyperlink w:anchor="__RefHeading___Toc10377_3199679052">
             <w:r>
               <w:rPr>
                 <w:webHidden/>
@@ -824,7 +824,7 @@
             </w:tabs>
             <w:rPr/>
           </w:pPr>
-          <w:hyperlink w:anchor="__RefHeading___Toc10379_4049217194">
+          <w:hyperlink w:anchor="__RefHeading___Toc10379_3199679052">
             <w:r>
               <w:rPr>
                 <w:webHidden/>
@@ -853,7 +853,7 @@
             </w:tabs>
             <w:rPr/>
           </w:pPr>
-          <w:hyperlink w:anchor="__RefHeading___Toc10381_4049217194">
+          <w:hyperlink w:anchor="__RefHeading___Toc10381_3199679052">
             <w:r>
               <w:rPr>
                 <w:webHidden/>
@@ -875,7 +875,7 @@
             </w:tabs>
             <w:rPr/>
           </w:pPr>
-          <w:hyperlink w:anchor="__RefHeading___Toc10383_4049217194">
+          <w:hyperlink w:anchor="__RefHeading___Toc10383_3199679052">
             <w:r>
               <w:rPr>
                 <w:webHidden/>
@@ -897,7 +897,7 @@
             </w:tabs>
             <w:rPr/>
           </w:pPr>
-          <w:hyperlink w:anchor="__RefHeading___Toc10385_4049217194">
+          <w:hyperlink w:anchor="__RefHeading___Toc10385_3199679052">
             <w:r>
               <w:rPr>
                 <w:webHidden/>
@@ -919,7 +919,7 @@
             </w:tabs>
             <w:rPr/>
           </w:pPr>
-          <w:hyperlink w:anchor="__RefHeading___Toc10387_4049217194">
+          <w:hyperlink w:anchor="__RefHeading___Toc10387_3199679052">
             <w:r>
               <w:rPr>
                 <w:webHidden/>
@@ -941,7 +941,7 @@
             </w:tabs>
             <w:rPr/>
           </w:pPr>
-          <w:hyperlink w:anchor="__RefHeading___Toc10389_4049217194">
+          <w:hyperlink w:anchor="__RefHeading___Toc10389_3199679052">
             <w:r>
               <w:rPr>
                 <w:webHidden/>
@@ -963,7 +963,7 @@
             </w:tabs>
             <w:rPr/>
           </w:pPr>
-          <w:hyperlink w:anchor="__RefHeading___Toc10391_4049217194">
+          <w:hyperlink w:anchor="__RefHeading___Toc10391_3199679052">
             <w:r>
               <w:rPr>
                 <w:webHidden/>
@@ -985,7 +985,7 @@
             </w:tabs>
             <w:rPr/>
           </w:pPr>
-          <w:hyperlink w:anchor="__RefHeading___Toc10393_4049217194">
+          <w:hyperlink w:anchor="__RefHeading___Toc10393_3199679052">
             <w:r>
               <w:rPr>
                 <w:webHidden/>
@@ -1007,7 +1007,7 @@
             </w:tabs>
             <w:rPr/>
           </w:pPr>
-          <w:hyperlink w:anchor="__RefHeading___Toc10395_4049217194">
+          <w:hyperlink w:anchor="__RefHeading___Toc10395_3199679052">
             <w:r>
               <w:rPr>
                 <w:webHidden/>
@@ -1029,7 +1029,7 @@
             </w:tabs>
             <w:rPr/>
           </w:pPr>
-          <w:hyperlink w:anchor="__RefHeading___Toc10397_4049217194">
+          <w:hyperlink w:anchor="__RefHeading___Toc10397_3199679052">
             <w:r>
               <w:rPr>
                 <w:webHidden/>
@@ -1051,7 +1051,7 @@
             </w:tabs>
             <w:rPr/>
           </w:pPr>
-          <w:hyperlink w:anchor="__RefHeading___Toc10399_4049217194">
+          <w:hyperlink w:anchor="__RefHeading___Toc10399_3199679052">
             <w:r>
               <w:rPr>
                 <w:webHidden/>
@@ -1073,7 +1073,7 @@
             </w:tabs>
             <w:rPr/>
           </w:pPr>
-          <w:hyperlink w:anchor="__RefHeading___Toc10401_4049217194">
+          <w:hyperlink w:anchor="__RefHeading___Toc10401_3199679052">
             <w:r>
               <w:rPr>
                 <w:webHidden/>
@@ -1095,7 +1095,7 @@
             </w:tabs>
             <w:rPr/>
           </w:pPr>
-          <w:hyperlink w:anchor="__RefHeading___Toc10403_4049217194">
+          <w:hyperlink w:anchor="__RefHeading___Toc10403_3199679052">
             <w:r>
               <w:rPr>
                 <w:webHidden/>
@@ -1117,7 +1117,7 @@
             </w:tabs>
             <w:rPr/>
           </w:pPr>
-          <w:hyperlink w:anchor="__RefHeading___Toc10405_4049217194">
+          <w:hyperlink w:anchor="__RefHeading___Toc10405_3199679052">
             <w:r>
               <w:rPr>
                 <w:webHidden/>
@@ -1139,7 +1139,7 @@
             </w:tabs>
             <w:rPr/>
           </w:pPr>
-          <w:hyperlink w:anchor="__RefHeading___Toc10407_4049217194">
+          <w:hyperlink w:anchor="__RefHeading___Toc10407_3199679052">
             <w:r>
               <w:rPr>
                 <w:webHidden/>
@@ -1161,7 +1161,7 @@
             </w:tabs>
             <w:rPr/>
           </w:pPr>
-          <w:hyperlink w:anchor="__RefHeading___Toc10409_4049217194">
+          <w:hyperlink w:anchor="__RefHeading___Toc10409_3199679052">
             <w:r>
               <w:rPr>
                 <w:webHidden/>
@@ -1183,7 +1183,7 @@
             </w:tabs>
             <w:rPr/>
           </w:pPr>
-          <w:hyperlink w:anchor="__RefHeading___Toc10411_4049217194">
+          <w:hyperlink w:anchor="__RefHeading___Toc10411_3199679052">
             <w:r>
               <w:rPr>
                 <w:webHidden/>
@@ -1205,7 +1205,7 @@
             </w:tabs>
             <w:rPr/>
           </w:pPr>
-          <w:hyperlink w:anchor="__RefHeading___Toc10413_4049217194">
+          <w:hyperlink w:anchor="__RefHeading___Toc10413_3199679052">
             <w:r>
               <w:rPr>
                 <w:webHidden/>
@@ -1227,7 +1227,7 @@
             </w:tabs>
             <w:rPr/>
           </w:pPr>
-          <w:hyperlink w:anchor="__RefHeading___Toc10415_4049217194">
+          <w:hyperlink w:anchor="__RefHeading___Toc10415_3199679052">
             <w:r>
               <w:rPr>
                 <w:webHidden/>
@@ -1249,7 +1249,7 @@
             </w:tabs>
             <w:rPr/>
           </w:pPr>
-          <w:hyperlink w:anchor="__RefHeading___Toc10417_4049217194">
+          <w:hyperlink w:anchor="__RefHeading___Toc10417_3199679052">
             <w:r>
               <w:rPr>
                 <w:webHidden/>
@@ -1271,7 +1271,7 @@
             </w:tabs>
             <w:rPr/>
           </w:pPr>
-          <w:hyperlink w:anchor="__RefHeading___Toc10419_4049217194">
+          <w:hyperlink w:anchor="__RefHeading___Toc10419_3199679052">
             <w:r>
               <w:rPr>
                 <w:webHidden/>
@@ -1293,7 +1293,7 @@
             </w:tabs>
             <w:rPr/>
           </w:pPr>
-          <w:hyperlink w:anchor="__RefHeading___Toc10421_4049217194">
+          <w:hyperlink w:anchor="__RefHeading___Toc10421_3199679052">
             <w:r>
               <w:rPr>
                 <w:webHidden/>
@@ -1315,7 +1315,7 @@
             </w:tabs>
             <w:rPr/>
           </w:pPr>
-          <w:hyperlink w:anchor="__RefHeading___Toc10423_4049217194">
+          <w:hyperlink w:anchor="__RefHeading___Toc10423_3199679052">
             <w:r>
               <w:rPr>
                 <w:webHidden/>
@@ -1337,7 +1337,7 @@
             </w:tabs>
             <w:rPr/>
           </w:pPr>
-          <w:hyperlink w:anchor="__RefHeading___Toc10425_4049217194">
+          <w:hyperlink w:anchor="__RefHeading___Toc10425_3199679052">
             <w:r>
               <w:rPr>
                 <w:webHidden/>
@@ -1359,7 +1359,7 @@
             </w:tabs>
             <w:rPr/>
           </w:pPr>
-          <w:hyperlink w:anchor="__RefHeading___Toc10427_4049217194">
+          <w:hyperlink w:anchor="__RefHeading___Toc10427_3199679052">
             <w:r>
               <w:rPr>
                 <w:webHidden/>
@@ -1381,7 +1381,7 @@
             </w:tabs>
             <w:rPr/>
           </w:pPr>
-          <w:hyperlink w:anchor="__RefHeading___Toc10429_4049217194">
+          <w:hyperlink w:anchor="__RefHeading___Toc10429_3199679052">
             <w:r>
               <w:rPr>
                 <w:webHidden/>
@@ -1403,7 +1403,7 @@
             </w:tabs>
             <w:rPr/>
           </w:pPr>
-          <w:hyperlink w:anchor="__RefHeading___Toc10431_4049217194">
+          <w:hyperlink w:anchor="__RefHeading___Toc10431_3199679052">
             <w:r>
               <w:rPr>
                 <w:webHidden/>
@@ -1425,7 +1425,7 @@
             </w:tabs>
             <w:rPr/>
           </w:pPr>
-          <w:hyperlink w:anchor="__RefHeading___Toc10433_4049217194">
+          <w:hyperlink w:anchor="__RefHeading___Toc10433_3199679052">
             <w:r>
               <w:rPr>
                 <w:webHidden/>
@@ -1447,7 +1447,7 @@
             </w:tabs>
             <w:rPr/>
           </w:pPr>
-          <w:hyperlink w:anchor="__RefHeading___Toc10435_4049217194">
+          <w:hyperlink w:anchor="__RefHeading___Toc10435_3199679052">
             <w:r>
               <w:rPr>
                 <w:webHidden/>
@@ -1469,7 +1469,7 @@
             </w:tabs>
             <w:rPr/>
           </w:pPr>
-          <w:hyperlink w:anchor="__RefHeading___Toc10437_4049217194">
+          <w:hyperlink w:anchor="__RefHeading___Toc10437_3199679052">
             <w:r>
               <w:rPr>
                 <w:webHidden/>
@@ -1491,7 +1491,7 @@
             </w:tabs>
             <w:rPr/>
           </w:pPr>
-          <w:hyperlink w:anchor="__RefHeading___Toc10439_4049217194">
+          <w:hyperlink w:anchor="__RefHeading___Toc10439_3199679052">
             <w:r>
               <w:rPr>
                 <w:webHidden/>
@@ -1513,7 +1513,7 @@
             </w:tabs>
             <w:rPr/>
           </w:pPr>
-          <w:hyperlink w:anchor="__RefHeading___Toc10441_4049217194">
+          <w:hyperlink w:anchor="__RefHeading___Toc10441_3199679052">
             <w:r>
               <w:rPr>
                 <w:webHidden/>
@@ -1535,7 +1535,7 @@
             </w:tabs>
             <w:rPr/>
           </w:pPr>
-          <w:hyperlink w:anchor="__RefHeading___Toc10443_4049217194">
+          <w:hyperlink w:anchor="__RefHeading___Toc10443_3199679052">
             <w:r>
               <w:rPr>
                 <w:webHidden/>
@@ -1557,7 +1557,7 @@
             </w:tabs>
             <w:rPr/>
           </w:pPr>
-          <w:hyperlink w:anchor="__RefHeading___Toc10445_4049217194">
+          <w:hyperlink w:anchor="__RefHeading___Toc10445_3199679052">
             <w:r>
               <w:rPr>
                 <w:webHidden/>
@@ -1579,7 +1579,7 @@
             </w:tabs>
             <w:rPr/>
           </w:pPr>
-          <w:hyperlink w:anchor="__RefHeading___Toc10447_4049217194">
+          <w:hyperlink w:anchor="__RefHeading___Toc10447_3199679052">
             <w:r>
               <w:rPr>
                 <w:webHidden/>
@@ -1601,7 +1601,7 @@
             </w:tabs>
             <w:rPr/>
           </w:pPr>
-          <w:hyperlink w:anchor="__RefHeading___Toc10449_4049217194">
+          <w:hyperlink w:anchor="__RefHeading___Toc10449_3199679052">
             <w:r>
               <w:rPr>
                 <w:webHidden/>
@@ -1623,7 +1623,7 @@
             </w:tabs>
             <w:rPr/>
           </w:pPr>
-          <w:hyperlink w:anchor="__RefHeading___Toc10451_4049217194">
+          <w:hyperlink w:anchor="__RefHeading___Toc10451_3199679052">
             <w:r>
               <w:rPr>
                 <w:webHidden/>
@@ -1645,7 +1645,7 @@
             </w:tabs>
             <w:rPr/>
           </w:pPr>
-          <w:hyperlink w:anchor="__RefHeading___Toc10453_4049217194">
+          <w:hyperlink w:anchor="__RefHeading___Toc10453_3199679052">
             <w:r>
               <w:rPr>
                 <w:webHidden/>
@@ -1693,7 +1693,7 @@
       <w:r>
         <w:br w:type="page"/>
       </w:r>
-      <w:bookmarkStart w:id="0" w:name="__RefHeading___Toc10377_4049217194"/>
+      <w:bookmarkStart w:id="0" w:name="__RefHeading___Toc10377_3199679052"/>
       <w:bookmarkStart w:id="1" w:name="_Toc48319687"/>
       <w:bookmarkStart w:id="2" w:name="_Toc11824118"/>
       <w:bookmarkEnd w:id="0"/>
@@ -2338,7 +2338,7 @@
           <w:spacing w:val="0"/>
         </w:rPr>
       </w:pPr>
-      <w:bookmarkStart w:id="4" w:name="__RefHeading___Toc10379_4049217194"/>
+      <w:bookmarkStart w:id="4" w:name="__RefHeading___Toc10379_3199679052"/>
       <w:bookmarkStart w:id="5" w:name="_Toc233203388"/>
       <w:bookmarkEnd w:id="4"/>
       <w:r>
@@ -3801,7 +3801,7 @@
         <w:pageBreakBefore w:val="false"/>
         <w:rPr/>
       </w:pPr>
-      <w:bookmarkStart w:id="6" w:name="__RefHeading___Toc10381_4049217194"/>
+      <w:bookmarkStart w:id="6" w:name="__RefHeading___Toc10381_3199679052"/>
       <w:bookmarkEnd w:id="6"/>
       <w:r>
         <w:rPr>
@@ -3818,7 +3818,7 @@
         <w:pStyle w:val="Heading2"/>
         <w:rPr/>
       </w:pPr>
-      <w:bookmarkStart w:id="7" w:name="__RefHeading___Toc10383_4049217194"/>
+      <w:bookmarkStart w:id="7" w:name="__RefHeading___Toc10383_3199679052"/>
       <w:bookmarkEnd w:id="7"/>
       <w:r>
         <w:rPr>
@@ -3903,7 +3903,7 @@
         <w:pStyle w:val="Heading2"/>
         <w:rPr/>
       </w:pPr>
-      <w:bookmarkStart w:id="8" w:name="__RefHeading___Toc10385_4049217194"/>
+      <w:bookmarkStart w:id="8" w:name="__RefHeading___Toc10385_3199679052"/>
       <w:bookmarkEnd w:id="8"/>
       <w:r>
         <w:rPr>
@@ -4430,7 +4430,7 @@
         <w:pStyle w:val="Heading2"/>
         <w:rPr/>
       </w:pPr>
-      <w:bookmarkStart w:id="9" w:name="__RefHeading___Toc10387_4049217194"/>
+      <w:bookmarkStart w:id="9" w:name="__RefHeading___Toc10387_3199679052"/>
       <w:bookmarkEnd w:id="9"/>
       <w:r>
         <w:rPr>
@@ -4513,7 +4513,7 @@
         <w:pStyle w:val="Heading1"/>
         <w:rPr/>
       </w:pPr>
-      <w:bookmarkStart w:id="10" w:name="__RefHeading___Toc10389_4049217194"/>
+      <w:bookmarkStart w:id="10" w:name="__RefHeading___Toc10389_3199679052"/>
       <w:bookmarkEnd w:id="10"/>
       <w:r>
         <w:rPr>
@@ -4530,7 +4530,7 @@
         <w:pStyle w:val="Heading2"/>
         <w:rPr/>
       </w:pPr>
-      <w:bookmarkStart w:id="11" w:name="__RefHeading___Toc10391_4049217194"/>
+      <w:bookmarkStart w:id="11" w:name="__RefHeading___Toc10391_3199679052"/>
       <w:bookmarkEnd w:id="11"/>
       <w:r>
         <w:rPr>
@@ -6281,7 +6281,7 @@
         <w:pStyle w:val="Heading2"/>
         <w:rPr/>
       </w:pPr>
-      <w:bookmarkStart w:id="12" w:name="__RefHeading___Toc10393_4049217194"/>
+      <w:bookmarkStart w:id="12" w:name="__RefHeading___Toc10393_3199679052"/>
       <w:bookmarkEnd w:id="12"/>
       <w:r>
         <w:rPr>
@@ -6393,7 +6393,7 @@
         <w:pStyle w:val="Heading2"/>
         <w:rPr/>
       </w:pPr>
-      <w:bookmarkStart w:id="13" w:name="__RefHeading___Toc10395_4049217194"/>
+      <w:bookmarkStart w:id="13" w:name="__RefHeading___Toc10395_3199679052"/>
       <w:bookmarkEnd w:id="13"/>
       <w:r>
         <w:rPr>
@@ -6508,7 +6508,7 @@
         <w:pStyle w:val="Heading1"/>
         <w:rPr/>
       </w:pPr>
-      <w:bookmarkStart w:id="14" w:name="__RefHeading___Toc10397_4049217194"/>
+      <w:bookmarkStart w:id="14" w:name="__RefHeading___Toc10397_3199679052"/>
       <w:bookmarkEnd w:id="14"/>
       <w:r>
         <w:rPr>
@@ -6525,7 +6525,7 @@
         <w:pStyle w:val="Heading2"/>
         <w:rPr/>
       </w:pPr>
-      <w:bookmarkStart w:id="15" w:name="__RefHeading___Toc10399_4049217194"/>
+      <w:bookmarkStart w:id="15" w:name="__RefHeading___Toc10399_3199679052"/>
       <w:bookmarkEnd w:id="15"/>
       <w:r>
         <w:rPr>
@@ -8396,7 +8396,7 @@
         <w:pStyle w:val="Heading2"/>
         <w:rPr/>
       </w:pPr>
-      <w:bookmarkStart w:id="16" w:name="__RefHeading___Toc10401_4049217194"/>
+      <w:bookmarkStart w:id="16" w:name="__RefHeading___Toc10401_3199679052"/>
       <w:bookmarkEnd w:id="16"/>
       <w:r>
         <w:rPr>
@@ -8583,7 +8583,7 @@
         <w:pStyle w:val="Heading2"/>
         <w:rPr/>
       </w:pPr>
-      <w:bookmarkStart w:id="17" w:name="__RefHeading___Toc10403_4049217194"/>
+      <w:bookmarkStart w:id="17" w:name="__RefHeading___Toc10403_3199679052"/>
       <w:bookmarkEnd w:id="17"/>
       <w:r>
         <w:rPr>
@@ -8770,7 +8770,7 @@
         <w:pStyle w:val="Heading2"/>
         <w:rPr/>
       </w:pPr>
-      <w:bookmarkStart w:id="18" w:name="__RefHeading___Toc10405_4049217194"/>
+      <w:bookmarkStart w:id="18" w:name="__RefHeading___Toc10405_3199679052"/>
       <w:bookmarkEnd w:id="18"/>
       <w:r>
         <w:rPr>
@@ -9062,7 +9062,7 @@
         <w:pStyle w:val="Heading2"/>
         <w:rPr/>
       </w:pPr>
-      <w:bookmarkStart w:id="19" w:name="__RefHeading___Toc10407_4049217194"/>
+      <w:bookmarkStart w:id="19" w:name="__RefHeading___Toc10407_3199679052"/>
       <w:bookmarkEnd w:id="19"/>
       <w:r>
         <w:rPr>
@@ -9335,7 +9335,7 @@
         <w:pStyle w:val="Heading2"/>
         <w:rPr/>
       </w:pPr>
-      <w:bookmarkStart w:id="20" w:name="__RefHeading___Toc10409_4049217194"/>
+      <w:bookmarkStart w:id="20" w:name="__RefHeading___Toc10409_3199679052"/>
       <w:bookmarkEnd w:id="20"/>
       <w:r>
         <w:rPr>
@@ -9589,7 +9589,7 @@
         <w:pStyle w:val="Heading2"/>
         <w:rPr/>
       </w:pPr>
-      <w:bookmarkStart w:id="21" w:name="__RefHeading___Toc10411_4049217194"/>
+      <w:bookmarkStart w:id="21" w:name="__RefHeading___Toc10411_3199679052"/>
       <w:bookmarkEnd w:id="21"/>
       <w:r>
         <w:rPr>
@@ -9781,7 +9781,7 @@
         <w:pStyle w:val="Heading2"/>
         <w:rPr/>
       </w:pPr>
-      <w:bookmarkStart w:id="22" w:name="__RefHeading___Toc10413_4049217194"/>
+      <w:bookmarkStart w:id="22" w:name="__RefHeading___Toc10413_3199679052"/>
       <w:bookmarkEnd w:id="22"/>
       <w:r>
         <w:rPr>
@@ -10073,7 +10073,7 @@
         <w:pStyle w:val="Heading2"/>
         <w:rPr/>
       </w:pPr>
-      <w:bookmarkStart w:id="23" w:name="__RefHeading___Toc10415_4049217194"/>
+      <w:bookmarkStart w:id="23" w:name="__RefHeading___Toc10415_3199679052"/>
       <w:bookmarkEnd w:id="23"/>
       <w:r>
         <w:rPr>
@@ -10341,7 +10341,7 @@
         <w:pStyle w:val="Heading2"/>
         <w:rPr/>
       </w:pPr>
-      <w:bookmarkStart w:id="24" w:name="__RefHeading___Toc10417_4049217194"/>
+      <w:bookmarkStart w:id="24" w:name="__RefHeading___Toc10417_3199679052"/>
       <w:bookmarkEnd w:id="24"/>
       <w:r>
         <w:rPr>
@@ -10614,7 +10614,7 @@
         <w:pStyle w:val="Heading2"/>
         <w:rPr/>
       </w:pPr>
-      <w:bookmarkStart w:id="25" w:name="__RefHeading___Toc10419_4049217194"/>
+      <w:bookmarkStart w:id="25" w:name="__RefHeading___Toc10419_3199679052"/>
       <w:bookmarkEnd w:id="25"/>
       <w:r>
         <w:rPr>
@@ -10839,7 +10839,7 @@
         <w:pStyle w:val="Heading2"/>
         <w:rPr/>
       </w:pPr>
-      <w:bookmarkStart w:id="26" w:name="__RefHeading___Toc10421_4049217194"/>
+      <w:bookmarkStart w:id="26" w:name="__RefHeading___Toc10421_3199679052"/>
       <w:bookmarkEnd w:id="26"/>
       <w:r>
         <w:rPr>
@@ -10961,7 +10961,7 @@
         <w:pStyle w:val="Heading1"/>
         <w:rPr/>
       </w:pPr>
-      <w:bookmarkStart w:id="27" w:name="__RefHeading___Toc10423_4049217194"/>
+      <w:bookmarkStart w:id="27" w:name="__RefHeading___Toc10423_3199679052"/>
       <w:bookmarkEnd w:id="27"/>
       <w:r>
         <w:rPr>
@@ -10978,7 +10978,7 @@
         <w:pStyle w:val="Heading2"/>
         <w:rPr/>
       </w:pPr>
-      <w:bookmarkStart w:id="28" w:name="__RefHeading___Toc10425_4049217194"/>
+      <w:bookmarkStart w:id="28" w:name="__RefHeading___Toc10425_3199679052"/>
       <w:bookmarkEnd w:id="28"/>
       <w:r>
         <w:rPr>
@@ -12396,7 +12396,7 @@
         <w:pStyle w:val="Heading2"/>
         <w:rPr/>
       </w:pPr>
-      <w:bookmarkStart w:id="29" w:name="__RefHeading___Toc10427_4049217194"/>
+      <w:bookmarkStart w:id="29" w:name="__RefHeading___Toc10427_3199679052"/>
       <w:bookmarkEnd w:id="29"/>
       <w:r>
         <w:rPr>
@@ -12470,7 +12470,7 @@
         <w:pStyle w:val="Heading2"/>
         <w:rPr/>
       </w:pPr>
-      <w:bookmarkStart w:id="30" w:name="__RefHeading___Toc10429_4049217194"/>
+      <w:bookmarkStart w:id="30" w:name="__RefHeading___Toc10429_3199679052"/>
       <w:bookmarkEnd w:id="30"/>
       <w:r>
         <w:rPr>
@@ -12563,7 +12563,7 @@
         <w:pStyle w:val="Heading2"/>
         <w:rPr/>
       </w:pPr>
-      <w:bookmarkStart w:id="31" w:name="__RefHeading___Toc10431_4049217194"/>
+      <w:bookmarkStart w:id="31" w:name="__RefHeading___Toc10431_3199679052"/>
       <w:bookmarkEnd w:id="31"/>
       <w:r>
         <w:rPr>
@@ -12678,7 +12678,7 @@
         <w:pStyle w:val="Heading1"/>
         <w:rPr/>
       </w:pPr>
-      <w:bookmarkStart w:id="32" w:name="__RefHeading___Toc10433_4049217194"/>
+      <w:bookmarkStart w:id="32" w:name="__RefHeading___Toc10433_3199679052"/>
       <w:bookmarkEnd w:id="32"/>
       <w:r>
         <w:rPr>
@@ -12710,7 +12710,7 @@
         <w:pStyle w:val="Heading2"/>
         <w:rPr/>
       </w:pPr>
-      <w:bookmarkStart w:id="33" w:name="__RefHeading___Toc10435_4049217194"/>
+      <w:bookmarkStart w:id="33" w:name="__RefHeading___Toc10435_3199679052"/>
       <w:bookmarkEnd w:id="33"/>
       <w:r>
         <w:rPr>
@@ -12822,7 +12822,7 @@
         <w:pStyle w:val="Heading2"/>
         <w:rPr/>
       </w:pPr>
-      <w:bookmarkStart w:id="34" w:name="__RefHeading___Toc10437_4049217194"/>
+      <w:bookmarkStart w:id="34" w:name="__RefHeading___Toc10437_3199679052"/>
       <w:bookmarkEnd w:id="34"/>
       <w:r>
         <w:rPr>
@@ -12934,7 +12934,7 @@
         <w:pStyle w:val="Heading2"/>
         <w:rPr/>
       </w:pPr>
-      <w:bookmarkStart w:id="35" w:name="__RefHeading___Toc10439_4049217194"/>
+      <w:bookmarkStart w:id="35" w:name="__RefHeading___Toc10439_3199679052"/>
       <w:bookmarkEnd w:id="35"/>
       <w:r>
         <w:rPr>
@@ -13030,7 +13030,7 @@
         <w:pStyle w:val="Heading1"/>
         <w:rPr/>
       </w:pPr>
-      <w:bookmarkStart w:id="36" w:name="__RefHeading___Toc10441_4049217194"/>
+      <w:bookmarkStart w:id="36" w:name="__RefHeading___Toc10441_3199679052"/>
       <w:bookmarkEnd w:id="36"/>
       <w:r>
         <w:rPr>
@@ -13047,7 +13047,7 @@
         <w:pStyle w:val="Heading2"/>
         <w:rPr/>
       </w:pPr>
-      <w:bookmarkStart w:id="37" w:name="__RefHeading___Toc10443_4049217194"/>
+      <w:bookmarkStart w:id="37" w:name="__RefHeading___Toc10443_3199679052"/>
       <w:bookmarkEnd w:id="37"/>
       <w:r>
         <w:rPr>
@@ -15492,7 +15492,7 @@
         <w:pStyle w:val="Heading2"/>
         <w:rPr/>
       </w:pPr>
-      <w:bookmarkStart w:id="38" w:name="__RefHeading___Toc10445_4049217194"/>
+      <w:bookmarkStart w:id="38" w:name="__RefHeading___Toc10445_3199679052"/>
       <w:bookmarkEnd w:id="38"/>
       <w:r>
         <w:rPr>
@@ -16000,7 +16000,7 @@
       <w:r>
         <w:br w:type="page"/>
       </w:r>
-      <w:bookmarkStart w:id="39" w:name="__RefHeading___Toc10447_4049217194"/>
+      <w:bookmarkStart w:id="39" w:name="__RefHeading___Toc10447_3199679052"/>
       <w:bookmarkEnd w:id="39"/>
       <w:r>
         <w:rPr>
@@ -16017,7 +16017,7 @@
         <w:pStyle w:val="Heading2"/>
         <w:rPr/>
       </w:pPr>
-      <w:bookmarkStart w:id="40" w:name="__RefHeading___Toc10449_4049217194"/>
+      <w:bookmarkStart w:id="40" w:name="__RefHeading___Toc10449_3199679052"/>
       <w:bookmarkEnd w:id="40"/>
       <w:r>
         <w:rPr>
@@ -16091,7 +16091,7 @@
         <w:pStyle w:val="Heading2"/>
         <w:rPr/>
       </w:pPr>
-      <w:bookmarkStart w:id="41" w:name="__RefHeading___Toc10451_4049217194"/>
+      <w:bookmarkStart w:id="41" w:name="__RefHeading___Toc10451_3199679052"/>
       <w:bookmarkEnd w:id="41"/>
       <w:r>
         <w:rPr>
@@ -16182,7 +16182,7 @@
           <w:spacing w:val="0"/>
         </w:rPr>
       </w:pPr>
-      <w:bookmarkStart w:id="42" w:name="__RefHeading___Toc10453_4049217194"/>
+      <w:bookmarkStart w:id="42" w:name="__RefHeading___Toc10453_3199679052"/>
       <w:bookmarkStart w:id="43" w:name="_Toc233203395"/>
       <w:bookmarkEnd w:id="42"/>
       <w:r>

--- a/docs/package/01_Sales/iNXT_BrokerVerse_Demo_Script.docx
+++ b/docs/package/01_Sales/iNXT_BrokerVerse_Demo_Script.docx
@@ -10,7 +10,7 @@
       <w:r>
         <w:rPr/>
         <w:drawing>
-          <wp:anchor behindDoc="1" distT="0" distB="0" distL="0" distR="0" simplePos="0" locked="0" layoutInCell="0" allowOverlap="1" relativeHeight="25">
+          <wp:anchor behindDoc="1" distT="0" distB="0" distL="0" distR="0" simplePos="0" locked="0" layoutInCell="0" allowOverlap="1" relativeHeight="30">
             <wp:simplePos x="0" y="0"/>
             <wp:positionH relativeFrom="margin">
               <wp:posOffset>-914400</wp:posOffset>
@@ -55,7 +55,7 @@
           </wp:anchor>
         </w:drawing>
         <w:drawing>
-          <wp:anchor behindDoc="1" distT="0" distB="0" distL="0" distR="0" simplePos="0" locked="0" layoutInCell="0" allowOverlap="1" relativeHeight="36">
+          <wp:anchor behindDoc="1" distT="0" distB="0" distL="0" distR="0" simplePos="0" locked="0" layoutInCell="0" allowOverlap="1" relativeHeight="41">
             <wp:simplePos x="0" y="0"/>
             <wp:positionH relativeFrom="margin">
               <wp:align>center</wp:align>
@@ -111,7 +111,7 @@
         <mc:AlternateContent>
           <mc:Choice Requires="wps">
             <w:drawing>
-              <wp:anchor behindDoc="0" distT="45720" distB="45720" distL="114300" distR="114300" simplePos="0" locked="0" layoutInCell="0" allowOverlap="1" relativeHeight="26" wp14:anchorId="3D43415C">
+              <wp:anchor behindDoc="0" distT="45720" distB="45720" distL="114300" distR="114300" simplePos="0" locked="0" layoutInCell="0" allowOverlap="1" relativeHeight="31" wp14:anchorId="3D43415C">
                 <wp:simplePos x="0" y="0"/>
                 <wp:positionH relativeFrom="page">
                   <wp:posOffset>194310</wp:posOffset>
@@ -226,7 +226,7 @@
         <mc:AlternateContent>
           <mc:Choice Requires="wps">
             <w:drawing>
-              <wp:anchor behindDoc="0" distT="45720" distB="45720" distL="113030" distR="114935" simplePos="0" locked="0" layoutInCell="0" allowOverlap="1" relativeHeight="28" wp14:anchorId="58C23128">
+              <wp:anchor behindDoc="0" distT="45720" distB="45720" distL="113030" distR="114935" simplePos="0" locked="0" layoutInCell="0" allowOverlap="1" relativeHeight="33" wp14:anchorId="58C23128">
                 <wp:simplePos x="0" y="0"/>
                 <wp:positionH relativeFrom="page">
                   <wp:posOffset>3094990</wp:posOffset>
@@ -285,7 +285,7 @@
                                 <w:bCs/>
                                 <w:color w:val="1D74BA"/>
                               </w:rPr>
-                              <w:t>1.0</w:t>
+                              <w:t>1.1</w:t>
                             </w:r>
                           </w:p>
                         </w:txbxContent>
@@ -328,7 +328,7 @@
                           <w:bCs/>
                           <w:color w:val="1D74BA"/>
                         </w:rPr>
-                        <w:t>1.0</w:t>
+                        <w:t>1.1</w:t>
                       </w:r>
                     </w:p>
                   </w:txbxContent>
@@ -341,7 +341,7 @@
         <mc:AlternateContent>
           <mc:Choice Requires="wps">
             <w:drawing>
-              <wp:anchor behindDoc="0" distT="45720" distB="45720" distL="114300" distR="113665" simplePos="0" locked="0" layoutInCell="0" allowOverlap="1" relativeHeight="30" wp14:anchorId="1BF25123">
+              <wp:anchor behindDoc="0" distT="45720" distB="45720" distL="114300" distR="113665" simplePos="0" locked="0" layoutInCell="0" allowOverlap="1" relativeHeight="35" wp14:anchorId="1BF25123">
                 <wp:simplePos x="0" y="0"/>
                 <wp:positionH relativeFrom="page">
                   <wp:posOffset>4992370</wp:posOffset>
@@ -400,7 +400,7 @@
                                 <w:bCs/>
                                 <w:color w:val="1D74BA"/>
                               </w:rPr>
-                              <w:t>03 October 2026</w:t>
+                              <w:t>04 October 2026</w:t>
                             </w:r>
                           </w:p>
                         </w:txbxContent>
@@ -443,7 +443,7 @@
                           <w:bCs/>
                           <w:color w:val="1D74BA"/>
                         </w:rPr>
-                        <w:t>03 October 2026</w:t>
+                        <w:t>04 October 2026</w:t>
                       </w:r>
                     </w:p>
                   </w:txbxContent>
@@ -456,7 +456,7 @@
         <mc:AlternateContent>
           <mc:Choice Requires="wps">
             <w:drawing>
-              <wp:anchor behindDoc="0" distT="45720" distB="46355" distL="114300" distR="114300" simplePos="0" locked="0" layoutInCell="0" allowOverlap="1" relativeHeight="32" wp14:anchorId="01DE2BF4">
+              <wp:anchor behindDoc="0" distT="45720" distB="46355" distL="114300" distR="114300" simplePos="0" locked="0" layoutInCell="0" allowOverlap="1" relativeHeight="37" wp14:anchorId="01DE2BF4">
                 <wp:simplePos x="0" y="0"/>
                 <wp:positionH relativeFrom="margin">
                   <wp:align>center</wp:align>
@@ -601,7 +601,7 @@
         <mc:AlternateContent>
           <mc:Choice Requires="wps">
             <w:drawing>
-              <wp:anchor behindDoc="0" distT="45720" distB="50800" distL="114300" distR="114300" simplePos="0" locked="0" layoutInCell="0" allowOverlap="1" relativeHeight="34" wp14:anchorId="204C02CC">
+              <wp:anchor behindDoc="0" distT="45720" distB="50800" distL="114300" distR="114300" simplePos="0" locked="0" layoutInCell="0" allowOverlap="1" relativeHeight="39" wp14:anchorId="204C02CC">
                 <wp:simplePos x="0" y="0"/>
                 <wp:positionH relativeFrom="margin">
                   <wp:align>center</wp:align>
@@ -789,7 +789,7 @@
             </w:rPr>
             <w:fldChar w:fldCharType="separate"/>
           </w:r>
-          <w:hyperlink w:anchor="__RefHeading___Toc10377_3199679052">
+          <w:hyperlink w:anchor="__RefHeading___Toc2632_1360963153">
             <w:r>
               <w:rPr>
                 <w:webHidden/>
@@ -824,7 +824,7 @@
             </w:tabs>
             <w:rPr/>
           </w:pPr>
-          <w:hyperlink w:anchor="__RefHeading___Toc10379_3199679052">
+          <w:hyperlink w:anchor="__RefHeading___Toc2634_1360963153">
             <w:r>
               <w:rPr>
                 <w:webHidden/>
@@ -853,7 +853,7 @@
             </w:tabs>
             <w:rPr/>
           </w:pPr>
-          <w:hyperlink w:anchor="__RefHeading___Toc10381_3199679052">
+          <w:hyperlink w:anchor="__RefHeading___Toc2636_1360963153">
             <w:r>
               <w:rPr>
                 <w:webHidden/>
@@ -875,7 +875,7 @@
             </w:tabs>
             <w:rPr/>
           </w:pPr>
-          <w:hyperlink w:anchor="__RefHeading___Toc10383_3199679052">
+          <w:hyperlink w:anchor="__RefHeading___Toc2638_1360963153">
             <w:r>
               <w:rPr>
                 <w:webHidden/>
@@ -897,7 +897,7 @@
             </w:tabs>
             <w:rPr/>
           </w:pPr>
-          <w:hyperlink w:anchor="__RefHeading___Toc10385_3199679052">
+          <w:hyperlink w:anchor="__RefHeading___Toc2640_1360963153">
             <w:r>
               <w:rPr>
                 <w:webHidden/>
@@ -905,7 +905,7 @@
               </w:rPr>
               <w:t>3.2 Who presents</w:t>
               <w:tab/>
-              <w:t>5</w:t>
+              <w:t>6</w:t>
             </w:r>
           </w:hyperlink>
         </w:p>
@@ -919,7 +919,7 @@
             </w:tabs>
             <w:rPr/>
           </w:pPr>
-          <w:hyperlink w:anchor="__RefHeading___Toc10387_3199679052">
+          <w:hyperlink w:anchor="__RefHeading___Toc2642_1360963153">
             <w:r>
               <w:rPr>
                 <w:webHidden/>
@@ -927,7 +927,7 @@
               </w:rPr>
               <w:t>3.3 The demo environment</w:t>
               <w:tab/>
-              <w:t>5</w:t>
+              <w:t>6</w:t>
             </w:r>
           </w:hyperlink>
         </w:p>
@@ -941,7 +941,7 @@
             </w:tabs>
             <w:rPr/>
           </w:pPr>
-          <w:hyperlink w:anchor="__RefHeading___Toc10389_3199679052">
+          <w:hyperlink w:anchor="__RefHeading___Toc2644_1360963153">
             <w:r>
               <w:rPr>
                 <w:webHidden/>
@@ -949,7 +949,7 @@
               </w:rPr>
               <w:t>4. Demo logins</w:t>
               <w:tab/>
-              <w:t>6</w:t>
+              <w:t>7</w:t>
             </w:r>
           </w:hyperlink>
         </w:p>
@@ -963,7 +963,7 @@
             </w:tabs>
             <w:rPr/>
           </w:pPr>
-          <w:hyperlink w:anchor="__RefHeading___Toc10391_3199679052">
+          <w:hyperlink w:anchor="__RefHeading___Toc2646_1360963153">
             <w:r>
               <w:rPr>
                 <w:webHidden/>
@@ -971,7 +971,7 @@
               </w:rPr>
               <w:t>4.1 Persona users</w:t>
               <w:tab/>
-              <w:t>6</w:t>
+              <w:t>7</w:t>
             </w:r>
           </w:hyperlink>
         </w:p>
@@ -985,7 +985,7 @@
             </w:tabs>
             <w:rPr/>
           </w:pPr>
-          <w:hyperlink w:anchor="__RefHeading___Toc10393_3199679052">
+          <w:hyperlink w:anchor="__RefHeading___Toc2648_1360963153">
             <w:r>
               <w:rPr>
                 <w:webHidden/>
@@ -993,7 +993,7 @@
               </w:rPr>
               <w:t>4.2 Browser set-up</w:t>
               <w:tab/>
-              <w:t>6</w:t>
+              <w:t>7</w:t>
             </w:r>
           </w:hyperlink>
         </w:p>
@@ -1007,7 +1007,7 @@
             </w:tabs>
             <w:rPr/>
           </w:pPr>
-          <w:hyperlink w:anchor="__RefHeading___Toc10395_3199679052">
+          <w:hyperlink w:anchor="__RefHeading___Toc2650_1360963153">
             <w:r>
               <w:rPr>
                 <w:webHidden/>
@@ -1015,7 +1015,7 @@
               </w:rPr>
               <w:t>4.3 Checks the day before</w:t>
               <w:tab/>
-              <w:t>6</w:t>
+              <w:t>7</w:t>
             </w:r>
           </w:hyperlink>
         </w:p>
@@ -1029,7 +1029,7 @@
             </w:tabs>
             <w:rPr/>
           </w:pPr>
-          <w:hyperlink w:anchor="__RefHeading___Toc10397_3199679052">
+          <w:hyperlink w:anchor="__RefHeading___Toc2652_1360963153">
             <w:r>
               <w:rPr>
                 <w:webHidden/>
@@ -1037,7 +1037,7 @@
               </w:rPr>
               <w:t>5. Full demonstration: 60 minutes</w:t>
               <w:tab/>
-              <w:t>8</w:t>
+              <w:t>9</w:t>
             </w:r>
           </w:hyperlink>
         </w:p>
@@ -1051,7 +1051,7 @@
             </w:tabs>
             <w:rPr/>
           </w:pPr>
-          <w:hyperlink w:anchor="__RefHeading___Toc10399_3199679052">
+          <w:hyperlink w:anchor="__RefHeading___Toc2654_1360963153">
             <w:r>
               <w:rPr>
                 <w:webHidden/>
@@ -1059,7 +1059,7 @@
               </w:rPr>
               <w:t>5.1 Running order</w:t>
               <w:tab/>
-              <w:t>8</w:t>
+              <w:t>9</w:t>
             </w:r>
           </w:hyperlink>
         </w:p>
@@ -1073,7 +1073,7 @@
             </w:tabs>
             <w:rPr/>
           </w:pPr>
-          <w:hyperlink w:anchor="__RefHeading___Toc10401_3199679052">
+          <w:hyperlink w:anchor="__RefHeading___Toc2656_1360963153">
             <w:r>
               <w:rPr>
                 <w:webHidden/>
@@ -1081,7 +1081,7 @@
               </w:rPr>
               <w:t>5.2 0:00 Opening (5 minutes)</w:t>
               <w:tab/>
-              <w:t>8</w:t>
+              <w:t>9</w:t>
             </w:r>
           </w:hyperlink>
         </w:p>
@@ -1095,7 +1095,7 @@
             </w:tabs>
             <w:rPr/>
           </w:pPr>
-          <w:hyperlink w:anchor="__RefHeading___Toc10403_3199679052">
+          <w:hyperlink w:anchor="__RefHeading___Toc2658_1360963153">
             <w:r>
               <w:rPr>
                 <w:webHidden/>
@@ -1103,7 +1103,7 @@
               </w:rPr>
               <w:t>5.3 0:05 The broker at a glance (4 minutes)</w:t>
               <w:tab/>
-              <w:t>8</w:t>
+              <w:t>10</w:t>
             </w:r>
           </w:hyperlink>
         </w:p>
@@ -1117,7 +1117,7 @@
             </w:tabs>
             <w:rPr/>
           </w:pPr>
-          <w:hyperlink w:anchor="__RefHeading___Toc10405_3199679052">
+          <w:hyperlink w:anchor="__RefHeading___Toc2660_1360963153">
             <w:r>
               <w:rPr>
                 <w:webHidden/>
@@ -1125,7 +1125,7 @@
               </w:rPr>
               <w:t>5.4 0:09 Prospect and quotation (6 minutes)</w:t>
               <w:tab/>
-              <w:t>9</w:t>
+              <w:t>10</w:t>
             </w:r>
           </w:hyperlink>
         </w:p>
@@ -1139,7 +1139,7 @@
             </w:tabs>
             <w:rPr/>
           </w:pPr>
-          <w:hyperlink w:anchor="__RefHeading___Toc10407_3199679052">
+          <w:hyperlink w:anchor="__RefHeading___Toc2662_1360963153">
             <w:r>
               <w:rPr>
                 <w:webHidden/>
@@ -1147,7 +1147,7 @@
               </w:rPr>
               <w:t>5.5 0:15 Placement (8 minutes)</w:t>
               <w:tab/>
-              <w:t>10</w:t>
+              <w:t>11</w:t>
             </w:r>
           </w:hyperlink>
         </w:p>
@@ -1161,7 +1161,7 @@
             </w:tabs>
             <w:rPr/>
           </w:pPr>
-          <w:hyperlink w:anchor="__RefHeading___Toc10409_3199679052">
+          <w:hyperlink w:anchor="__RefHeading___Toc2664_1360963153">
             <w:r>
               <w:rPr>
                 <w:webHidden/>
@@ -1169,7 +1169,7 @@
               </w:rPr>
               <w:t>5.6 0:23 Servicing and claims (6 minutes)</w:t>
               <w:tab/>
-              <w:t>10</w:t>
+              <w:t>12</w:t>
             </w:r>
           </w:hyperlink>
         </w:p>
@@ -1183,7 +1183,7 @@
             </w:tabs>
             <w:rPr/>
           </w:pPr>
-          <w:hyperlink w:anchor="__RefHeading___Toc10411_3199679052">
+          <w:hyperlink w:anchor="__RefHeading___Toc2666_1360963153">
             <w:r>
               <w:rPr>
                 <w:webHidden/>
@@ -1191,7 +1191,7 @@
               </w:rPr>
               <w:t>5.7 0:29 Renewals (4 minutes)</w:t>
               <w:tab/>
-              <w:t>11</w:t>
+              <w:t>12</w:t>
             </w:r>
           </w:hyperlink>
         </w:p>
@@ -1205,7 +1205,7 @@
             </w:tabs>
             <w:rPr/>
           </w:pPr>
-          <w:hyperlink w:anchor="__RefHeading___Toc10413_3199679052">
+          <w:hyperlink w:anchor="__RefHeading___Toc2668_1360963153">
             <w:r>
               <w:rPr>
                 <w:webHidden/>
@@ -1213,7 +1213,7 @@
               </w:rPr>
               <w:t>5.8 0:33 Money in (6 minutes)</w:t>
               <w:tab/>
-              <w:t>12</w:t>
+              <w:t>13</w:t>
             </w:r>
           </w:hyperlink>
         </w:p>
@@ -1227,7 +1227,7 @@
             </w:tabs>
             <w:rPr/>
           </w:pPr>
-          <w:hyperlink w:anchor="__RefHeading___Toc10415_3199679052">
+          <w:hyperlink w:anchor="__RefHeading___Toc2670_1360963153">
             <w:r>
               <w:rPr>
                 <w:webHidden/>
@@ -1235,7 +1235,7 @@
               </w:rPr>
               <w:t>5.9 0:39 Money out (6 minutes)</w:t>
               <w:tab/>
-              <w:t>12</w:t>
+              <w:t>13</w:t>
             </w:r>
           </w:hyperlink>
         </w:p>
@@ -1249,7 +1249,7 @@
             </w:tabs>
             <w:rPr/>
           </w:pPr>
-          <w:hyperlink w:anchor="__RefHeading___Toc10417_3199679052">
+          <w:hyperlink w:anchor="__RefHeading___Toc2672_1360963153">
             <w:r>
               <w:rPr>
                 <w:webHidden/>
@@ -1257,7 +1257,7 @@
               </w:rPr>
               <w:t>5.10 0:45 Close and tax (6 minutes)</w:t>
               <w:tab/>
-              <w:t>13</w:t>
+              <w:t>14</w:t>
             </w:r>
           </w:hyperlink>
         </w:p>
@@ -1271,7 +1271,7 @@
             </w:tabs>
             <w:rPr/>
           </w:pPr>
-          <w:hyperlink w:anchor="__RefHeading___Toc10419_3199679052">
+          <w:hyperlink w:anchor="__RefHeading___Toc2674_1360963153">
             <w:r>
               <w:rPr>
                 <w:webHidden/>
@@ -1279,7 +1279,7 @@
               </w:rPr>
               <w:t>5.11 0:51 Controls and data privacy (4 minutes)</w:t>
               <w:tab/>
-              <w:t>14</w:t>
+              <w:t>15</w:t>
             </w:r>
           </w:hyperlink>
         </w:p>
@@ -1293,7 +1293,7 @@
             </w:tabs>
             <w:rPr/>
           </w:pPr>
-          <w:hyperlink w:anchor="__RefHeading___Toc10421_3199679052">
+          <w:hyperlink w:anchor="__RefHeading___Toc2676_1360963153">
             <w:r>
               <w:rPr>
                 <w:webHidden/>
@@ -1301,7 +1301,7 @@
               </w:rPr>
               <w:t>5.12 0:55 Close (5 minutes)</w:t>
               <w:tab/>
-              <w:t>14</w:t>
+              <w:t>16</w:t>
             </w:r>
           </w:hyperlink>
         </w:p>
@@ -1315,7 +1315,7 @@
             </w:tabs>
             <w:rPr/>
           </w:pPr>
-          <w:hyperlink w:anchor="__RefHeading___Toc10423_3199679052">
+          <w:hyperlink w:anchor="__RefHeading___Toc2678_1360963153">
             <w:r>
               <w:rPr>
                 <w:webHidden/>
@@ -1323,7 +1323,7 @@
               </w:rPr>
               <w:t>6. Short demonstration: 30 minutes</w:t>
               <w:tab/>
-              <w:t>16</w:t>
+              <w:t>17</w:t>
             </w:r>
           </w:hyperlink>
         </w:p>
@@ -1337,7 +1337,7 @@
             </w:tabs>
             <w:rPr/>
           </w:pPr>
-          <w:hyperlink w:anchor="__RefHeading___Toc10425_3199679052">
+          <w:hyperlink w:anchor="__RefHeading___Toc2680_1360963153">
             <w:r>
               <w:rPr>
                 <w:webHidden/>
@@ -1345,7 +1345,7 @@
               </w:rPr>
               <w:t>6.1 Running order</w:t>
               <w:tab/>
-              <w:t>16</w:t>
+              <w:t>17</w:t>
             </w:r>
           </w:hyperlink>
         </w:p>
@@ -1359,7 +1359,7 @@
             </w:tabs>
             <w:rPr/>
           </w:pPr>
-          <w:hyperlink w:anchor="__RefHeading___Toc10427_3199679052">
+          <w:hyperlink w:anchor="__RefHeading___Toc2682_1360963153">
             <w:r>
               <w:rPr>
                 <w:webHidden/>
@@ -1367,7 +1367,7 @@
               </w:rPr>
               <w:t>6.2 What to leave out</w:t>
               <w:tab/>
-              <w:t>16</w:t>
+              <w:t>17</w:t>
             </w:r>
           </w:hyperlink>
         </w:p>
@@ -1381,7 +1381,7 @@
             </w:tabs>
             <w:rPr/>
           </w:pPr>
-          <w:hyperlink w:anchor="__RefHeading___Toc10429_3199679052">
+          <w:hyperlink w:anchor="__RefHeading___Toc2684_1360963153">
             <w:r>
               <w:rPr>
                 <w:webHidden/>
@@ -1389,7 +1389,7 @@
               </w:rPr>
               <w:t>6.3 What to keep</w:t>
               <w:tab/>
-              <w:t>16</w:t>
+              <w:t>17</w:t>
             </w:r>
           </w:hyperlink>
         </w:p>
@@ -1403,7 +1403,7 @@
             </w:tabs>
             <w:rPr/>
           </w:pPr>
-          <w:hyperlink w:anchor="__RefHeading___Toc10431_3199679052">
+          <w:hyperlink w:anchor="__RefHeading___Toc2686_1360963153">
             <w:r>
               <w:rPr>
                 <w:webHidden/>
@@ -1411,7 +1411,7 @@
               </w:rPr>
               <w:t>6.4 Talking points for an owner or a CFO</w:t>
               <w:tab/>
-              <w:t>16</w:t>
+              <w:t>17</w:t>
             </w:r>
           </w:hyperlink>
         </w:p>
@@ -1425,15 +1425,15 @@
             </w:tabs>
             <w:rPr/>
           </w:pPr>
-          <w:hyperlink w:anchor="__RefHeading___Toc10433_3199679052">
+          <w:hyperlink w:anchor="__RefHeading___Toc2688_1360963153">
             <w:r>
               <w:rPr>
                 <w:webHidden/>
                 <w:rStyle w:val="IndexLink"/>
               </w:rPr>
-              <w:t>7. Discovery questions</w:t>
+              <w:t>7. Optional segments</w:t>
               <w:tab/>
-              <w:t>18</w:t>
+              <w:t>19</w:t>
             </w:r>
           </w:hyperlink>
         </w:p>
@@ -1447,15 +1447,15 @@
             </w:tabs>
             <w:rPr/>
           </w:pPr>
-          <w:hyperlink w:anchor="__RefHeading___Toc10435_3199679052">
+          <w:hyperlink w:anchor="__RefHeading___Toc2690_1360963153">
             <w:r>
               <w:rPr>
                 <w:webHidden/>
                 <w:rStyle w:val="IndexLink"/>
               </w:rPr>
-              <w:t>7.1 Business and volumes</w:t>
+              <w:t>7.1 My Work (4 minutes)</w:t>
               <w:tab/>
-              <w:t>18</w:t>
+              <w:t>19</w:t>
             </w:r>
           </w:hyperlink>
         </w:p>
@@ -1469,15 +1469,15 @@
             </w:tabs>
             <w:rPr/>
           </w:pPr>
-          <w:hyperlink w:anchor="__RefHeading___Toc10437_3199679052">
+          <w:hyperlink w:anchor="__RefHeading___Toc2692_1360963153">
             <w:r>
               <w:rPr>
                 <w:webHidden/>
                 <w:rStyle w:val="IndexLink"/>
               </w:rPr>
-              <w:t>7.2 Process and pain</w:t>
+              <w:t>7.2 Anti-money laundering (6 minutes)</w:t>
               <w:tab/>
-              <w:t>18</w:t>
+              <w:t>19</w:t>
             </w:r>
           </w:hyperlink>
         </w:p>
@@ -1491,15 +1491,125 @@
             </w:tabs>
             <w:rPr/>
           </w:pPr>
-          <w:hyperlink w:anchor="__RefHeading___Toc10439_3199679052">
+          <w:hyperlink w:anchor="__RefHeading___Toc2694_1360963153">
             <w:r>
               <w:rPr>
                 <w:webHidden/>
                 <w:rStyle w:val="IndexLink"/>
               </w:rPr>
-              <w:t>7.3 Decision</w:t>
+              <w:t>7.3 Insurance Commission registers (5 minutes)</w:t>
               <w:tab/>
-              <w:t>18</w:t>
+              <w:t>20</w:t>
+            </w:r>
+          </w:hyperlink>
+        </w:p>
+        <w:p>
+          <w:pPr>
+            <w:pStyle w:val="TOC2"/>
+            <w:tabs>
+              <w:tab w:val="clear" w:pos="900"/>
+              <w:tab w:val="clear" w:pos="9350"/>
+              <w:tab w:val="right" w:pos="9025" w:leader="dot"/>
+            </w:tabs>
+            <w:rPr/>
+          </w:pPr>
+          <w:hyperlink w:anchor="__RefHeading___Toc2696_1360963153">
+            <w:r>
+              <w:rPr>
+                <w:webHidden/>
+                <w:rStyle w:val="IndexLink"/>
+              </w:rPr>
+              <w:t>7.4 BIR forms and EOPT invoicing (6 minutes)</w:t>
+              <w:tab/>
+              <w:t>20</w:t>
+            </w:r>
+          </w:hyperlink>
+        </w:p>
+        <w:p>
+          <w:pPr>
+            <w:pStyle w:val="TOC2"/>
+            <w:tabs>
+              <w:tab w:val="clear" w:pos="900"/>
+              <w:tab w:val="clear" w:pos="9350"/>
+              <w:tab w:val="right" w:pos="9025" w:leader="dot"/>
+            </w:tabs>
+            <w:rPr/>
+          </w:pPr>
+          <w:hyperlink w:anchor="__RefHeading___Toc2698_1360963153">
+            <w:r>
+              <w:rPr>
+                <w:webHidden/>
+                <w:rStyle w:val="IndexLink"/>
+              </w:rPr>
+              <w:t>7.5 Integrations (5 minutes)</w:t>
+              <w:tab/>
+              <w:t>21</w:t>
+            </w:r>
+          </w:hyperlink>
+        </w:p>
+        <w:p>
+          <w:pPr>
+            <w:pStyle w:val="TOC2"/>
+            <w:tabs>
+              <w:tab w:val="clear" w:pos="900"/>
+              <w:tab w:val="clear" w:pos="9350"/>
+              <w:tab w:val="right" w:pos="9025" w:leader="dot"/>
+            </w:tabs>
+            <w:rPr/>
+          </w:pPr>
+          <w:hyperlink w:anchor="__RefHeading___Toc2700_1360963153">
+            <w:r>
+              <w:rPr>
+                <w:webHidden/>
+                <w:rStyle w:val="IndexLink"/>
+              </w:rPr>
+              <w:t>7.6 Dealer programmes (5 minutes)</w:t>
+              <w:tab/>
+              <w:t>21</w:t>
+            </w:r>
+          </w:hyperlink>
+        </w:p>
+        <w:p>
+          <w:pPr>
+            <w:pStyle w:val="TOC2"/>
+            <w:tabs>
+              <w:tab w:val="clear" w:pos="900"/>
+              <w:tab w:val="clear" w:pos="9350"/>
+              <w:tab w:val="right" w:pos="9025" w:leader="dot"/>
+            </w:tabs>
+            <w:rPr/>
+          </w:pPr>
+          <w:hyperlink w:anchor="__RefHeading___Toc2702_1360963153">
+            <w:r>
+              <w:rPr>
+                <w:webHidden/>
+                <w:rStyle w:val="IndexLink"/>
+              </w:rPr>
+              <w:t>7.7 Branding (3 minutes)</w:t>
+              <w:tab/>
+              <w:t>21</w:t>
+            </w:r>
+          </w:hyperlink>
+        </w:p>
+        <w:p>
+          <w:pPr>
+            <w:pStyle w:val="TOC2"/>
+            <w:tabs>
+              <w:tab w:val="clear" w:pos="900"/>
+              <w:tab w:val="clear" w:pos="9350"/>
+              <w:tab w:val="right" w:pos="9025" w:leader="dot"/>
+            </w:tabs>
+            <w:rPr/>
+          </w:pPr>
+          <w:hyperlink w:anchor="__RefHeading___Toc2704_1360963153">
+            <w:r>
+              <w:rPr>
+                <w:webHidden/>
+                <w:rStyle w:val="IndexLink"/>
+              </w:rPr>
+              <w:t>7.8 Report Builder (3 minutes)</w:t>
+              <w:tab/>
+              <w:t>22</w:t>
             </w:r>
           </w:hyperlink>
         </w:p>
@@ -1513,15 +1623,15 @@
             </w:tabs>
             <w:rPr/>
           </w:pPr>
-          <w:hyperlink w:anchor="__RefHeading___Toc10441_3199679052">
+          <w:hyperlink w:anchor="__RefHeading___Toc2706_1360963153">
             <w:r>
               <w:rPr>
                 <w:webHidden/>
                 <w:rStyle w:val="IndexLink"/>
               </w:rPr>
-              <w:t>8. Run sheet</w:t>
+              <w:t>8. Discovery questions</w:t>
               <w:tab/>
-              <w:t>19</w:t>
+              <w:t>23</w:t>
             </w:r>
           </w:hyperlink>
         </w:p>
@@ -1535,15 +1645,15 @@
             </w:tabs>
             <w:rPr/>
           </w:pPr>
-          <w:hyperlink w:anchor="__RefHeading___Toc10443_3199679052">
+          <w:hyperlink w:anchor="__RefHeading___Toc2708_1360963153">
             <w:r>
               <w:rPr>
                 <w:webHidden/>
                 <w:rStyle w:val="IndexLink"/>
               </w:rPr>
-              <w:t>8.1 Records to confirm the day before</w:t>
+              <w:t>8.1 Business and volumes</w:t>
               <w:tab/>
-              <w:t>19</w:t>
+              <w:t>23</w:t>
             </w:r>
           </w:hyperlink>
         </w:p>
@@ -1557,15 +1667,37 @@
             </w:tabs>
             <w:rPr/>
           </w:pPr>
-          <w:hyperlink w:anchor="__RefHeading___Toc10445_3199679052">
+          <w:hyperlink w:anchor="__RefHeading___Toc2710_1360963153">
             <w:r>
               <w:rPr>
                 <w:webHidden/>
                 <w:rStyle w:val="IndexLink"/>
               </w:rPr>
-              <w:t>8.2 If something goes wrong</w:t>
+              <w:t>8.2 Process and pain</w:t>
               <w:tab/>
-              <w:t>19</w:t>
+              <w:t>23</w:t>
+            </w:r>
+          </w:hyperlink>
+        </w:p>
+        <w:p>
+          <w:pPr>
+            <w:pStyle w:val="TOC2"/>
+            <w:tabs>
+              <w:tab w:val="clear" w:pos="900"/>
+              <w:tab w:val="clear" w:pos="9350"/>
+              <w:tab w:val="right" w:pos="9025" w:leader="dot"/>
+            </w:tabs>
+            <w:rPr/>
+          </w:pPr>
+          <w:hyperlink w:anchor="__RefHeading___Toc2712_1360963153">
+            <w:r>
+              <w:rPr>
+                <w:webHidden/>
+                <w:rStyle w:val="IndexLink"/>
+              </w:rPr>
+              <w:t>8.3 Decision</w:t>
+              <w:tab/>
+              <w:t>23</w:t>
             </w:r>
           </w:hyperlink>
         </w:p>
@@ -1579,15 +1711,15 @@
             </w:tabs>
             <w:rPr/>
           </w:pPr>
-          <w:hyperlink w:anchor="__RefHeading___Toc10447_3199679052">
+          <w:hyperlink w:anchor="__RefHeading___Toc2714_1360963153">
             <w:r>
               <w:rPr>
                 <w:webHidden/>
                 <w:rStyle w:val="IndexLink"/>
               </w:rPr>
-              <w:t>9. After the demonstration</w:t>
+              <w:t>9. Run sheet</w:t>
               <w:tab/>
-              <w:t>20</w:t>
+              <w:t>24</w:t>
             </w:r>
           </w:hyperlink>
         </w:p>
@@ -1601,15 +1733,15 @@
             </w:tabs>
             <w:rPr/>
           </w:pPr>
-          <w:hyperlink w:anchor="__RefHeading___Toc10449_3199679052">
+          <w:hyperlink w:anchor="__RefHeading___Toc2716_1360963153">
             <w:r>
               <w:rPr>
                 <w:webHidden/>
                 <w:rStyle w:val="IndexLink"/>
               </w:rPr>
-              <w:t>9.1 Within one working day</w:t>
+              <w:t>9.1 Records to confirm the day before</w:t>
               <w:tab/>
-              <w:t>20</w:t>
+              <w:t>24</w:t>
             </w:r>
           </w:hyperlink>
         </w:p>
@@ -1623,15 +1755,15 @@
             </w:tabs>
             <w:rPr/>
           </w:pPr>
-          <w:hyperlink w:anchor="__RefHeading___Toc10451_3199679052">
+          <w:hyperlink w:anchor="__RefHeading___Toc2718_1360963153">
             <w:r>
               <w:rPr>
                 <w:webHidden/>
                 <w:rStyle w:val="IndexLink"/>
               </w:rPr>
-              <w:t>9.2 Before the proposal</w:t>
+              <w:t>9.2 If something goes wrong</w:t>
               <w:tab/>
-              <w:t>20</w:t>
+              <w:t>24</w:t>
             </w:r>
           </w:hyperlink>
         </w:p>
@@ -1645,7 +1777,73 @@
             </w:tabs>
             <w:rPr/>
           </w:pPr>
-          <w:hyperlink w:anchor="__RefHeading___Toc10453_3199679052">
+          <w:hyperlink w:anchor="__RefHeading___Toc2720_1360963153">
+            <w:r>
+              <w:rPr>
+                <w:webHidden/>
+                <w:rStyle w:val="IndexLink"/>
+              </w:rPr>
+              <w:t>10. After the demonstration</w:t>
+              <w:tab/>
+              <w:t>25</w:t>
+            </w:r>
+          </w:hyperlink>
+        </w:p>
+        <w:p>
+          <w:pPr>
+            <w:pStyle w:val="TOC2"/>
+            <w:tabs>
+              <w:tab w:val="clear" w:pos="900"/>
+              <w:tab w:val="clear" w:pos="9350"/>
+              <w:tab w:val="right" w:pos="9025" w:leader="dot"/>
+            </w:tabs>
+            <w:rPr/>
+          </w:pPr>
+          <w:hyperlink w:anchor="__RefHeading___Toc2722_1360963153">
+            <w:r>
+              <w:rPr>
+                <w:webHidden/>
+                <w:rStyle w:val="IndexLink"/>
+              </w:rPr>
+              <w:t>10.1 Within one working day</w:t>
+              <w:tab/>
+              <w:t>25</w:t>
+            </w:r>
+          </w:hyperlink>
+        </w:p>
+        <w:p>
+          <w:pPr>
+            <w:pStyle w:val="TOC2"/>
+            <w:tabs>
+              <w:tab w:val="clear" w:pos="900"/>
+              <w:tab w:val="clear" w:pos="9350"/>
+              <w:tab w:val="right" w:pos="9025" w:leader="dot"/>
+            </w:tabs>
+            <w:rPr/>
+          </w:pPr>
+          <w:hyperlink w:anchor="__RefHeading___Toc2724_1360963153">
+            <w:r>
+              <w:rPr>
+                <w:webHidden/>
+                <w:rStyle w:val="IndexLink"/>
+              </w:rPr>
+              <w:t>10.2 Before the proposal</w:t>
+              <w:tab/>
+              <w:t>25</w:t>
+            </w:r>
+          </w:hyperlink>
+        </w:p>
+        <w:p>
+          <w:pPr>
+            <w:pStyle w:val="TOC1"/>
+            <w:tabs>
+              <w:tab w:val="clear" w:pos="900"/>
+              <w:tab w:val="clear" w:pos="9350"/>
+              <w:tab w:val="right" w:pos="9025" w:leader="dot"/>
+            </w:tabs>
+            <w:rPr/>
+          </w:pPr>
+          <w:hyperlink w:anchor="__RefHeading___Toc2726_1360963153">
             <w:r>
               <w:rPr>
                 <w:webHidden/>
@@ -1653,14 +1851,14 @@
                 <w:i w:val="false"/>
                 <w:iCs w:val="false"/>
               </w:rPr>
-              <w:t>10. Document Sign-Off</w:t>
+              <w:t>11. Document Sign-Off</w:t>
             </w:r>
             <w:r>
               <w:rPr>
                 <w:rStyle w:val="IndexLink"/>
               </w:rPr>
               <w:tab/>
-              <w:t>21</w:t>
+              <w:t>26</w:t>
             </w:r>
           </w:hyperlink>
           <w:r>
@@ -1693,7 +1891,7 @@
       <w:r>
         <w:br w:type="page"/>
       </w:r>
-      <w:bookmarkStart w:id="0" w:name="__RefHeading___Toc10377_3199679052"/>
+      <w:bookmarkStart w:id="0" w:name="__RefHeading___Toc2632_1360963153"/>
       <w:bookmarkStart w:id="1" w:name="_Toc48319687"/>
       <w:bookmarkStart w:id="2" w:name="_Toc11824118"/>
       <w:bookmarkEnd w:id="0"/>
@@ -2050,7 +2248,7 @@
                 <w:szCs w:val="24"/>
                 <w:lang w:val="en-US" w:eastAsia="ja-JP" w:bidi="ar-SA"/>
               </w:rPr>
-              <w:t>03 October 2026</w:t>
+              <w:t>04 October 2026</w:t>
             </w:r>
           </w:p>
         </w:tc>
@@ -2087,7 +2285,7 @@
                 <w:szCs w:val="24"/>
                 <w:lang w:val="en-US" w:eastAsia="ja-JP" w:bidi="ar-SA"/>
               </w:rPr>
-              <w:t>1.0</w:t>
+              <w:t>1.1</w:t>
             </w:r>
           </w:p>
         </w:tc>
@@ -2235,7 +2433,7 @@
                 <w:szCs w:val="24"/>
                 <w:lang w:val="en-US" w:eastAsia="ja-JP" w:bidi="ar-SA"/>
               </w:rPr>
-              <w:t>Initial issue</w:t>
+              <w:t>Optional demonstration segments for My Work, AML/CFT, the IC compliance registers, BIR forms and EOPT, integrations, dealer programmes, branding and the Report Builder; day-before checks updated</w:t>
             </w:r>
           </w:p>
         </w:tc>
@@ -2338,7 +2536,7 @@
           <w:spacing w:val="0"/>
         </w:rPr>
       </w:pPr>
-      <w:bookmarkStart w:id="4" w:name="__RefHeading___Toc10379_3199679052"/>
+      <w:bookmarkStart w:id="4" w:name="__RefHeading___Toc2634_1360963153"/>
       <w:bookmarkStart w:id="5" w:name="_Toc233203388"/>
       <w:bookmarkEnd w:id="4"/>
       <w:r>
@@ -2595,7 +2793,7 @@
                 <w:szCs w:val="24"/>
                 <w:lang w:val="en-US" w:eastAsia="ja-JP" w:bidi="ar-SA"/>
               </w:rPr>
-              <w:t>BIR</w:t>
+              <w:t>AML</w:t>
             </w:r>
           </w:p>
         </w:tc>
@@ -2632,7 +2830,7 @@
                 <w:szCs w:val="24"/>
                 <w:lang w:val="en-US" w:eastAsia="ja-JP" w:bidi="ar-SA"/>
               </w:rPr>
-              <w:t>Bureau of Internal Revenue</w:t>
+              <w:t>Anti-money laundering</w:t>
             </w:r>
           </w:p>
         </w:tc>
@@ -2674,7 +2872,7 @@
                 <w:szCs w:val="24"/>
                 <w:lang w:val="en-US" w:eastAsia="ja-JP" w:bidi="ar-SA"/>
               </w:rPr>
-              <w:t>BS</w:t>
+              <w:t>AMLC</w:t>
             </w:r>
           </w:p>
         </w:tc>
@@ -2711,7 +2909,7 @@
                 <w:szCs w:val="24"/>
                 <w:lang w:val="en-US" w:eastAsia="ja-JP" w:bidi="ar-SA"/>
               </w:rPr>
-              <w:t>Broker Slip</w:t>
+              <w:t>Anti-Money Laundering Council</w:t>
             </w:r>
           </w:p>
         </w:tc>
@@ -2753,7 +2951,7 @@
                 <w:szCs w:val="24"/>
                 <w:lang w:val="en-US" w:eastAsia="ja-JP" w:bidi="ar-SA"/>
               </w:rPr>
-              <w:t>CTPL</w:t>
+              <w:t>CFT</w:t>
             </w:r>
           </w:p>
         </w:tc>
@@ -2790,7 +2988,7 @@
                 <w:szCs w:val="24"/>
                 <w:lang w:val="en-US" w:eastAsia="ja-JP" w:bidi="ar-SA"/>
               </w:rPr>
-              <w:t>Compulsory third party liability</w:t>
+              <w:t>Countering the financing of terrorism</w:t>
             </w:r>
           </w:p>
         </w:tc>
@@ -2832,7 +3030,7 @@
                 <w:szCs w:val="24"/>
                 <w:lang w:val="en-US" w:eastAsia="ja-JP" w:bidi="ar-SA"/>
               </w:rPr>
-              <w:t>DPA</w:t>
+              <w:t>EDD</w:t>
             </w:r>
           </w:p>
         </w:tc>
@@ -2869,7 +3067,7 @@
                 <w:szCs w:val="24"/>
                 <w:lang w:val="en-US" w:eastAsia="ja-JP" w:bidi="ar-SA"/>
               </w:rPr>
-              <w:t>Data Privacy Act of 2012</w:t>
+              <w:t>Enhanced due diligence</w:t>
             </w:r>
           </w:p>
         </w:tc>
@@ -2911,7 +3109,7 @@
                 <w:szCs w:val="24"/>
                 <w:lang w:val="en-US" w:eastAsia="ja-JP" w:bidi="ar-SA"/>
               </w:rPr>
-              <w:t>DSR</w:t>
+              <w:t>EIS</w:t>
             </w:r>
           </w:p>
         </w:tc>
@@ -2948,7 +3146,7 @@
                 <w:szCs w:val="24"/>
                 <w:lang w:val="en-US" w:eastAsia="ja-JP" w:bidi="ar-SA"/>
               </w:rPr>
-              <w:t>Data subject request</w:t>
+              <w:t>Electronic Invoicing System</w:t>
             </w:r>
           </w:p>
         </w:tc>
@@ -2990,7 +3188,7 @@
                 <w:szCs w:val="24"/>
                 <w:lang w:val="en-US" w:eastAsia="ja-JP" w:bidi="ar-SA"/>
               </w:rPr>
-              <w:t>EWT</w:t>
+              <w:t>EOPT</w:t>
             </w:r>
           </w:p>
         </w:tc>
@@ -3027,7 +3225,7 @@
                 <w:szCs w:val="24"/>
                 <w:lang w:val="en-US" w:eastAsia="ja-JP" w:bidi="ar-SA"/>
               </w:rPr>
-              <w:t>Expanded withholding tax</w:t>
+              <w:t>Ease of Paying Taxes Act</w:t>
             </w:r>
           </w:p>
         </w:tc>
@@ -3069,7 +3267,7 @@
                 <w:szCs w:val="24"/>
                 <w:lang w:val="en-US" w:eastAsia="ja-JP" w:bidi="ar-SA"/>
               </w:rPr>
-              <w:t>IAR</w:t>
+              <w:t>COC</w:t>
             </w:r>
           </w:p>
         </w:tc>
@@ -3106,7 +3304,7 @@
                 <w:szCs w:val="24"/>
                 <w:lang w:val="en-US" w:eastAsia="ja-JP" w:bidi="ar-SA"/>
               </w:rPr>
-              <w:t>Industrial all risks</w:t>
+              <w:t>Certificate of cover</w:t>
             </w:r>
           </w:p>
         </w:tc>
@@ -3148,7 +3346,7 @@
                 <w:szCs w:val="24"/>
                 <w:lang w:val="en-US" w:eastAsia="ja-JP" w:bidi="ar-SA"/>
               </w:rPr>
-              <w:t>KYC</w:t>
+              <w:t>LTO</w:t>
             </w:r>
           </w:p>
         </w:tc>
@@ -3185,7 +3383,7 @@
                 <w:szCs w:val="24"/>
                 <w:lang w:val="en-US" w:eastAsia="ja-JP" w:bidi="ar-SA"/>
               </w:rPr>
-              <w:t>Know your customer</w:t>
+              <w:t>Land Transportation Office</w:t>
             </w:r>
           </w:p>
         </w:tc>
@@ -3227,7 +3425,7 @@
                 <w:szCs w:val="24"/>
                 <w:lang w:val="en-US" w:eastAsia="ja-JP" w:bidi="ar-SA"/>
               </w:rPr>
-              <w:t>OOTB</w:t>
+              <w:t>BIR</w:t>
             </w:r>
           </w:p>
         </w:tc>
@@ -3264,7 +3462,7 @@
                 <w:szCs w:val="24"/>
                 <w:lang w:val="en-US" w:eastAsia="ja-JP" w:bidi="ar-SA"/>
               </w:rPr>
-              <w:t>Out of the box</w:t>
+              <w:t>Bureau of Internal Revenue</w:t>
             </w:r>
           </w:p>
         </w:tc>
@@ -3306,7 +3504,7 @@
                 <w:szCs w:val="24"/>
                 <w:lang w:val="en-US" w:eastAsia="ja-JP" w:bidi="ar-SA"/>
               </w:rPr>
-              <w:t>OR</w:t>
+              <w:t>BS</w:t>
             </w:r>
           </w:p>
         </w:tc>
@@ -3343,7 +3541,7 @@
                 <w:szCs w:val="24"/>
                 <w:lang w:val="en-US" w:eastAsia="ja-JP" w:bidi="ar-SA"/>
               </w:rPr>
-              <w:t>Official receipt</w:t>
+              <w:t>Broker Slip</w:t>
             </w:r>
           </w:p>
         </w:tc>
@@ -3385,7 +3583,7 @@
                 <w:szCs w:val="24"/>
                 <w:lang w:val="en-US" w:eastAsia="ja-JP" w:bidi="ar-SA"/>
               </w:rPr>
-              <w:t>PS</w:t>
+              <w:t>CTPL</w:t>
             </w:r>
           </w:p>
         </w:tc>
@@ -3422,7 +3620,7 @@
                 <w:szCs w:val="24"/>
                 <w:lang w:val="en-US" w:eastAsia="ja-JP" w:bidi="ar-SA"/>
               </w:rPr>
-              <w:t>Placement Slip</w:t>
+              <w:t>Compulsory third party liability</w:t>
             </w:r>
           </w:p>
         </w:tc>
@@ -3464,7 +3662,7 @@
                 <w:szCs w:val="24"/>
                 <w:lang w:val="en-US" w:eastAsia="ja-JP" w:bidi="ar-SA"/>
               </w:rPr>
-              <w:t>SOA</w:t>
+              <w:t>DPA</w:t>
             </w:r>
           </w:p>
         </w:tc>
@@ -3501,7 +3699,7 @@
                 <w:szCs w:val="24"/>
                 <w:lang w:val="en-US" w:eastAsia="ja-JP" w:bidi="ar-SA"/>
               </w:rPr>
-              <w:t>Statement of account</w:t>
+              <w:t>Data Privacy Act of 2012</w:t>
             </w:r>
           </w:p>
         </w:tc>
@@ -3543,7 +3741,7 @@
                 <w:szCs w:val="24"/>
                 <w:lang w:val="en-US" w:eastAsia="ja-JP" w:bidi="ar-SA"/>
               </w:rPr>
-              <w:t>UAT</w:t>
+              <w:t>DSR</w:t>
             </w:r>
           </w:p>
         </w:tc>
@@ -3580,6 +3778,638 @@
                 <w:szCs w:val="24"/>
                 <w:lang w:val="en-US" w:eastAsia="ja-JP" w:bidi="ar-SA"/>
               </w:rPr>
+              <w:t>Data subject request</w:t>
+            </w:r>
+          </w:p>
+        </w:tc>
+      </w:tr>
+      <w:tr>
+        <w:trPr>
+          <w:trHeight w:val="449" w:hRule="atLeast"/>
+        </w:trPr>
+        <w:tc>
+          <w:tcPr>
+            <w:tcW w:w="2514" w:type="dxa"/>
+            <w:tcBorders>
+              <w:top w:val="single" w:sz="4" w:space="0" w:color="808080"/>
+              <w:left w:val="single" w:sz="4" w:space="0" w:color="808080"/>
+              <w:bottom w:val="single" w:sz="4" w:space="0" w:color="808080"/>
+              <w:right w:val="single" w:sz="4" w:space="0" w:color="808080"/>
+            </w:tcBorders>
+            <w:vAlign w:val="center"/>
+          </w:tcPr>
+          <w:p>
+            <w:pPr>
+              <w:pStyle w:val="Normal"/>
+              <w:widowControl/>
+              <w:spacing w:lineRule="auto" w:line="240" w:before="60" w:after="0"/>
+              <w:jc w:val="left"/>
+              <w:rPr>
+                <w:rFonts w:ascii="Segoe UI" w:hAnsi="Segoe UI" w:eastAsia="Arial" w:cs="Segoe UI"/>
+                <w:color w:val="101820"/>
+                <w:sz w:val="16"/>
+                <w:szCs w:val="16"/>
+              </w:rPr>
+            </w:pPr>
+            <w:r>
+              <w:rPr>
+                <w:rFonts w:eastAsia="Segoe UI" w:cs="Segoe UI" w:ascii="Segoe UI" w:hAnsi="Segoe UI"/>
+                <w:color w:val="101820"/>
+                <w:kern w:val="0"/>
+                <w:sz w:val="16"/>
+                <w:szCs w:val="24"/>
+                <w:lang w:val="en-US" w:eastAsia="ja-JP" w:bidi="ar-SA"/>
+              </w:rPr>
+              <w:t>EWT</w:t>
+            </w:r>
+          </w:p>
+        </w:tc>
+        <w:tc>
+          <w:tcPr>
+            <w:tcW w:w="3712" w:type="dxa"/>
+            <w:tcBorders>
+              <w:top w:val="single" w:sz="4" w:space="0" w:color="808080"/>
+              <w:left w:val="single" w:sz="4" w:space="0" w:color="808080"/>
+              <w:bottom w:val="single" w:sz="4" w:space="0" w:color="808080"/>
+              <w:right w:val="single" w:sz="4" w:space="0" w:color="808080"/>
+            </w:tcBorders>
+            <w:vAlign w:val="center"/>
+          </w:tcPr>
+          <w:p>
+            <w:pPr>
+              <w:pStyle w:val="Normal"/>
+              <w:widowControl/>
+              <w:spacing w:lineRule="auto" w:line="240" w:before="60" w:after="0"/>
+              <w:jc w:val="left"/>
+              <w:rPr>
+                <w:rFonts w:ascii="Segoe UI" w:hAnsi="Segoe UI" w:eastAsia="Arial" w:cs="Segoe UI"/>
+                <w:color w:val="101820"/>
+                <w:sz w:val="16"/>
+                <w:szCs w:val="16"/>
+              </w:rPr>
+            </w:pPr>
+            <w:r>
+              <w:rPr>
+                <w:rFonts w:eastAsia="Segoe UI" w:cs="Segoe UI" w:ascii="Segoe UI" w:hAnsi="Segoe UI"/>
+                <w:color w:val="101820"/>
+                <w:kern w:val="0"/>
+                <w:sz w:val="16"/>
+                <w:szCs w:val="24"/>
+                <w:lang w:val="en-US" w:eastAsia="ja-JP" w:bidi="ar-SA"/>
+              </w:rPr>
+              <w:t>Expanded withholding tax</w:t>
+            </w:r>
+          </w:p>
+        </w:tc>
+      </w:tr>
+      <w:tr>
+        <w:trPr>
+          <w:trHeight w:val="449" w:hRule="atLeast"/>
+        </w:trPr>
+        <w:tc>
+          <w:tcPr>
+            <w:tcW w:w="2514" w:type="dxa"/>
+            <w:tcBorders>
+              <w:top w:val="single" w:sz="4" w:space="0" w:color="808080"/>
+              <w:left w:val="single" w:sz="4" w:space="0" w:color="808080"/>
+              <w:bottom w:val="single" w:sz="4" w:space="0" w:color="808080"/>
+              <w:right w:val="single" w:sz="4" w:space="0" w:color="808080"/>
+            </w:tcBorders>
+            <w:vAlign w:val="center"/>
+          </w:tcPr>
+          <w:p>
+            <w:pPr>
+              <w:pStyle w:val="Normal"/>
+              <w:widowControl/>
+              <w:spacing w:lineRule="auto" w:line="240" w:before="60" w:after="0"/>
+              <w:jc w:val="left"/>
+              <w:rPr>
+                <w:rFonts w:ascii="Segoe UI" w:hAnsi="Segoe UI" w:eastAsia="Arial" w:cs="Segoe UI"/>
+                <w:color w:val="101820"/>
+                <w:sz w:val="16"/>
+                <w:szCs w:val="16"/>
+              </w:rPr>
+            </w:pPr>
+            <w:r>
+              <w:rPr>
+                <w:rFonts w:eastAsia="Segoe UI" w:cs="Segoe UI" w:ascii="Segoe UI" w:hAnsi="Segoe UI"/>
+                <w:color w:val="101820"/>
+                <w:kern w:val="0"/>
+                <w:sz w:val="16"/>
+                <w:szCs w:val="24"/>
+                <w:lang w:val="en-US" w:eastAsia="ja-JP" w:bidi="ar-SA"/>
+              </w:rPr>
+              <w:t>IAR</w:t>
+            </w:r>
+          </w:p>
+        </w:tc>
+        <w:tc>
+          <w:tcPr>
+            <w:tcW w:w="3712" w:type="dxa"/>
+            <w:tcBorders>
+              <w:top w:val="single" w:sz="4" w:space="0" w:color="808080"/>
+              <w:left w:val="single" w:sz="4" w:space="0" w:color="808080"/>
+              <w:bottom w:val="single" w:sz="4" w:space="0" w:color="808080"/>
+              <w:right w:val="single" w:sz="4" w:space="0" w:color="808080"/>
+            </w:tcBorders>
+            <w:vAlign w:val="center"/>
+          </w:tcPr>
+          <w:p>
+            <w:pPr>
+              <w:pStyle w:val="Normal"/>
+              <w:widowControl/>
+              <w:spacing w:lineRule="auto" w:line="240" w:before="60" w:after="0"/>
+              <w:jc w:val="left"/>
+              <w:rPr>
+                <w:rFonts w:ascii="Segoe UI" w:hAnsi="Segoe UI" w:eastAsia="Arial" w:cs="Segoe UI"/>
+                <w:color w:val="101820"/>
+                <w:sz w:val="16"/>
+                <w:szCs w:val="16"/>
+              </w:rPr>
+            </w:pPr>
+            <w:r>
+              <w:rPr>
+                <w:rFonts w:eastAsia="Segoe UI" w:cs="Segoe UI" w:ascii="Segoe UI" w:hAnsi="Segoe UI"/>
+                <w:color w:val="101820"/>
+                <w:kern w:val="0"/>
+                <w:sz w:val="16"/>
+                <w:szCs w:val="24"/>
+                <w:lang w:val="en-US" w:eastAsia="ja-JP" w:bidi="ar-SA"/>
+              </w:rPr>
+              <w:t>Industrial all risks</w:t>
+            </w:r>
+          </w:p>
+        </w:tc>
+      </w:tr>
+      <w:tr>
+        <w:trPr>
+          <w:trHeight w:val="449" w:hRule="atLeast"/>
+        </w:trPr>
+        <w:tc>
+          <w:tcPr>
+            <w:tcW w:w="2514" w:type="dxa"/>
+            <w:tcBorders>
+              <w:top w:val="single" w:sz="4" w:space="0" w:color="808080"/>
+              <w:left w:val="single" w:sz="4" w:space="0" w:color="808080"/>
+              <w:bottom w:val="single" w:sz="4" w:space="0" w:color="808080"/>
+              <w:right w:val="single" w:sz="4" w:space="0" w:color="808080"/>
+            </w:tcBorders>
+            <w:vAlign w:val="center"/>
+          </w:tcPr>
+          <w:p>
+            <w:pPr>
+              <w:pStyle w:val="Normal"/>
+              <w:widowControl/>
+              <w:spacing w:lineRule="auto" w:line="240" w:before="60" w:after="0"/>
+              <w:jc w:val="left"/>
+              <w:rPr>
+                <w:rFonts w:ascii="Segoe UI" w:hAnsi="Segoe UI" w:eastAsia="Arial" w:cs="Segoe UI"/>
+                <w:color w:val="101820"/>
+                <w:sz w:val="16"/>
+                <w:szCs w:val="16"/>
+              </w:rPr>
+            </w:pPr>
+            <w:r>
+              <w:rPr>
+                <w:rFonts w:eastAsia="Segoe UI" w:cs="Segoe UI" w:ascii="Segoe UI" w:hAnsi="Segoe UI"/>
+                <w:color w:val="101820"/>
+                <w:kern w:val="0"/>
+                <w:sz w:val="16"/>
+                <w:szCs w:val="24"/>
+                <w:lang w:val="en-US" w:eastAsia="ja-JP" w:bidi="ar-SA"/>
+              </w:rPr>
+              <w:t>KYC</w:t>
+            </w:r>
+          </w:p>
+        </w:tc>
+        <w:tc>
+          <w:tcPr>
+            <w:tcW w:w="3712" w:type="dxa"/>
+            <w:tcBorders>
+              <w:top w:val="single" w:sz="4" w:space="0" w:color="808080"/>
+              <w:left w:val="single" w:sz="4" w:space="0" w:color="808080"/>
+              <w:bottom w:val="single" w:sz="4" w:space="0" w:color="808080"/>
+              <w:right w:val="single" w:sz="4" w:space="0" w:color="808080"/>
+            </w:tcBorders>
+            <w:vAlign w:val="center"/>
+          </w:tcPr>
+          <w:p>
+            <w:pPr>
+              <w:pStyle w:val="Normal"/>
+              <w:widowControl/>
+              <w:spacing w:lineRule="auto" w:line="240" w:before="60" w:after="0"/>
+              <w:jc w:val="left"/>
+              <w:rPr>
+                <w:rFonts w:ascii="Segoe UI" w:hAnsi="Segoe UI" w:eastAsia="Arial" w:cs="Segoe UI"/>
+                <w:color w:val="101820"/>
+                <w:sz w:val="16"/>
+                <w:szCs w:val="16"/>
+              </w:rPr>
+            </w:pPr>
+            <w:r>
+              <w:rPr>
+                <w:rFonts w:eastAsia="Segoe UI" w:cs="Segoe UI" w:ascii="Segoe UI" w:hAnsi="Segoe UI"/>
+                <w:color w:val="101820"/>
+                <w:kern w:val="0"/>
+                <w:sz w:val="16"/>
+                <w:szCs w:val="24"/>
+                <w:lang w:val="en-US" w:eastAsia="ja-JP" w:bidi="ar-SA"/>
+              </w:rPr>
+              <w:t>Know your customer</w:t>
+            </w:r>
+          </w:p>
+        </w:tc>
+      </w:tr>
+      <w:tr>
+        <w:trPr>
+          <w:trHeight w:val="449" w:hRule="atLeast"/>
+        </w:trPr>
+        <w:tc>
+          <w:tcPr>
+            <w:tcW w:w="2514" w:type="dxa"/>
+            <w:tcBorders>
+              <w:top w:val="single" w:sz="4" w:space="0" w:color="808080"/>
+              <w:left w:val="single" w:sz="4" w:space="0" w:color="808080"/>
+              <w:bottom w:val="single" w:sz="4" w:space="0" w:color="808080"/>
+              <w:right w:val="single" w:sz="4" w:space="0" w:color="808080"/>
+            </w:tcBorders>
+            <w:vAlign w:val="center"/>
+          </w:tcPr>
+          <w:p>
+            <w:pPr>
+              <w:pStyle w:val="Normal"/>
+              <w:widowControl/>
+              <w:spacing w:lineRule="auto" w:line="240" w:before="60" w:after="0"/>
+              <w:jc w:val="left"/>
+              <w:rPr>
+                <w:rFonts w:ascii="Segoe UI" w:hAnsi="Segoe UI" w:eastAsia="Arial" w:cs="Segoe UI"/>
+                <w:color w:val="101820"/>
+                <w:sz w:val="16"/>
+                <w:szCs w:val="16"/>
+              </w:rPr>
+            </w:pPr>
+            <w:r>
+              <w:rPr>
+                <w:rFonts w:eastAsia="Segoe UI" w:cs="Segoe UI" w:ascii="Segoe UI" w:hAnsi="Segoe UI"/>
+                <w:color w:val="101820"/>
+                <w:kern w:val="0"/>
+                <w:sz w:val="16"/>
+                <w:szCs w:val="24"/>
+                <w:lang w:val="en-US" w:eastAsia="ja-JP" w:bidi="ar-SA"/>
+              </w:rPr>
+              <w:t>OOTB</w:t>
+            </w:r>
+          </w:p>
+        </w:tc>
+        <w:tc>
+          <w:tcPr>
+            <w:tcW w:w="3712" w:type="dxa"/>
+            <w:tcBorders>
+              <w:top w:val="single" w:sz="4" w:space="0" w:color="808080"/>
+              <w:left w:val="single" w:sz="4" w:space="0" w:color="808080"/>
+              <w:bottom w:val="single" w:sz="4" w:space="0" w:color="808080"/>
+              <w:right w:val="single" w:sz="4" w:space="0" w:color="808080"/>
+            </w:tcBorders>
+            <w:vAlign w:val="center"/>
+          </w:tcPr>
+          <w:p>
+            <w:pPr>
+              <w:pStyle w:val="Normal"/>
+              <w:widowControl/>
+              <w:spacing w:lineRule="auto" w:line="240" w:before="60" w:after="0"/>
+              <w:jc w:val="left"/>
+              <w:rPr>
+                <w:rFonts w:ascii="Segoe UI" w:hAnsi="Segoe UI" w:eastAsia="Arial" w:cs="Segoe UI"/>
+                <w:color w:val="101820"/>
+                <w:sz w:val="16"/>
+                <w:szCs w:val="16"/>
+              </w:rPr>
+            </w:pPr>
+            <w:r>
+              <w:rPr>
+                <w:rFonts w:eastAsia="Segoe UI" w:cs="Segoe UI" w:ascii="Segoe UI" w:hAnsi="Segoe UI"/>
+                <w:color w:val="101820"/>
+                <w:kern w:val="0"/>
+                <w:sz w:val="16"/>
+                <w:szCs w:val="24"/>
+                <w:lang w:val="en-US" w:eastAsia="ja-JP" w:bidi="ar-SA"/>
+              </w:rPr>
+              <w:t>Out of the box</w:t>
+            </w:r>
+          </w:p>
+        </w:tc>
+      </w:tr>
+      <w:tr>
+        <w:trPr>
+          <w:trHeight w:val="449" w:hRule="atLeast"/>
+        </w:trPr>
+        <w:tc>
+          <w:tcPr>
+            <w:tcW w:w="2514" w:type="dxa"/>
+            <w:tcBorders>
+              <w:top w:val="single" w:sz="4" w:space="0" w:color="808080"/>
+              <w:left w:val="single" w:sz="4" w:space="0" w:color="808080"/>
+              <w:bottom w:val="single" w:sz="4" w:space="0" w:color="808080"/>
+              <w:right w:val="single" w:sz="4" w:space="0" w:color="808080"/>
+            </w:tcBorders>
+            <w:vAlign w:val="center"/>
+          </w:tcPr>
+          <w:p>
+            <w:pPr>
+              <w:pStyle w:val="Normal"/>
+              <w:widowControl/>
+              <w:spacing w:lineRule="auto" w:line="240" w:before="60" w:after="0"/>
+              <w:jc w:val="left"/>
+              <w:rPr>
+                <w:rFonts w:ascii="Segoe UI" w:hAnsi="Segoe UI" w:eastAsia="Arial" w:cs="Segoe UI"/>
+                <w:color w:val="101820"/>
+                <w:sz w:val="16"/>
+                <w:szCs w:val="16"/>
+              </w:rPr>
+            </w:pPr>
+            <w:r>
+              <w:rPr>
+                <w:rFonts w:eastAsia="Segoe UI" w:cs="Segoe UI" w:ascii="Segoe UI" w:hAnsi="Segoe UI"/>
+                <w:color w:val="101820"/>
+                <w:kern w:val="0"/>
+                <w:sz w:val="16"/>
+                <w:szCs w:val="24"/>
+                <w:lang w:val="en-US" w:eastAsia="ja-JP" w:bidi="ar-SA"/>
+              </w:rPr>
+              <w:t>OR</w:t>
+            </w:r>
+          </w:p>
+        </w:tc>
+        <w:tc>
+          <w:tcPr>
+            <w:tcW w:w="3712" w:type="dxa"/>
+            <w:tcBorders>
+              <w:top w:val="single" w:sz="4" w:space="0" w:color="808080"/>
+              <w:left w:val="single" w:sz="4" w:space="0" w:color="808080"/>
+              <w:bottom w:val="single" w:sz="4" w:space="0" w:color="808080"/>
+              <w:right w:val="single" w:sz="4" w:space="0" w:color="808080"/>
+            </w:tcBorders>
+            <w:vAlign w:val="center"/>
+          </w:tcPr>
+          <w:p>
+            <w:pPr>
+              <w:pStyle w:val="Normal"/>
+              <w:widowControl/>
+              <w:spacing w:lineRule="auto" w:line="240" w:before="60" w:after="0"/>
+              <w:jc w:val="left"/>
+              <w:rPr>
+                <w:rFonts w:ascii="Segoe UI" w:hAnsi="Segoe UI" w:eastAsia="Arial" w:cs="Segoe UI"/>
+                <w:color w:val="101820"/>
+                <w:sz w:val="16"/>
+                <w:szCs w:val="16"/>
+              </w:rPr>
+            </w:pPr>
+            <w:r>
+              <w:rPr>
+                <w:rFonts w:eastAsia="Segoe UI" w:cs="Segoe UI" w:ascii="Segoe UI" w:hAnsi="Segoe UI"/>
+                <w:color w:val="101820"/>
+                <w:kern w:val="0"/>
+                <w:sz w:val="16"/>
+                <w:szCs w:val="24"/>
+                <w:lang w:val="en-US" w:eastAsia="ja-JP" w:bidi="ar-SA"/>
+              </w:rPr>
+              <w:t>Official receipt</w:t>
+            </w:r>
+          </w:p>
+        </w:tc>
+      </w:tr>
+      <w:tr>
+        <w:trPr>
+          <w:trHeight w:val="449" w:hRule="atLeast"/>
+        </w:trPr>
+        <w:tc>
+          <w:tcPr>
+            <w:tcW w:w="2514" w:type="dxa"/>
+            <w:tcBorders>
+              <w:top w:val="single" w:sz="4" w:space="0" w:color="808080"/>
+              <w:left w:val="single" w:sz="4" w:space="0" w:color="808080"/>
+              <w:bottom w:val="single" w:sz="4" w:space="0" w:color="808080"/>
+              <w:right w:val="single" w:sz="4" w:space="0" w:color="808080"/>
+            </w:tcBorders>
+            <w:vAlign w:val="center"/>
+          </w:tcPr>
+          <w:p>
+            <w:pPr>
+              <w:pStyle w:val="Normal"/>
+              <w:widowControl/>
+              <w:spacing w:lineRule="auto" w:line="240" w:before="60" w:after="0"/>
+              <w:jc w:val="left"/>
+              <w:rPr>
+                <w:rFonts w:ascii="Segoe UI" w:hAnsi="Segoe UI" w:eastAsia="Arial" w:cs="Segoe UI"/>
+                <w:color w:val="101820"/>
+                <w:sz w:val="16"/>
+                <w:szCs w:val="16"/>
+              </w:rPr>
+            </w:pPr>
+            <w:r>
+              <w:rPr>
+                <w:rFonts w:eastAsia="Segoe UI" w:cs="Segoe UI" w:ascii="Segoe UI" w:hAnsi="Segoe UI"/>
+                <w:color w:val="101820"/>
+                <w:kern w:val="0"/>
+                <w:sz w:val="16"/>
+                <w:szCs w:val="24"/>
+                <w:lang w:val="en-US" w:eastAsia="ja-JP" w:bidi="ar-SA"/>
+              </w:rPr>
+              <w:t>PS</w:t>
+            </w:r>
+          </w:p>
+        </w:tc>
+        <w:tc>
+          <w:tcPr>
+            <w:tcW w:w="3712" w:type="dxa"/>
+            <w:tcBorders>
+              <w:top w:val="single" w:sz="4" w:space="0" w:color="808080"/>
+              <w:left w:val="single" w:sz="4" w:space="0" w:color="808080"/>
+              <w:bottom w:val="single" w:sz="4" w:space="0" w:color="808080"/>
+              <w:right w:val="single" w:sz="4" w:space="0" w:color="808080"/>
+            </w:tcBorders>
+            <w:vAlign w:val="center"/>
+          </w:tcPr>
+          <w:p>
+            <w:pPr>
+              <w:pStyle w:val="Normal"/>
+              <w:widowControl/>
+              <w:spacing w:lineRule="auto" w:line="240" w:before="60" w:after="0"/>
+              <w:jc w:val="left"/>
+              <w:rPr>
+                <w:rFonts w:ascii="Segoe UI" w:hAnsi="Segoe UI" w:eastAsia="Arial" w:cs="Segoe UI"/>
+                <w:color w:val="101820"/>
+                <w:sz w:val="16"/>
+                <w:szCs w:val="16"/>
+              </w:rPr>
+            </w:pPr>
+            <w:r>
+              <w:rPr>
+                <w:rFonts w:eastAsia="Segoe UI" w:cs="Segoe UI" w:ascii="Segoe UI" w:hAnsi="Segoe UI"/>
+                <w:color w:val="101820"/>
+                <w:kern w:val="0"/>
+                <w:sz w:val="16"/>
+                <w:szCs w:val="24"/>
+                <w:lang w:val="en-US" w:eastAsia="ja-JP" w:bidi="ar-SA"/>
+              </w:rPr>
+              <w:t>Placement Slip</w:t>
+            </w:r>
+          </w:p>
+        </w:tc>
+      </w:tr>
+      <w:tr>
+        <w:trPr>
+          <w:trHeight w:val="449" w:hRule="atLeast"/>
+        </w:trPr>
+        <w:tc>
+          <w:tcPr>
+            <w:tcW w:w="2514" w:type="dxa"/>
+            <w:tcBorders>
+              <w:top w:val="single" w:sz="4" w:space="0" w:color="808080"/>
+              <w:left w:val="single" w:sz="4" w:space="0" w:color="808080"/>
+              <w:bottom w:val="single" w:sz="4" w:space="0" w:color="808080"/>
+              <w:right w:val="single" w:sz="4" w:space="0" w:color="808080"/>
+            </w:tcBorders>
+            <w:vAlign w:val="center"/>
+          </w:tcPr>
+          <w:p>
+            <w:pPr>
+              <w:pStyle w:val="Normal"/>
+              <w:widowControl/>
+              <w:spacing w:lineRule="auto" w:line="240" w:before="60" w:after="0"/>
+              <w:jc w:val="left"/>
+              <w:rPr>
+                <w:rFonts w:ascii="Segoe UI" w:hAnsi="Segoe UI" w:eastAsia="Arial" w:cs="Segoe UI"/>
+                <w:color w:val="101820"/>
+                <w:sz w:val="16"/>
+                <w:szCs w:val="16"/>
+              </w:rPr>
+            </w:pPr>
+            <w:r>
+              <w:rPr>
+                <w:rFonts w:eastAsia="Segoe UI" w:cs="Segoe UI" w:ascii="Segoe UI" w:hAnsi="Segoe UI"/>
+                <w:color w:val="101820"/>
+                <w:kern w:val="0"/>
+                <w:sz w:val="16"/>
+                <w:szCs w:val="24"/>
+                <w:lang w:val="en-US" w:eastAsia="ja-JP" w:bidi="ar-SA"/>
+              </w:rPr>
+              <w:t>SOA</w:t>
+            </w:r>
+          </w:p>
+        </w:tc>
+        <w:tc>
+          <w:tcPr>
+            <w:tcW w:w="3712" w:type="dxa"/>
+            <w:tcBorders>
+              <w:top w:val="single" w:sz="4" w:space="0" w:color="808080"/>
+              <w:left w:val="single" w:sz="4" w:space="0" w:color="808080"/>
+              <w:bottom w:val="single" w:sz="4" w:space="0" w:color="808080"/>
+              <w:right w:val="single" w:sz="4" w:space="0" w:color="808080"/>
+            </w:tcBorders>
+            <w:vAlign w:val="center"/>
+          </w:tcPr>
+          <w:p>
+            <w:pPr>
+              <w:pStyle w:val="Normal"/>
+              <w:widowControl/>
+              <w:spacing w:lineRule="auto" w:line="240" w:before="60" w:after="0"/>
+              <w:jc w:val="left"/>
+              <w:rPr>
+                <w:rFonts w:ascii="Segoe UI" w:hAnsi="Segoe UI" w:eastAsia="Arial" w:cs="Segoe UI"/>
+                <w:color w:val="101820"/>
+                <w:sz w:val="16"/>
+                <w:szCs w:val="16"/>
+              </w:rPr>
+            </w:pPr>
+            <w:r>
+              <w:rPr>
+                <w:rFonts w:eastAsia="Segoe UI" w:cs="Segoe UI" w:ascii="Segoe UI" w:hAnsi="Segoe UI"/>
+                <w:color w:val="101820"/>
+                <w:kern w:val="0"/>
+                <w:sz w:val="16"/>
+                <w:szCs w:val="24"/>
+                <w:lang w:val="en-US" w:eastAsia="ja-JP" w:bidi="ar-SA"/>
+              </w:rPr>
+              <w:t>Statement of account</w:t>
+            </w:r>
+          </w:p>
+        </w:tc>
+      </w:tr>
+      <w:tr>
+        <w:trPr>
+          <w:trHeight w:val="449" w:hRule="atLeast"/>
+        </w:trPr>
+        <w:tc>
+          <w:tcPr>
+            <w:tcW w:w="2514" w:type="dxa"/>
+            <w:tcBorders>
+              <w:top w:val="single" w:sz="4" w:space="0" w:color="808080"/>
+              <w:left w:val="single" w:sz="4" w:space="0" w:color="808080"/>
+              <w:bottom w:val="single" w:sz="4" w:space="0" w:color="808080"/>
+              <w:right w:val="single" w:sz="4" w:space="0" w:color="808080"/>
+            </w:tcBorders>
+            <w:vAlign w:val="center"/>
+          </w:tcPr>
+          <w:p>
+            <w:pPr>
+              <w:pStyle w:val="Normal"/>
+              <w:widowControl/>
+              <w:spacing w:lineRule="auto" w:line="240" w:before="60" w:after="0"/>
+              <w:jc w:val="left"/>
+              <w:rPr>
+                <w:rFonts w:ascii="Segoe UI" w:hAnsi="Segoe UI" w:eastAsia="Arial" w:cs="Segoe UI"/>
+                <w:color w:val="101820"/>
+                <w:sz w:val="16"/>
+                <w:szCs w:val="16"/>
+              </w:rPr>
+            </w:pPr>
+            <w:r>
+              <w:rPr>
+                <w:rFonts w:eastAsia="Segoe UI" w:cs="Segoe UI" w:ascii="Segoe UI" w:hAnsi="Segoe UI"/>
+                <w:color w:val="101820"/>
+                <w:kern w:val="0"/>
+                <w:sz w:val="16"/>
+                <w:szCs w:val="24"/>
+                <w:lang w:val="en-US" w:eastAsia="ja-JP" w:bidi="ar-SA"/>
+              </w:rPr>
+              <w:t>UAT</w:t>
+            </w:r>
+          </w:p>
+        </w:tc>
+        <w:tc>
+          <w:tcPr>
+            <w:tcW w:w="3712" w:type="dxa"/>
+            <w:tcBorders>
+              <w:top w:val="single" w:sz="4" w:space="0" w:color="808080"/>
+              <w:left w:val="single" w:sz="4" w:space="0" w:color="808080"/>
+              <w:bottom w:val="single" w:sz="4" w:space="0" w:color="808080"/>
+              <w:right w:val="single" w:sz="4" w:space="0" w:color="808080"/>
+            </w:tcBorders>
+            <w:vAlign w:val="center"/>
+          </w:tcPr>
+          <w:p>
+            <w:pPr>
+              <w:pStyle w:val="Normal"/>
+              <w:widowControl/>
+              <w:spacing w:lineRule="auto" w:line="240" w:before="60" w:after="0"/>
+              <w:jc w:val="left"/>
+              <w:rPr>
+                <w:rFonts w:ascii="Segoe UI" w:hAnsi="Segoe UI" w:eastAsia="Arial" w:cs="Segoe UI"/>
+                <w:color w:val="101820"/>
+                <w:sz w:val="16"/>
+                <w:szCs w:val="16"/>
+              </w:rPr>
+            </w:pPr>
+            <w:r>
+              <w:rPr>
+                <w:rFonts w:eastAsia="Segoe UI" w:cs="Segoe UI" w:ascii="Segoe UI" w:hAnsi="Segoe UI"/>
+                <w:color w:val="101820"/>
+                <w:kern w:val="0"/>
+                <w:sz w:val="16"/>
+                <w:szCs w:val="24"/>
+                <w:lang w:val="en-US" w:eastAsia="ja-JP" w:bidi="ar-SA"/>
+              </w:rPr>
               <w:t>User acceptance test</w:t>
             </w:r>
           </w:p>
@@ -3801,7 +4631,7 @@
         <w:pageBreakBefore w:val="false"/>
         <w:rPr/>
       </w:pPr>
-      <w:bookmarkStart w:id="6" w:name="__RefHeading___Toc10381_3199679052"/>
+      <w:bookmarkStart w:id="6" w:name="__RefHeading___Toc2636_1360963153"/>
       <w:bookmarkEnd w:id="6"/>
       <w:r>
         <w:rPr>
@@ -3818,7 +4648,7 @@
         <w:pStyle w:val="Heading2"/>
         <w:rPr/>
       </w:pPr>
-      <w:bookmarkStart w:id="7" w:name="__RefHeading___Toc10383_3199679052"/>
+      <w:bookmarkStart w:id="7" w:name="__RefHeading___Toc2638_1360963153"/>
       <w:bookmarkEnd w:id="7"/>
       <w:r>
         <w:rPr>
@@ -3895,7 +4725,7 @@
           <w:color w:val="101820"/>
           <w:sz w:val="21"/>
         </w:rPr>
-        <w:t>Both follow one piece of business through the broker, from the prospect to the month-end close, so the audience sees one connected system and not a tour of menus.</w:t>
+        <w:t>Both follow one piece of business through the broker, from the prospect to the month-end close, so the audience sees one connected system and not a tour of menus. Chapter Optional segments adds 4 to 6-minute segments for the topics a prospect asks about most since this release: My Work, anti-money laundering, the Insurance Commission registers, BIR forms and EOPT invoicing, integrations, dealer programmes, branding and the Report Builder. Swap one or two of them in for a part of the main storyline that matters less to the audience.</w:t>
       </w:r>
     </w:p>
     <w:p>
@@ -3903,7 +4733,7 @@
         <w:pStyle w:val="Heading2"/>
         <w:rPr/>
       </w:pPr>
-      <w:bookmarkStart w:id="8" w:name="__RefHeading___Toc10385_3199679052"/>
+      <w:bookmarkStart w:id="8" w:name="__RefHeading___Toc2640_1360963153"/>
       <w:bookmarkEnd w:id="8"/>
       <w:r>
         <w:rPr>
@@ -4430,7 +5260,7 @@
         <w:pStyle w:val="Heading2"/>
         <w:rPr/>
       </w:pPr>
-      <w:bookmarkStart w:id="9" w:name="__RefHeading___Toc10387_3199679052"/>
+      <w:bookmarkStart w:id="9" w:name="__RefHeading___Toc2642_1360963153"/>
       <w:bookmarkEnd w:id="9"/>
       <w:r>
         <w:rPr>
@@ -4513,7 +5343,7 @@
         <w:pStyle w:val="Heading1"/>
         <w:rPr/>
       </w:pPr>
-      <w:bookmarkStart w:id="10" w:name="__RefHeading___Toc10389_3199679052"/>
+      <w:bookmarkStart w:id="10" w:name="__RefHeading___Toc2644_1360963153"/>
       <w:bookmarkEnd w:id="10"/>
       <w:r>
         <w:rPr>
@@ -4530,7 +5360,7 @@
         <w:pStyle w:val="Heading2"/>
         <w:rPr/>
       </w:pPr>
-      <w:bookmarkStart w:id="11" w:name="__RefHeading___Toc10391_3199679052"/>
+      <w:bookmarkStart w:id="11" w:name="__RefHeading___Toc2646_1360963153"/>
       <w:bookmarkEnd w:id="11"/>
       <w:r>
         <w:rPr>
@@ -4901,7 +5731,7 @@
                 <w:szCs w:val="24"/>
                 <w:lang w:val="en-US" w:eastAsia="ja-JP" w:bidi="ar-SA"/>
               </w:rPr>
-              <w:t>Authority Matrix, Audit Trail, Data Privacy, settings</w:t>
+              <w:t>Authority Matrix, Audit Trail, Data Privacy, settings; the optional segments on compliance, integrations, branding (the System Administrator sees every menu, including Compliance)</w:t>
             </w:r>
           </w:p>
         </w:tc>
@@ -6281,7 +7111,7 @@
         <w:pStyle w:val="Heading2"/>
         <w:rPr/>
       </w:pPr>
-      <w:bookmarkStart w:id="12" w:name="__RefHeading___Toc10393_3199679052"/>
+      <w:bookmarkStart w:id="12" w:name="__RefHeading___Toc2648_1360963153"/>
       <w:bookmarkEnd w:id="12"/>
       <w:r>
         <w:rPr>
@@ -6393,7 +7223,7 @@
         <w:pStyle w:val="Heading2"/>
         <w:rPr/>
       </w:pPr>
-      <w:bookmarkStart w:id="13" w:name="__RefHeading___Toc10395_3199679052"/>
+      <w:bookmarkStart w:id="13" w:name="__RefHeading___Toc2650_1360963153"/>
       <w:bookmarkEnd w:id="13"/>
       <w:r>
         <w:rPr>
@@ -6410,7 +7240,7 @@
         <w:pStyle w:val="Normal"/>
         <w:numPr>
           <w:ilvl w:val="0"/>
-          <w:numId w:val="13"/>
+          <w:numId w:val="21"/>
         </w:numPr>
         <w:spacing w:before="0" w:after="60"/>
         <w:rPr/>
@@ -6499,6 +7329,63 @@
         </w:rPr>
         <w:t>Check that the Data Privacy menu (Master &gt; Data Privacy) is in the build of the demo environment. If it is not, show the privacy slide instead and offer a follow-up demo.</w:t>
       </w:r>
+    </w:p>
+    <w:p>
+      <w:pPr>
+        <w:pStyle w:val="Normal"/>
+        <w:numPr>
+          <w:ilvl w:val="0"/>
+          <w:numId w:val="2"/>
+        </w:numPr>
+        <w:spacing w:before="0" w:after="60"/>
+        <w:rPr/>
+      </w:pPr>
+      <w:r>
+        <w:rPr>
+          <w:rFonts w:eastAsia="Segoe UI" w:cs="Segoe UI" w:ascii="Segoe UI" w:hAnsi="Segoe UI"/>
+          <w:color w:val="101820"/>
+          <w:sz w:val="21"/>
+        </w:rPr>
+        <w:t>For each optional segment you plan to show, open its screen and prepare the record named in the segment. The UAT data set does not create AML, complaint or licence records: create one the day before as described in the segment, with fictional data only.</w:t>
+      </w:r>
+    </w:p>
+    <w:p>
+      <w:pPr>
+        <w:pStyle w:val="Normal"/>
+        <w:numPr>
+          <w:ilvl w:val="0"/>
+          <w:numId w:val="2"/>
+        </w:numPr>
+        <w:spacing w:before="0" w:after="60"/>
+        <w:rPr/>
+      </w:pPr>
+      <w:r>
+        <w:rPr>
+          <w:rFonts w:eastAsia="Segoe UI" w:cs="Segoe UI" w:ascii="Segoe UI" w:hAnsi="Segoe UI"/>
+          <w:color w:val="101820"/>
+          <w:sz w:val="21"/>
+        </w:rPr>
+        <w:t>Master &gt; System Configuration &gt; Integrations: every connector shows Test mode. Never switch a connector to Live in a demo environment.</w:t>
+      </w:r>
+    </w:p>
+    <w:p>
+      <w:pPr>
+        <w:pStyle w:val="Normal"/>
+        <w:numPr>
+          <w:ilvl w:val="0"/>
+          <w:numId w:val="2"/>
+        </w:numPr>
+        <w:spacing w:before="0" w:after="60"/>
+        <w:rPr/>
+      </w:pPr>
+      <w:r>
+        <w:rPr>
+          <w:rFonts w:eastAsia="Segoe UI" w:cs="Segoe UI" w:ascii="Segoe UI" w:hAnsi="Segoe UI"/>
+          <w:color w:val="101820"/>
+          <w:sz w:val="21"/>
+        </w:rPr>
+        <w:t>Master &gt; System Settings &gt; Theme and Branding: the iorta TechNXT default theme, or a theme made for the prospect from its public logo with its agreement. Never show a client brand pack (for example the Toyota Insurance Services pack) to another prospect.</w:t>
+      </w:r>
       <w:r>
         <w:br w:type="page"/>
       </w:r>
@@ -6508,7 +7395,7 @@
         <w:pStyle w:val="Heading1"/>
         <w:rPr/>
       </w:pPr>
-      <w:bookmarkStart w:id="14" w:name="__RefHeading___Toc10397_3199679052"/>
+      <w:bookmarkStart w:id="14" w:name="__RefHeading___Toc2652_1360963153"/>
       <w:bookmarkEnd w:id="14"/>
       <w:r>
         <w:rPr>
@@ -6525,7 +7412,7 @@
         <w:pStyle w:val="Heading2"/>
         <w:rPr/>
       </w:pPr>
-      <w:bookmarkStart w:id="15" w:name="__RefHeading___Toc10399_3199679052"/>
+      <w:bookmarkStart w:id="15" w:name="__RefHeading___Toc2654_1360963153"/>
       <w:bookmarkEnd w:id="15"/>
       <w:r>
         <w:rPr>
@@ -8396,7 +9283,7 @@
         <w:pStyle w:val="Heading2"/>
         <w:rPr/>
       </w:pPr>
-      <w:bookmarkStart w:id="16" w:name="__RefHeading___Toc10401_3199679052"/>
+      <w:bookmarkStart w:id="16" w:name="__RefHeading___Toc2656_1360963153"/>
       <w:bookmarkEnd w:id="16"/>
       <w:r>
         <w:rPr>
@@ -8429,7 +9316,7 @@
           <w:color w:val="101820"/>
           <w:sz w:val="21"/>
         </w:rPr>
-        <w:t xml:space="preserve"> slides 1 to 6 of the client presentation (title, agenda, about us, the broker's work, platform at a glance, end-to-end journey).</w:t>
+        <w:t xml:space="preserve"> slides 1 to 6 of the client presentation (title, agenda, about us, the broker's work, platform at a glance, end-to-end journey). Slide 17 (compliance, connections and your brand) introduces the optional segments.</w:t>
       </w:r>
     </w:p>
     <w:p>
@@ -8583,7 +9470,7 @@
         <w:pStyle w:val="Heading2"/>
         <w:rPr/>
       </w:pPr>
-      <w:bookmarkStart w:id="17" w:name="__RefHeading___Toc10403_3199679052"/>
+      <w:bookmarkStart w:id="17" w:name="__RefHeading___Toc2658_1360963153"/>
       <w:bookmarkEnd w:id="17"/>
       <w:r>
         <w:rPr>
@@ -8640,7 +9527,7 @@
         <w:pStyle w:val="Normal"/>
         <w:numPr>
           <w:ilvl w:val="0"/>
-          <w:numId w:val="14"/>
+          <w:numId w:val="22"/>
         </w:numPr>
         <w:spacing w:before="0" w:after="60"/>
         <w:rPr/>
@@ -8659,7 +9546,7 @@
         <w:pStyle w:val="Normal"/>
         <w:numPr>
           <w:ilvl w:val="0"/>
-          <w:numId w:val="15"/>
+          <w:numId w:val="23"/>
         </w:numPr>
         <w:spacing w:before="0" w:after="60"/>
         <w:rPr/>
@@ -8678,7 +9565,7 @@
         <w:pStyle w:val="Normal"/>
         <w:numPr>
           <w:ilvl w:val="0"/>
-          <w:numId w:val="16"/>
+          <w:numId w:val="24"/>
         </w:numPr>
         <w:spacing w:before="0" w:after="60"/>
         <w:rPr/>
@@ -8697,7 +9584,7 @@
         <w:pStyle w:val="Normal"/>
         <w:numPr>
           <w:ilvl w:val="0"/>
-          <w:numId w:val="17"/>
+          <w:numId w:val="25"/>
         </w:numPr>
         <w:spacing w:before="0" w:after="60"/>
         <w:rPr/>
@@ -8770,7 +9657,7 @@
         <w:pStyle w:val="Heading2"/>
         <w:rPr/>
       </w:pPr>
-      <w:bookmarkStart w:id="18" w:name="__RefHeading___Toc10405_3199679052"/>
+      <w:bookmarkStart w:id="18" w:name="__RefHeading___Toc2660_1360963153"/>
       <w:bookmarkEnd w:id="18"/>
       <w:r>
         <w:rPr>
@@ -8851,7 +9738,7 @@
         <w:pStyle w:val="Normal"/>
         <w:numPr>
           <w:ilvl w:val="0"/>
-          <w:numId w:val="18"/>
+          <w:numId w:val="26"/>
         </w:numPr>
         <w:spacing w:before="0" w:after="60"/>
         <w:rPr/>
@@ -8870,7 +9757,7 @@
         <w:pStyle w:val="Normal"/>
         <w:numPr>
           <w:ilvl w:val="0"/>
-          <w:numId w:val="19"/>
+          <w:numId w:val="27"/>
         </w:numPr>
         <w:spacing w:before="0" w:after="60"/>
         <w:rPr/>
@@ -8889,7 +9776,7 @@
         <w:pStyle w:val="Normal"/>
         <w:numPr>
           <w:ilvl w:val="0"/>
-          <w:numId w:val="20"/>
+          <w:numId w:val="28"/>
         </w:numPr>
         <w:spacing w:before="0" w:after="60"/>
         <w:rPr/>
@@ -8908,7 +9795,7 @@
         <w:pStyle w:val="Normal"/>
         <w:numPr>
           <w:ilvl w:val="0"/>
-          <w:numId w:val="21"/>
+          <w:numId w:val="29"/>
         </w:numPr>
         <w:spacing w:before="0" w:after="60"/>
         <w:rPr/>
@@ -8927,7 +9814,7 @@
         <w:pStyle w:val="Normal"/>
         <w:numPr>
           <w:ilvl w:val="0"/>
-          <w:numId w:val="22"/>
+          <w:numId w:val="30"/>
         </w:numPr>
         <w:spacing w:before="0" w:after="60"/>
         <w:rPr/>
@@ -8946,7 +9833,7 @@
         <w:pStyle w:val="Normal"/>
         <w:numPr>
           <w:ilvl w:val="0"/>
-          <w:numId w:val="23"/>
+          <w:numId w:val="31"/>
         </w:numPr>
         <w:spacing w:before="0" w:after="60"/>
         <w:rPr/>
@@ -9062,7 +9949,7 @@
         <w:pStyle w:val="Heading2"/>
         <w:rPr/>
       </w:pPr>
-      <w:bookmarkStart w:id="19" w:name="__RefHeading___Toc10407_3199679052"/>
+      <w:bookmarkStart w:id="19" w:name="__RefHeading___Toc2662_1360963153"/>
       <w:bookmarkEnd w:id="19"/>
       <w:r>
         <w:rPr>
@@ -9143,7 +10030,7 @@
         <w:pStyle w:val="Normal"/>
         <w:numPr>
           <w:ilvl w:val="0"/>
-          <w:numId w:val="24"/>
+          <w:numId w:val="32"/>
         </w:numPr>
         <w:spacing w:before="0" w:after="60"/>
         <w:rPr/>
@@ -9162,7 +10049,7 @@
         <w:pStyle w:val="Normal"/>
         <w:numPr>
           <w:ilvl w:val="0"/>
-          <w:numId w:val="25"/>
+          <w:numId w:val="33"/>
         </w:numPr>
         <w:spacing w:before="0" w:after="60"/>
         <w:rPr/>
@@ -9181,7 +10068,7 @@
         <w:pStyle w:val="Normal"/>
         <w:numPr>
           <w:ilvl w:val="0"/>
-          <w:numId w:val="26"/>
+          <w:numId w:val="34"/>
         </w:numPr>
         <w:spacing w:before="0" w:after="60"/>
         <w:rPr/>
@@ -9200,7 +10087,7 @@
         <w:pStyle w:val="Normal"/>
         <w:numPr>
           <w:ilvl w:val="0"/>
-          <w:numId w:val="27"/>
+          <w:numId w:val="35"/>
         </w:numPr>
         <w:spacing w:before="0" w:after="60"/>
         <w:rPr/>
@@ -9219,7 +10106,7 @@
         <w:pStyle w:val="Normal"/>
         <w:numPr>
           <w:ilvl w:val="0"/>
-          <w:numId w:val="28"/>
+          <w:numId w:val="36"/>
         </w:numPr>
         <w:spacing w:before="0" w:after="60"/>
         <w:rPr/>
@@ -9238,7 +10125,7 @@
         <w:pStyle w:val="Normal"/>
         <w:numPr>
           <w:ilvl w:val="0"/>
-          <w:numId w:val="29"/>
+          <w:numId w:val="37"/>
         </w:numPr>
         <w:spacing w:before="0" w:after="60"/>
         <w:rPr/>
@@ -9335,7 +10222,7 @@
         <w:pStyle w:val="Heading2"/>
         <w:rPr/>
       </w:pPr>
-      <w:bookmarkStart w:id="20" w:name="__RefHeading___Toc10409_3199679052"/>
+      <w:bookmarkStart w:id="20" w:name="__RefHeading___Toc2664_1360963153"/>
       <w:bookmarkEnd w:id="20"/>
       <w:r>
         <w:rPr>
@@ -9416,7 +10303,7 @@
         <w:pStyle w:val="Normal"/>
         <w:numPr>
           <w:ilvl w:val="0"/>
-          <w:numId w:val="30"/>
+          <w:numId w:val="38"/>
         </w:numPr>
         <w:spacing w:before="0" w:after="60"/>
         <w:rPr/>
@@ -9435,7 +10322,7 @@
         <w:pStyle w:val="Normal"/>
         <w:numPr>
           <w:ilvl w:val="0"/>
-          <w:numId w:val="31"/>
+          <w:numId w:val="39"/>
         </w:numPr>
         <w:spacing w:before="0" w:after="60"/>
         <w:rPr/>
@@ -9454,7 +10341,7 @@
         <w:pStyle w:val="Normal"/>
         <w:numPr>
           <w:ilvl w:val="0"/>
-          <w:numId w:val="32"/>
+          <w:numId w:val="40"/>
         </w:numPr>
         <w:spacing w:before="0" w:after="60"/>
         <w:rPr/>
@@ -9473,7 +10360,7 @@
         <w:pStyle w:val="Normal"/>
         <w:numPr>
           <w:ilvl w:val="0"/>
-          <w:numId w:val="33"/>
+          <w:numId w:val="41"/>
         </w:numPr>
         <w:spacing w:before="0" w:after="60"/>
         <w:rPr/>
@@ -9492,7 +10379,7 @@
         <w:pStyle w:val="Normal"/>
         <w:numPr>
           <w:ilvl w:val="0"/>
-          <w:numId w:val="34"/>
+          <w:numId w:val="42"/>
         </w:numPr>
         <w:spacing w:before="0" w:after="60"/>
         <w:rPr/>
@@ -9589,7 +10476,7 @@
         <w:pStyle w:val="Heading2"/>
         <w:rPr/>
       </w:pPr>
-      <w:bookmarkStart w:id="21" w:name="__RefHeading___Toc10411_3199679052"/>
+      <w:bookmarkStart w:id="21" w:name="__RefHeading___Toc2666_1360963153"/>
       <w:bookmarkEnd w:id="21"/>
       <w:r>
         <w:rPr>
@@ -9670,7 +10557,7 @@
         <w:pStyle w:val="Normal"/>
         <w:numPr>
           <w:ilvl w:val="0"/>
-          <w:numId w:val="35"/>
+          <w:numId w:val="43"/>
         </w:numPr>
         <w:spacing w:before="0" w:after="60"/>
         <w:rPr/>
@@ -9689,7 +10576,7 @@
         <w:pStyle w:val="Normal"/>
         <w:numPr>
           <w:ilvl w:val="0"/>
-          <w:numId w:val="36"/>
+          <w:numId w:val="44"/>
         </w:numPr>
         <w:spacing w:before="0" w:after="60"/>
         <w:rPr/>
@@ -9708,7 +10595,7 @@
         <w:pStyle w:val="Normal"/>
         <w:numPr>
           <w:ilvl w:val="0"/>
-          <w:numId w:val="37"/>
+          <w:numId w:val="45"/>
         </w:numPr>
         <w:spacing w:before="0" w:after="60"/>
         <w:rPr/>
@@ -9781,7 +10668,7 @@
         <w:pStyle w:val="Heading2"/>
         <w:rPr/>
       </w:pPr>
-      <w:bookmarkStart w:id="22" w:name="__RefHeading___Toc10413_3199679052"/>
+      <w:bookmarkStart w:id="22" w:name="__RefHeading___Toc2668_1360963153"/>
       <w:bookmarkEnd w:id="22"/>
       <w:r>
         <w:rPr>
@@ -9862,7 +10749,7 @@
         <w:pStyle w:val="Normal"/>
         <w:numPr>
           <w:ilvl w:val="0"/>
-          <w:numId w:val="38"/>
+          <w:numId w:val="46"/>
         </w:numPr>
         <w:spacing w:before="0" w:after="60"/>
         <w:rPr/>
@@ -9881,7 +10768,7 @@
         <w:pStyle w:val="Normal"/>
         <w:numPr>
           <w:ilvl w:val="0"/>
-          <w:numId w:val="39"/>
+          <w:numId w:val="47"/>
         </w:numPr>
         <w:spacing w:before="0" w:after="60"/>
         <w:rPr/>
@@ -9900,7 +10787,7 @@
         <w:pStyle w:val="Normal"/>
         <w:numPr>
           <w:ilvl w:val="0"/>
-          <w:numId w:val="40"/>
+          <w:numId w:val="48"/>
         </w:numPr>
         <w:spacing w:before="0" w:after="60"/>
         <w:rPr/>
@@ -9919,7 +10806,7 @@
         <w:pStyle w:val="Normal"/>
         <w:numPr>
           <w:ilvl w:val="0"/>
-          <w:numId w:val="41"/>
+          <w:numId w:val="49"/>
         </w:numPr>
         <w:spacing w:before="0" w:after="60"/>
         <w:rPr/>
@@ -9938,7 +10825,7 @@
         <w:pStyle w:val="Normal"/>
         <w:numPr>
           <w:ilvl w:val="0"/>
-          <w:numId w:val="42"/>
+          <w:numId w:val="50"/>
         </w:numPr>
         <w:spacing w:before="0" w:after="60"/>
         <w:rPr/>
@@ -9957,7 +10844,7 @@
         <w:pStyle w:val="Normal"/>
         <w:numPr>
           <w:ilvl w:val="0"/>
-          <w:numId w:val="43"/>
+          <w:numId w:val="51"/>
         </w:numPr>
         <w:spacing w:before="0" w:after="60"/>
         <w:rPr/>
@@ -10073,7 +10960,7 @@
         <w:pStyle w:val="Heading2"/>
         <w:rPr/>
       </w:pPr>
-      <w:bookmarkStart w:id="23" w:name="__RefHeading___Toc10415_3199679052"/>
+      <w:bookmarkStart w:id="23" w:name="__RefHeading___Toc2670_1360963153"/>
       <w:bookmarkEnd w:id="23"/>
       <w:r>
         <w:rPr>
@@ -10154,7 +11041,7 @@
         <w:pStyle w:val="Normal"/>
         <w:numPr>
           <w:ilvl w:val="0"/>
-          <w:numId w:val="44"/>
+          <w:numId w:val="52"/>
         </w:numPr>
         <w:spacing w:before="0" w:after="60"/>
         <w:rPr/>
@@ -10173,7 +11060,7 @@
         <w:pStyle w:val="Normal"/>
         <w:numPr>
           <w:ilvl w:val="0"/>
-          <w:numId w:val="45"/>
+          <w:numId w:val="53"/>
         </w:numPr>
         <w:spacing w:before="0" w:after="60"/>
         <w:rPr/>
@@ -10192,7 +11079,7 @@
         <w:pStyle w:val="Normal"/>
         <w:numPr>
           <w:ilvl w:val="0"/>
-          <w:numId w:val="46"/>
+          <w:numId w:val="54"/>
         </w:numPr>
         <w:spacing w:before="0" w:after="60"/>
         <w:rPr/>
@@ -10211,7 +11098,7 @@
         <w:pStyle w:val="Normal"/>
         <w:numPr>
           <w:ilvl w:val="0"/>
-          <w:numId w:val="47"/>
+          <w:numId w:val="55"/>
         </w:numPr>
         <w:spacing w:before="0" w:after="60"/>
         <w:rPr/>
@@ -10230,7 +11117,7 @@
         <w:pStyle w:val="Normal"/>
         <w:numPr>
           <w:ilvl w:val="0"/>
-          <w:numId w:val="48"/>
+          <w:numId w:val="56"/>
         </w:numPr>
         <w:spacing w:before="0" w:after="60"/>
         <w:rPr/>
@@ -10249,7 +11136,7 @@
         <w:pStyle w:val="Normal"/>
         <w:numPr>
           <w:ilvl w:val="0"/>
-          <w:numId w:val="49"/>
+          <w:numId w:val="57"/>
         </w:numPr>
         <w:spacing w:before="0" w:after="60"/>
         <w:rPr/>
@@ -10341,7 +11228,7 @@
         <w:pStyle w:val="Heading2"/>
         <w:rPr/>
       </w:pPr>
-      <w:bookmarkStart w:id="24" w:name="__RefHeading___Toc10417_3199679052"/>
+      <w:bookmarkStart w:id="24" w:name="__RefHeading___Toc2672_1360963153"/>
       <w:bookmarkEnd w:id="24"/>
       <w:r>
         <w:rPr>
@@ -10422,7 +11309,7 @@
         <w:pStyle w:val="Normal"/>
         <w:numPr>
           <w:ilvl w:val="0"/>
-          <w:numId w:val="50"/>
+          <w:numId w:val="58"/>
         </w:numPr>
         <w:spacing w:before="0" w:after="60"/>
         <w:rPr/>
@@ -10441,7 +11328,7 @@
         <w:pStyle w:val="Normal"/>
         <w:numPr>
           <w:ilvl w:val="0"/>
-          <w:numId w:val="51"/>
+          <w:numId w:val="59"/>
         </w:numPr>
         <w:spacing w:before="0" w:after="60"/>
         <w:rPr/>
@@ -10460,7 +11347,7 @@
         <w:pStyle w:val="Normal"/>
         <w:numPr>
           <w:ilvl w:val="0"/>
-          <w:numId w:val="52"/>
+          <w:numId w:val="60"/>
         </w:numPr>
         <w:spacing w:before="0" w:after="60"/>
         <w:rPr/>
@@ -10479,7 +11366,7 @@
         <w:pStyle w:val="Normal"/>
         <w:numPr>
           <w:ilvl w:val="0"/>
-          <w:numId w:val="53"/>
+          <w:numId w:val="61"/>
         </w:numPr>
         <w:spacing w:before="0" w:after="60"/>
         <w:rPr/>
@@ -10498,7 +11385,7 @@
         <w:pStyle w:val="Normal"/>
         <w:numPr>
           <w:ilvl w:val="0"/>
-          <w:numId w:val="54"/>
+          <w:numId w:val="62"/>
         </w:numPr>
         <w:spacing w:before="0" w:after="60"/>
         <w:rPr/>
@@ -10614,7 +11501,7 @@
         <w:pStyle w:val="Heading2"/>
         <w:rPr/>
       </w:pPr>
-      <w:bookmarkStart w:id="25" w:name="__RefHeading___Toc10419_3199679052"/>
+      <w:bookmarkStart w:id="25" w:name="__RefHeading___Toc2674_1360963153"/>
       <w:bookmarkEnd w:id="25"/>
       <w:r>
         <w:rPr>
@@ -10671,7 +11558,7 @@
         <w:pStyle w:val="Normal"/>
         <w:numPr>
           <w:ilvl w:val="0"/>
-          <w:numId w:val="55"/>
+          <w:numId w:val="63"/>
         </w:numPr>
         <w:spacing w:before="0" w:after="60"/>
         <w:rPr/>
@@ -10690,7 +11577,7 @@
         <w:pStyle w:val="Normal"/>
         <w:numPr>
           <w:ilvl w:val="0"/>
-          <w:numId w:val="56"/>
+          <w:numId w:val="64"/>
         </w:numPr>
         <w:spacing w:before="0" w:after="60"/>
         <w:rPr/>
@@ -10709,7 +11596,7 @@
         <w:pStyle w:val="Normal"/>
         <w:numPr>
           <w:ilvl w:val="0"/>
-          <w:numId w:val="57"/>
+          <w:numId w:val="65"/>
         </w:numPr>
         <w:spacing w:before="0" w:after="60"/>
         <w:rPr/>
@@ -10728,7 +11615,7 @@
         <w:pStyle w:val="Normal"/>
         <w:numPr>
           <w:ilvl w:val="0"/>
-          <w:numId w:val="58"/>
+          <w:numId w:val="66"/>
         </w:numPr>
         <w:spacing w:before="0" w:after="60"/>
         <w:rPr/>
@@ -10747,7 +11634,7 @@
         <w:pStyle w:val="Normal"/>
         <w:numPr>
           <w:ilvl w:val="0"/>
-          <w:numId w:val="59"/>
+          <w:numId w:val="67"/>
         </w:numPr>
         <w:spacing w:before="0" w:after="60"/>
         <w:rPr/>
@@ -10766,7 +11653,7 @@
         <w:pStyle w:val="Normal"/>
         <w:numPr>
           <w:ilvl w:val="0"/>
-          <w:numId w:val="60"/>
+          <w:numId w:val="68"/>
         </w:numPr>
         <w:spacing w:before="0" w:after="60"/>
         <w:rPr/>
@@ -10839,7 +11726,7 @@
         <w:pStyle w:val="Heading2"/>
         <w:rPr/>
       </w:pPr>
-      <w:bookmarkStart w:id="26" w:name="__RefHeading___Toc10421_3199679052"/>
+      <w:bookmarkStart w:id="26" w:name="__RefHeading___Toc2676_1360963153"/>
       <w:bookmarkEnd w:id="26"/>
       <w:r>
         <w:rPr>
@@ -10872,7 +11759,7 @@
           <w:color w:val="101820"/>
           <w:sz w:val="21"/>
         </w:rPr>
-        <w:t xml:space="preserve"> slides 25 to 28 (commercial models, indicative investment, why iorta TechNXT, next steps).</w:t>
+        <w:t xml:space="preserve"> slides 26 to 29 (commercial models, indicative investment, why iorta TechNXT, next steps).</w:t>
       </w:r>
     </w:p>
     <w:p>
@@ -10961,7 +11848,7 @@
         <w:pStyle w:val="Heading1"/>
         <w:rPr/>
       </w:pPr>
-      <w:bookmarkStart w:id="27" w:name="__RefHeading___Toc10423_3199679052"/>
+      <w:bookmarkStart w:id="27" w:name="__RefHeading___Toc2678_1360963153"/>
       <w:bookmarkEnd w:id="27"/>
       <w:r>
         <w:rPr>
@@ -10978,7 +11865,7 @@
         <w:pStyle w:val="Heading2"/>
         <w:rPr/>
       </w:pPr>
-      <w:bookmarkStart w:id="28" w:name="__RefHeading___Toc10425_3199679052"/>
+      <w:bookmarkStart w:id="28" w:name="__RefHeading___Toc2680_1360963153"/>
       <w:bookmarkEnd w:id="28"/>
       <w:r>
         <w:rPr>
@@ -12396,7 +13283,7 @@
         <w:pStyle w:val="Heading2"/>
         <w:rPr/>
       </w:pPr>
-      <w:bookmarkStart w:id="29" w:name="__RefHeading___Toc10427_3199679052"/>
+      <w:bookmarkStart w:id="29" w:name="__RefHeading___Toc2682_1360963153"/>
       <w:bookmarkEnd w:id="29"/>
       <w:r>
         <w:rPr>
@@ -12470,7 +13357,7 @@
         <w:pStyle w:val="Heading2"/>
         <w:rPr/>
       </w:pPr>
-      <w:bookmarkStart w:id="30" w:name="__RefHeading___Toc10429_3199679052"/>
+      <w:bookmarkStart w:id="30" w:name="__RefHeading___Toc2684_1360963153"/>
       <w:bookmarkEnd w:id="30"/>
       <w:r>
         <w:rPr>
@@ -12563,7 +13450,7 @@
         <w:pStyle w:val="Heading2"/>
         <w:rPr/>
       </w:pPr>
-      <w:bookmarkStart w:id="31" w:name="__RefHeading___Toc10431_3199679052"/>
+      <w:bookmarkStart w:id="31" w:name="__RefHeading___Toc2686_1360963153"/>
       <w:bookmarkEnd w:id="31"/>
       <w:r>
         <w:rPr>
@@ -12678,7 +13565,7 @@
         <w:pStyle w:val="Heading1"/>
         <w:rPr/>
       </w:pPr>
-      <w:bookmarkStart w:id="32" w:name="__RefHeading___Toc10433_3199679052"/>
+      <w:bookmarkStart w:id="32" w:name="__RefHeading___Toc2688_1360963153"/>
       <w:bookmarkEnd w:id="32"/>
       <w:r>
         <w:rPr>
@@ -12687,7 +13574,7 @@
           <w:color w:val="0F4761"/>
           <w:sz w:val="32"/>
         </w:rPr>
-        <w:t>7.  Discovery questions</w:t>
+        <w:t>7.  Optional segments</w:t>
       </w:r>
     </w:p>
     <w:p>
@@ -12702,7 +13589,7 @@
           <w:color w:val="101820"/>
           <w:sz w:val="21"/>
         </w:rPr>
-        <w:t>Ask these during the demo, not as a list at the start. The note taker records the answers; they feed the workshop and the proposal.</w:t>
+        <w:t>Each segment stands on its own and takes 4 to 6 minutes. Show it in place of a part of the main storyline, or in a follow-up demo for the process owner concerned. Keep the honest line at the end of each segment: it states what the partner, the tax adviser or the compliance officer confirms.</w:t>
       </w:r>
     </w:p>
     <w:p>
@@ -12710,7 +13597,7 @@
         <w:pStyle w:val="Heading2"/>
         <w:rPr/>
       </w:pPr>
-      <w:bookmarkStart w:id="33" w:name="__RefHeading___Toc10435_3199679052"/>
+      <w:bookmarkStart w:id="33" w:name="__RefHeading___Toc2690_1360963153"/>
       <w:bookmarkEnd w:id="33"/>
       <w:r>
         <w:rPr>
@@ -12719,7 +13606,1408 @@
           <w:color w:val="0F4761"/>
           <w:sz w:val="26"/>
         </w:rPr>
-        <w:t>7.1  Business and volumes</w:t>
+        <w:t>7.1  My Work (4 minutes)</w:t>
+      </w:r>
+    </w:p>
+    <w:p>
+      <w:pPr>
+        <w:pStyle w:val="Normal"/>
+        <w:spacing w:lineRule="auto" w:line="276" w:before="0" w:after="120"/>
+        <w:rPr/>
+      </w:pPr>
+      <w:r>
+        <w:rPr>
+          <w:rFonts w:eastAsia="Segoe UI" w:cs="Segoe UI" w:ascii="Segoe UI" w:hAnsi="Segoe UI"/>
+          <w:b/>
+          <w:color w:val="101820"/>
+          <w:sz w:val="21"/>
+        </w:rPr>
+        <w:t>Login:</w:t>
+      </w:r>
+      <w:r>
+        <w:rPr>
+          <w:rFonts w:eastAsia="Segoe UI" w:cs="Segoe UI" w:ascii="Segoe UI" w:hAnsi="Segoe UI"/>
+          <w:color w:val="101820"/>
+          <w:sz w:val="21"/>
+        </w:rPr>
+        <w:t xml:space="preserve"> ana.buenaventura (or any user with open items).</w:t>
+      </w:r>
+    </w:p>
+    <w:p>
+      <w:pPr>
+        <w:pStyle w:val="Normal"/>
+        <w:spacing w:lineRule="auto" w:line="276" w:before="0" w:after="120"/>
+        <w:rPr/>
+      </w:pPr>
+      <w:r>
+        <w:rPr>
+          <w:rFonts w:eastAsia="Segoe UI" w:cs="Segoe UI" w:ascii="Segoe UI" w:hAnsi="Segoe UI"/>
+          <w:b/>
+          <w:color w:val="101820"/>
+          <w:sz w:val="21"/>
+        </w:rPr>
+        <w:t>Click:</w:t>
+      </w:r>
+    </w:p>
+    <w:p>
+      <w:pPr>
+        <w:pStyle w:val="Normal"/>
+        <w:numPr>
+          <w:ilvl w:val="0"/>
+          <w:numId w:val="69"/>
+        </w:numPr>
+        <w:spacing w:before="0" w:after="60"/>
+        <w:rPr/>
+      </w:pPr>
+      <w:r>
+        <w:rPr>
+          <w:rFonts w:eastAsia="Segoe UI" w:cs="Segoe UI" w:ascii="Segoe UI" w:hAnsi="Segoe UI"/>
+          <w:color w:val="101820"/>
+          <w:sz w:val="21"/>
+        </w:rPr>
+        <w:t>Operations &gt; My Work. Point to the five figures: Overdue, Due today, Next 7 days, Open items, Open tasks.</w:t>
+      </w:r>
+    </w:p>
+    <w:p>
+      <w:pPr>
+        <w:pStyle w:val="Normal"/>
+        <w:numPr>
+          <w:ilvl w:val="0"/>
+          <w:numId w:val="70"/>
+        </w:numPr>
+        <w:spacing w:before="0" w:after="60"/>
+        <w:rPr/>
+      </w:pPr>
+      <w:r>
+        <w:rPr>
+          <w:rFonts w:eastAsia="Segoe UI" w:cs="Segoe UI" w:ascii="Segoe UI" w:hAnsi="Segoe UI"/>
+          <w:color w:val="101820"/>
+          <w:sz w:val="21"/>
+        </w:rPr>
+        <w:t>My Items: the categories on the left (quotations, renewals, premiums due, claims, approvals, missing documents) with the overdue badge; open one row to land on the record.</w:t>
+      </w:r>
+    </w:p>
+    <w:p>
+      <w:pPr>
+        <w:pStyle w:val="Normal"/>
+        <w:numPr>
+          <w:ilvl w:val="0"/>
+          <w:numId w:val="71"/>
+        </w:numPr>
+        <w:spacing w:before="0" w:after="60"/>
+        <w:rPr/>
+      </w:pPr>
+      <w:r>
+        <w:rPr>
+          <w:rFonts w:eastAsia="Segoe UI" w:cs="Segoe UI" w:ascii="Segoe UI" w:hAnsi="Segoe UI"/>
+          <w:color w:val="101820"/>
+          <w:sz w:val="21"/>
+        </w:rPr>
+        <w:t>New task: title, due date, reminder, related record. Save.</w:t>
+      </w:r>
+    </w:p>
+    <w:p>
+      <w:pPr>
+        <w:pStyle w:val="Normal"/>
+        <w:numPr>
+          <w:ilvl w:val="0"/>
+          <w:numId w:val="72"/>
+        </w:numPr>
+        <w:spacing w:before="0" w:after="60"/>
+        <w:rPr/>
+      </w:pPr>
+      <w:r>
+        <w:rPr>
+          <w:rFonts w:eastAsia="Segoe UI" w:cs="Segoe UI" w:ascii="Segoe UI" w:hAnsi="Segoe UI"/>
+          <w:color w:val="101820"/>
+          <w:sz w:val="21"/>
+        </w:rPr>
+        <w:t>Calendar: the next 7 days with the Overdue strip.</w:t>
+      </w:r>
+    </w:p>
+    <w:p>
+      <w:pPr>
+        <w:pStyle w:val="Normal"/>
+        <w:numPr>
+          <w:ilvl w:val="0"/>
+          <w:numId w:val="73"/>
+        </w:numPr>
+        <w:spacing w:before="0" w:after="60"/>
+        <w:rPr/>
+      </w:pPr>
+      <w:r>
+        <w:rPr>
+          <w:rFonts w:eastAsia="Segoe UI" w:cs="Segoe UI" w:ascii="Segoe UI" w:hAnsi="Segoe UI"/>
+          <w:color w:val="101820"/>
+          <w:sz w:val="21"/>
+        </w:rPr>
+        <w:t>As a manager (for example teresa.villaroman): My Team, one row per person with open, overdue and due-today counts; Reassign.</w:t>
+      </w:r>
+    </w:p>
+    <w:p>
+      <w:pPr>
+        <w:pStyle w:val="Normal"/>
+        <w:spacing w:lineRule="auto" w:line="276" w:before="0" w:after="120"/>
+        <w:rPr/>
+      </w:pPr>
+      <w:r>
+        <w:rPr>
+          <w:rFonts w:eastAsia="Segoe UI" w:cs="Segoe UI" w:ascii="Segoe UI" w:hAnsi="Segoe UI"/>
+          <w:b/>
+          <w:color w:val="101820"/>
+          <w:sz w:val="21"/>
+        </w:rPr>
+        <w:t>Say:</w:t>
+      </w:r>
+      <w:r>
+        <w:rPr>
+          <w:rFonts w:eastAsia="Segoe UI" w:cs="Segoe UI" w:ascii="Segoe UI" w:hAnsi="Segoe UI"/>
+          <w:color w:val="101820"/>
+          <w:sz w:val="21"/>
+        </w:rPr>
+        <w:t xml:space="preserve"> "Every person starts the day here. Follow-ups are created from promises to pay, renewal next steps and claim follow-up dates, and close by themselves when the record closes."</w:t>
+      </w:r>
+    </w:p>
+    <w:p>
+      <w:pPr>
+        <w:pStyle w:val="Heading2"/>
+        <w:rPr/>
+      </w:pPr>
+      <w:bookmarkStart w:id="34" w:name="__RefHeading___Toc2692_1360963153"/>
+      <w:bookmarkEnd w:id="34"/>
+      <w:r>
+        <w:rPr>
+          <w:rFonts w:eastAsia="Segoe UI" w:cs="Segoe UI"/>
+          <w:b/>
+          <w:color w:val="0F4761"/>
+          <w:sz w:val="26"/>
+        </w:rPr>
+        <w:t>7.2  Anti-money laundering (6 minutes)</w:t>
+      </w:r>
+    </w:p>
+    <w:p>
+      <w:pPr>
+        <w:pStyle w:val="Normal"/>
+        <w:spacing w:lineRule="auto" w:line="276" w:before="0" w:after="120"/>
+        <w:rPr/>
+      </w:pPr>
+      <w:r>
+        <w:rPr>
+          <w:rFonts w:eastAsia="Segoe UI" w:cs="Segoe UI" w:ascii="Segoe UI" w:hAnsi="Segoe UI"/>
+          <w:b/>
+          <w:color w:val="101820"/>
+          <w:sz w:val="21"/>
+        </w:rPr>
+        <w:t>Login:</w:t>
+      </w:r>
+      <w:r>
+        <w:rPr>
+          <w:rFonts w:eastAsia="Segoe UI" w:cs="Segoe UI" w:ascii="Segoe UI" w:hAnsi="Segoe UI"/>
+          <w:color w:val="101820"/>
+          <w:sz w:val="21"/>
+        </w:rPr>
+        <w:t xml:space="preserve"> beatriz.lacson (sees the Compliance menu; at the broker this is the Compliance Officer role).</w:t>
+      </w:r>
+    </w:p>
+    <w:p>
+      <w:pPr>
+        <w:pStyle w:val="Normal"/>
+        <w:spacing w:lineRule="auto" w:line="276" w:before="0" w:after="120"/>
+        <w:rPr/>
+      </w:pPr>
+      <w:r>
+        <w:rPr>
+          <w:rFonts w:eastAsia="Segoe UI" w:cs="Segoe UI" w:ascii="Segoe UI" w:hAnsi="Segoe UI"/>
+          <w:b/>
+          <w:color w:val="101820"/>
+          <w:sz w:val="21"/>
+        </w:rPr>
+        <w:t>Prepare the day before:</w:t>
+      </w:r>
+      <w:r>
+        <w:rPr>
+          <w:rFonts w:eastAsia="Segoe UI" w:cs="Segoe UI" w:ascii="Segoe UI" w:hAnsi="Segoe UI"/>
+          <w:color w:val="101820"/>
+          <w:sz w:val="21"/>
+        </w:rPr>
+        <w:t xml:space="preserve"> onboard one fictional juridical client with a beneficial owner flagged as PEP, so it rates High and has an EDD review open.</w:t>
+      </w:r>
+    </w:p>
+    <w:p>
+      <w:pPr>
+        <w:pStyle w:val="Normal"/>
+        <w:spacing w:lineRule="auto" w:line="276" w:before="0" w:after="120"/>
+        <w:rPr/>
+      </w:pPr>
+      <w:r>
+        <w:rPr>
+          <w:rFonts w:eastAsia="Segoe UI" w:cs="Segoe UI" w:ascii="Segoe UI" w:hAnsi="Segoe UI"/>
+          <w:b/>
+          <w:color w:val="101820"/>
+          <w:sz w:val="21"/>
+        </w:rPr>
+        <w:t>Click:</w:t>
+      </w:r>
+    </w:p>
+    <w:p>
+      <w:pPr>
+        <w:pStyle w:val="Normal"/>
+        <w:numPr>
+          <w:ilvl w:val="0"/>
+          <w:numId w:val="74"/>
+        </w:numPr>
+        <w:spacing w:before="0" w:after="60"/>
+        <w:rPr/>
+      </w:pPr>
+      <w:r>
+        <w:rPr>
+          <w:rFonts w:eastAsia="Segoe UI" w:cs="Segoe UI" w:ascii="Segoe UI" w:hAnsi="Segoe UI"/>
+          <w:color w:val="101820"/>
+          <w:sz w:val="21"/>
+        </w:rPr>
+        <w:t>Compliance &gt; AML Dashboard: clients by risk rating, reviews to decide, covered transactions, alerts, cases and report files.</w:t>
+      </w:r>
+    </w:p>
+    <w:p>
+      <w:pPr>
+        <w:pStyle w:val="Normal"/>
+        <w:numPr>
+          <w:ilvl w:val="0"/>
+          <w:numId w:val="75"/>
+        </w:numPr>
+        <w:spacing w:before="0" w:after="60"/>
+        <w:rPr/>
+      </w:pPr>
+      <w:r>
+        <w:rPr>
+          <w:rFonts w:eastAsia="Segoe UI" w:cs="Segoe UI" w:ascii="Segoe UI" w:hAnsi="Segoe UI"/>
+          <w:color w:val="101820"/>
+          <w:sz w:val="21"/>
+        </w:rPr>
+        <w:t>Compliance &gt; Client Due Diligence: open the prepared client. Show the factors that scored, the PEP reason and the KYC status EDD required.</w:t>
+      </w:r>
+    </w:p>
+    <w:p>
+      <w:pPr>
+        <w:pStyle w:val="Normal"/>
+        <w:numPr>
+          <w:ilvl w:val="0"/>
+          <w:numId w:val="76"/>
+        </w:numPr>
+        <w:spacing w:before="0" w:after="60"/>
+        <w:rPr/>
+      </w:pPr>
+      <w:r>
+        <w:rPr>
+          <w:rFonts w:eastAsia="Segoe UI" w:cs="Segoe UI" w:ascii="Segoe UI" w:hAnsi="Segoe UI"/>
+          <w:color w:val="101820"/>
+          <w:sz w:val="21"/>
+        </w:rPr>
+        <w:t>Compliance &gt; EDD Reviews: the review waiting for approval. Explain that no policy is issued for this client until it is approved (setting).</w:t>
+      </w:r>
+    </w:p>
+    <w:p>
+      <w:pPr>
+        <w:pStyle w:val="Normal"/>
+        <w:numPr>
+          <w:ilvl w:val="0"/>
+          <w:numId w:val="77"/>
+        </w:numPr>
+        <w:spacing w:before="0" w:after="60"/>
+        <w:rPr/>
+      </w:pPr>
+      <w:r>
+        <w:rPr>
+          <w:rFonts w:eastAsia="Segoe UI" w:cs="Segoe UI" w:ascii="Segoe UI" w:hAnsi="Segoe UI"/>
+          <w:color w:val="101820"/>
+          <w:sz w:val="21"/>
+        </w:rPr>
+        <w:t>Compliance &gt; Screening Lists: the lists and their versions; Upload version. Say that the broker loads the lists it is entitled to use.</w:t>
+      </w:r>
+    </w:p>
+    <w:p>
+      <w:pPr>
+        <w:pStyle w:val="Normal"/>
+        <w:numPr>
+          <w:ilvl w:val="0"/>
+          <w:numId w:val="78"/>
+        </w:numPr>
+        <w:spacing w:before="0" w:after="60"/>
+        <w:rPr/>
+      </w:pPr>
+      <w:r>
+        <w:rPr>
+          <w:rFonts w:eastAsia="Segoe UI" w:cs="Segoe UI" w:ascii="Segoe UI" w:hAnsi="Segoe UI"/>
+          <w:color w:val="101820"/>
+          <w:sz w:val="21"/>
+        </w:rPr>
+        <w:t>Compliance &gt; Transaction Alerts and AML Cases: the rules (cash above PHP 500,000, several payments below it, early cancellation with refund, payment to a third party) and how an alert becomes a case and an AMLC report file.</w:t>
+      </w:r>
+    </w:p>
+    <w:p>
+      <w:pPr>
+        <w:pStyle w:val="Normal"/>
+        <w:spacing w:lineRule="auto" w:line="276" w:before="0" w:after="120"/>
+        <w:rPr/>
+      </w:pPr>
+      <w:r>
+        <w:rPr>
+          <w:rFonts w:eastAsia="Segoe UI" w:cs="Segoe UI" w:ascii="Segoe UI" w:hAnsi="Segoe UI"/>
+          <w:b/>
+          <w:color w:val="101820"/>
+          <w:sz w:val="21"/>
+        </w:rPr>
+        <w:t>Say:</w:t>
+      </w:r>
+      <w:r>
+        <w:rPr>
+          <w:rFonts w:eastAsia="Segoe UI" w:cs="Segoe UI" w:ascii="Segoe UI" w:hAnsi="Segoe UI"/>
+          <w:color w:val="101820"/>
+          <w:sz w:val="21"/>
+        </w:rPr>
+        <w:t xml:space="preserve"> "Onboarding, risk rating, EDD, screening, monitoring and the report files are one programme in the same system as the policy and the receipts. Your compliance officer confirms the thresholds and the AMLC file codes against the AMLC's current guidelines and tests the file in the AMLC portal before the first filing."</w:t>
+      </w:r>
+    </w:p>
+    <w:p>
+      <w:pPr>
+        <w:pStyle w:val="Heading2"/>
+        <w:rPr/>
+      </w:pPr>
+      <w:bookmarkStart w:id="35" w:name="__RefHeading___Toc2694_1360963153"/>
+      <w:bookmarkEnd w:id="35"/>
+      <w:r>
+        <w:rPr>
+          <w:rFonts w:eastAsia="Segoe UI" w:cs="Segoe UI"/>
+          <w:b/>
+          <w:color w:val="0F4761"/>
+          <w:sz w:val="26"/>
+        </w:rPr>
+        <w:t>7.3  Insurance Commission registers (5 minutes)</w:t>
+      </w:r>
+    </w:p>
+    <w:p>
+      <w:pPr>
+        <w:pStyle w:val="Normal"/>
+        <w:spacing w:lineRule="auto" w:line="276" w:before="0" w:after="120"/>
+        <w:rPr/>
+      </w:pPr>
+      <w:r>
+        <w:rPr>
+          <w:rFonts w:eastAsia="Segoe UI" w:cs="Segoe UI" w:ascii="Segoe UI" w:hAnsi="Segoe UI"/>
+          <w:b/>
+          <w:color w:val="101820"/>
+          <w:sz w:val="21"/>
+        </w:rPr>
+        <w:t>Login:</w:t>
+      </w:r>
+      <w:r>
+        <w:rPr>
+          <w:rFonts w:eastAsia="Segoe UI" w:cs="Segoe UI" w:ascii="Segoe UI" w:hAnsi="Segoe UI"/>
+          <w:color w:val="101820"/>
+          <w:sz w:val="21"/>
+        </w:rPr>
+        <w:t xml:space="preserve"> beatriz.lacson. Shown once the IC and NPC compliance package is deployed in the demo environment.</w:t>
+      </w:r>
+    </w:p>
+    <w:p>
+      <w:pPr>
+        <w:pStyle w:val="Normal"/>
+        <w:spacing w:lineRule="auto" w:line="276" w:before="0" w:after="120"/>
+        <w:rPr/>
+      </w:pPr>
+      <w:r>
+        <w:rPr>
+          <w:rFonts w:eastAsia="Segoe UI" w:cs="Segoe UI" w:ascii="Segoe UI" w:hAnsi="Segoe UI"/>
+          <w:b/>
+          <w:color w:val="101820"/>
+          <w:sz w:val="21"/>
+        </w:rPr>
+        <w:t>Prepare the day before:</w:t>
+      </w:r>
+      <w:r>
+        <w:rPr>
+          <w:rFonts w:eastAsia="Segoe UI" w:cs="Segoe UI" w:ascii="Segoe UI" w:hAnsi="Segoe UI"/>
+          <w:color w:val="101820"/>
+          <w:sz w:val="21"/>
+        </w:rPr>
+        <w:t xml:space="preserve"> one licence of the firm, one agent licence expiring within 60 days, one complaint logged yesterday.</w:t>
+      </w:r>
+    </w:p>
+    <w:p>
+      <w:pPr>
+        <w:pStyle w:val="Normal"/>
+        <w:spacing w:lineRule="auto" w:line="276" w:before="0" w:after="120"/>
+        <w:rPr/>
+      </w:pPr>
+      <w:r>
+        <w:rPr>
+          <w:rFonts w:eastAsia="Segoe UI" w:cs="Segoe UI" w:ascii="Segoe UI" w:hAnsi="Segoe UI"/>
+          <w:b/>
+          <w:color w:val="101820"/>
+          <w:sz w:val="21"/>
+        </w:rPr>
+        <w:t>Click:</w:t>
+      </w:r>
+    </w:p>
+    <w:p>
+      <w:pPr>
+        <w:pStyle w:val="Normal"/>
+        <w:numPr>
+          <w:ilvl w:val="0"/>
+          <w:numId w:val="79"/>
+        </w:numPr>
+        <w:spacing w:before="0" w:after="60"/>
+        <w:rPr/>
+      </w:pPr>
+      <w:r>
+        <w:rPr>
+          <w:rFonts w:eastAsia="Segoe UI" w:cs="Segoe UI" w:ascii="Segoe UI" w:hAnsi="Segoe UI"/>
+          <w:color w:val="101820"/>
+          <w:sz w:val="21"/>
+        </w:rPr>
+        <w:t>Compliance &gt; Insurance Commission &gt; Licence Register: states Valid, Expiring, Expired; the expiry calendar; the warning on agents whose commission is held because they have no licence in force.</w:t>
+      </w:r>
+    </w:p>
+    <w:p>
+      <w:pPr>
+        <w:pStyle w:val="Normal"/>
+        <w:numPr>
+          <w:ilvl w:val="0"/>
+          <w:numId w:val="80"/>
+        </w:numPr>
+        <w:spacing w:before="0" w:after="60"/>
+        <w:rPr/>
+      </w:pPr>
+      <w:r>
+        <w:rPr>
+          <w:rFonts w:eastAsia="Segoe UI" w:cs="Segoe UI" w:ascii="Segoe UI" w:hAnsi="Segoe UI"/>
+          <w:color w:val="101820"/>
+          <w:sz w:val="21"/>
+        </w:rPr>
+        <w:t>Insurer Authority: each insurer's IC certificate of authority with its state; the check when a request for quotation or a policy is issued.</w:t>
+      </w:r>
+    </w:p>
+    <w:p>
+      <w:pPr>
+        <w:pStyle w:val="Normal"/>
+        <w:numPr>
+          <w:ilvl w:val="0"/>
+          <w:numId w:val="81"/>
+        </w:numPr>
+        <w:spacing w:before="0" w:after="60"/>
+        <w:rPr/>
+      </w:pPr>
+      <w:r>
+        <w:rPr>
+          <w:rFonts w:eastAsia="Segoe UI" w:cs="Segoe UI" w:ascii="Segoe UI" w:hAnsi="Segoe UI"/>
+          <w:color w:val="101820"/>
+          <w:sz w:val="21"/>
+        </w:rPr>
+        <w:t>Complaints: the deadlines to acknowledge and to resolve, Acknowledge and the acknowledgement letter, the regulator report.</w:t>
+      </w:r>
+    </w:p>
+    <w:p>
+      <w:pPr>
+        <w:pStyle w:val="Normal"/>
+        <w:numPr>
+          <w:ilvl w:val="0"/>
+          <w:numId w:val="82"/>
+        </w:numPr>
+        <w:spacing w:before="0" w:after="60"/>
+        <w:rPr/>
+      </w:pPr>
+      <w:r>
+        <w:rPr>
+          <w:rFonts w:eastAsia="Segoe UI" w:cs="Segoe UI" w:ascii="Segoe UI" w:hAnsi="Segoe UI"/>
+          <w:color w:val="101820"/>
+          <w:sz w:val="21"/>
+        </w:rPr>
+        <w:t>IC Annual Statement: the schedules from the ledger and the tab Checks and confirmations.</w:t>
+      </w:r>
+    </w:p>
+    <w:p>
+      <w:pPr>
+        <w:pStyle w:val="Normal"/>
+        <w:numPr>
+          <w:ilvl w:val="0"/>
+          <w:numId w:val="83"/>
+        </w:numPr>
+        <w:spacing w:before="0" w:after="60"/>
+        <w:rPr/>
+      </w:pPr>
+      <w:r>
+        <w:rPr>
+          <w:rFonts w:eastAsia="Segoe UI" w:cs="Segoe UI" w:ascii="Segoe UI" w:hAnsi="Segoe UI"/>
+          <w:color w:val="101820"/>
+          <w:sz w:val="21"/>
+        </w:rPr>
+        <w:t>Compliance &gt; Data Privacy (NPC) &gt; Breach Register: the 72-hour Clock column.</w:t>
+      </w:r>
+    </w:p>
+    <w:p>
+      <w:pPr>
+        <w:pStyle w:val="Normal"/>
+        <w:spacing w:lineRule="auto" w:line="276" w:before="0" w:after="120"/>
+        <w:rPr/>
+      </w:pPr>
+      <w:r>
+        <w:rPr>
+          <w:rFonts w:eastAsia="Segoe UI" w:cs="Segoe UI" w:ascii="Segoe UI" w:hAnsi="Segoe UI"/>
+          <w:b/>
+          <w:color w:val="101820"/>
+          <w:sz w:val="21"/>
+        </w:rPr>
+        <w:t>Say:</w:t>
+      </w:r>
+      <w:r>
+        <w:rPr>
+          <w:rFonts w:eastAsia="Segoe UI" w:cs="Segoe UI" w:ascii="Segoe UI" w:hAnsi="Segoe UI"/>
+          <w:color w:val="101820"/>
+          <w:sz w:val="21"/>
+        </w:rPr>
+        <w:t xml:space="preserve"> "The registers remind your compliance team before a licence or a certificate lapses and before a complaint deadline passes. The annual statement is a working paper: your accountant confirms the figures and transcribes them onto the IC form set in force."</w:t>
+      </w:r>
+    </w:p>
+    <w:p>
+      <w:pPr>
+        <w:pStyle w:val="Heading2"/>
+        <w:rPr/>
+      </w:pPr>
+      <w:bookmarkStart w:id="36" w:name="__RefHeading___Toc2696_1360963153"/>
+      <w:bookmarkEnd w:id="36"/>
+      <w:r>
+        <w:rPr>
+          <w:rFonts w:eastAsia="Segoe UI" w:cs="Segoe UI"/>
+          <w:b/>
+          <w:color w:val="0F4761"/>
+          <w:sz w:val="26"/>
+        </w:rPr>
+        <w:t>7.4  BIR forms and EOPT invoicing (6 minutes)</w:t>
+      </w:r>
+    </w:p>
+    <w:p>
+      <w:pPr>
+        <w:pStyle w:val="Normal"/>
+        <w:spacing w:lineRule="auto" w:line="276" w:before="0" w:after="120"/>
+        <w:rPr/>
+      </w:pPr>
+      <w:r>
+        <w:rPr>
+          <w:rFonts w:eastAsia="Segoe UI" w:cs="Segoe UI" w:ascii="Segoe UI" w:hAnsi="Segoe UI"/>
+          <w:b/>
+          <w:color w:val="101820"/>
+          <w:sz w:val="21"/>
+        </w:rPr>
+        <w:t>Login:</w:t>
+      </w:r>
+      <w:r>
+        <w:rPr>
+          <w:rFonts w:eastAsia="Segoe UI" w:cs="Segoe UI" w:ascii="Segoe UI" w:hAnsi="Segoe UI"/>
+          <w:color w:val="101820"/>
+          <w:sz w:val="21"/>
+        </w:rPr>
+        <w:t xml:space="preserve"> liza.quiambao.</w:t>
+      </w:r>
+    </w:p>
+    <w:p>
+      <w:pPr>
+        <w:pStyle w:val="Normal"/>
+        <w:spacing w:lineRule="auto" w:line="276" w:before="0" w:after="120"/>
+        <w:rPr/>
+      </w:pPr>
+      <w:r>
+        <w:rPr>
+          <w:rFonts w:eastAsia="Segoe UI" w:cs="Segoe UI" w:ascii="Segoe UI" w:hAnsi="Segoe UI"/>
+          <w:b/>
+          <w:color w:val="101820"/>
+          <w:sz w:val="21"/>
+        </w:rPr>
+        <w:t>Click:</w:t>
+      </w:r>
+    </w:p>
+    <w:p>
+      <w:pPr>
+        <w:pStyle w:val="Normal"/>
+        <w:numPr>
+          <w:ilvl w:val="0"/>
+          <w:numId w:val="84"/>
+        </w:numPr>
+        <w:spacing w:before="0" w:after="60"/>
+        <w:rPr/>
+      </w:pPr>
+      <w:r>
+        <w:rPr>
+          <w:rFonts w:eastAsia="Segoe UI" w:cs="Segoe UI" w:ascii="Segoe UI" w:hAnsi="Segoe UI"/>
+          <w:color w:val="101820"/>
+          <w:sz w:val="21"/>
+        </w:rPr>
+        <w:t>Accounts &gt; Tax &gt; Withholding Returns: the filing calendar of the year with due dates and status. Open a 1601-EQ: Part II by ATC, less the 0619-E remittances, and the Reconciliation with the QAP and the ledger. Point to Print, Excel and Record filing.</w:t>
+      </w:r>
+    </w:p>
+    <w:p>
+      <w:pPr>
+        <w:pStyle w:val="Normal"/>
+        <w:numPr>
+          <w:ilvl w:val="0"/>
+          <w:numId w:val="85"/>
+        </w:numPr>
+        <w:spacing w:before="0" w:after="60"/>
+        <w:rPr/>
+      </w:pPr>
+      <w:r>
+        <w:rPr>
+          <w:rFonts w:eastAsia="Segoe UI" w:cs="Segoe UI" w:ascii="Segoe UI" w:hAnsi="Segoe UI"/>
+          <w:color w:val="101820"/>
+          <w:sz w:val="21"/>
+        </w:rPr>
+        <w:t>BIR DAT Files: choose QAP; show the record count, totals and warnings before Download.</w:t>
+      </w:r>
+    </w:p>
+    <w:p>
+      <w:pPr>
+        <w:pStyle w:val="Normal"/>
+        <w:numPr>
+          <w:ilvl w:val="0"/>
+          <w:numId w:val="86"/>
+        </w:numPr>
+        <w:spacing w:before="0" w:after="60"/>
+        <w:rPr/>
+      </w:pPr>
+      <w:r>
+        <w:rPr>
+          <w:rFonts w:eastAsia="Segoe UI" w:cs="Segoe UI" w:ascii="Segoe UI" w:hAnsi="Segoe UI"/>
+          <w:color w:val="101820"/>
+          <w:sz w:val="21"/>
+        </w:rPr>
+        <w:t>Sales Invoices: New invoice for a commission debit note; the SI number in the registered range, VATable sales and VAT shown separately. Do not issue it unless the run sheet allows.</w:t>
+      </w:r>
+    </w:p>
+    <w:p>
+      <w:pPr>
+        <w:pStyle w:val="Normal"/>
+        <w:numPr>
+          <w:ilvl w:val="0"/>
+          <w:numId w:val="87"/>
+        </w:numPr>
+        <w:spacing w:before="0" w:after="60"/>
+        <w:rPr/>
+      </w:pPr>
+      <w:r>
+        <w:rPr>
+          <w:rFonts w:eastAsia="Segoe UI" w:cs="Segoe UI" w:ascii="Segoe UI" w:hAnsi="Segoe UI"/>
+          <w:color w:val="101820"/>
+          <w:sz w:val="21"/>
+        </w:rPr>
+        <w:t>E-Invoicing (EIS): the banner shows test mode and the counters.</w:t>
+      </w:r>
+    </w:p>
+    <w:p>
+      <w:pPr>
+        <w:pStyle w:val="Normal"/>
+        <w:numPr>
+          <w:ilvl w:val="0"/>
+          <w:numId w:val="88"/>
+        </w:numPr>
+        <w:spacing w:before="0" w:after="60"/>
+        <w:rPr/>
+      </w:pPr>
+      <w:r>
+        <w:rPr>
+          <w:rFonts w:eastAsia="Segoe UI" w:cs="Segoe UI" w:ascii="Segoe UI" w:hAnsi="Segoe UI"/>
+          <w:color w:val="101820"/>
+          <w:sz w:val="21"/>
+        </w:rPr>
+        <w:t>CAS Books and Documents: Readiness, a book of the month, the print register.</w:t>
+      </w:r>
+    </w:p>
+    <w:p>
+      <w:pPr>
+        <w:pStyle w:val="Normal"/>
+        <w:spacing w:lineRule="auto" w:line="276" w:before="0" w:after="120"/>
+        <w:rPr/>
+      </w:pPr>
+      <w:r>
+        <w:rPr>
+          <w:rFonts w:eastAsia="Segoe UI" w:cs="Segoe UI" w:ascii="Segoe UI" w:hAnsi="Segoe UI"/>
+          <w:b/>
+          <w:color w:val="101820"/>
+          <w:sz w:val="21"/>
+        </w:rPr>
+        <w:t>Say:</w:t>
+      </w:r>
+      <w:r>
+        <w:rPr>
+          <w:rFonts w:eastAsia="Segoe UI" w:cs="Segoe UI" w:ascii="Segoe UI" w:hAnsi="Segoe UI"/>
+          <w:color w:val="101820"/>
+          <w:sz w:val="21"/>
+        </w:rPr>
+        <w:t xml:space="preserve"> "The returns, alphalists and DAT files come from the same ledger as the commission, and the reconciliation shows any difference before you file. Your tax adviser confirms the ATCs, rates, invoice wording and the VAT treatment; the EIS enrolment stays with the BIR."</w:t>
+      </w:r>
+    </w:p>
+    <w:p>
+      <w:pPr>
+        <w:pStyle w:val="Heading2"/>
+        <w:rPr/>
+      </w:pPr>
+      <w:bookmarkStart w:id="37" w:name="__RefHeading___Toc2698_1360963153"/>
+      <w:bookmarkEnd w:id="37"/>
+      <w:r>
+        <w:rPr>
+          <w:rFonts w:eastAsia="Segoe UI" w:cs="Segoe UI"/>
+          <w:b/>
+          <w:color w:val="0F4761"/>
+          <w:sz w:val="26"/>
+        </w:rPr>
+        <w:t>7.5  Integrations (5 minutes)</w:t>
+      </w:r>
+    </w:p>
+    <w:p>
+      <w:pPr>
+        <w:pStyle w:val="Normal"/>
+        <w:spacing w:lineRule="auto" w:line="276" w:before="0" w:after="120"/>
+        <w:rPr/>
+      </w:pPr>
+      <w:r>
+        <w:rPr>
+          <w:rFonts w:eastAsia="Segoe UI" w:cs="Segoe UI" w:ascii="Segoe UI" w:hAnsi="Segoe UI"/>
+          <w:b/>
+          <w:color w:val="101820"/>
+          <w:sz w:val="21"/>
+        </w:rPr>
+        <w:t>Login:</w:t>
+      </w:r>
+      <w:r>
+        <w:rPr>
+          <w:rFonts w:eastAsia="Segoe UI" w:cs="Segoe UI" w:ascii="Segoe UI" w:hAnsi="Segoe UI"/>
+          <w:color w:val="101820"/>
+          <w:sz w:val="21"/>
+        </w:rPr>
+        <w:t xml:space="preserve"> beatriz.lacson.</w:t>
+      </w:r>
+    </w:p>
+    <w:p>
+      <w:pPr>
+        <w:pStyle w:val="Normal"/>
+        <w:spacing w:lineRule="auto" w:line="276" w:before="0" w:after="120"/>
+        <w:rPr/>
+      </w:pPr>
+      <w:r>
+        <w:rPr>
+          <w:rFonts w:eastAsia="Segoe UI" w:cs="Segoe UI" w:ascii="Segoe UI" w:hAnsi="Segoe UI"/>
+          <w:b/>
+          <w:color w:val="101820"/>
+          <w:sz w:val="21"/>
+        </w:rPr>
+        <w:t>Click:</w:t>
+      </w:r>
+    </w:p>
+    <w:p>
+      <w:pPr>
+        <w:pStyle w:val="Normal"/>
+        <w:numPr>
+          <w:ilvl w:val="0"/>
+          <w:numId w:val="89"/>
+        </w:numPr>
+        <w:spacing w:before="0" w:after="60"/>
+        <w:rPr/>
+      </w:pPr>
+      <w:r>
+        <w:rPr>
+          <w:rFonts w:eastAsia="Segoe UI" w:cs="Segoe UI" w:ascii="Segoe UI" w:hAnsi="Segoe UI"/>
+          <w:color w:val="101820"/>
+          <w:sz w:val="21"/>
+        </w:rPr>
+        <w:t>Master &gt; System Configuration &gt; Integrations &gt; Connectors: SMS, Viber, CTPL authentication, LTO feed, insurer API and bank files, each with its mode, credentials tick, waiting, failed and sent today, and what is missing before going live.</w:t>
+      </w:r>
+    </w:p>
+    <w:p>
+      <w:pPr>
+        <w:pStyle w:val="Normal"/>
+        <w:numPr>
+          <w:ilvl w:val="0"/>
+          <w:numId w:val="90"/>
+        </w:numPr>
+        <w:spacing w:before="0" w:after="60"/>
+        <w:rPr/>
+      </w:pPr>
+      <w:r>
+        <w:rPr>
+          <w:rFonts w:eastAsia="Segoe UI" w:cs="Segoe UI" w:ascii="Segoe UI" w:hAnsi="Segoe UI"/>
+          <w:color w:val="101820"/>
+          <w:sz w:val="21"/>
+        </w:rPr>
+        <w:t>Outbox: a test SMS and a CTPL authentication with their attempts; Resend and Cancel message.</w:t>
+      </w:r>
+    </w:p>
+    <w:p>
+      <w:pPr>
+        <w:pStyle w:val="Normal"/>
+        <w:numPr>
+          <w:ilvl w:val="0"/>
+          <w:numId w:val="91"/>
+        </w:numPr>
+        <w:spacing w:before="0" w:after="60"/>
+        <w:rPr/>
+      </w:pPr>
+      <w:r>
+        <w:rPr>
+          <w:rFonts w:eastAsia="Segoe UI" w:cs="Segoe UI" w:ascii="Segoe UI" w:hAnsi="Segoe UI"/>
+          <w:color w:val="101820"/>
+          <w:sz w:val="21"/>
+        </w:rPr>
+        <w:t>Insurer Integration: the sample mapping and Preview of the request exactly as the insurer will receive it.</w:t>
+      </w:r>
+    </w:p>
+    <w:p>
+      <w:pPr>
+        <w:pStyle w:val="Normal"/>
+        <w:numPr>
+          <w:ilvl w:val="0"/>
+          <w:numId w:val="92"/>
+        </w:numPr>
+        <w:spacing w:before="0" w:after="60"/>
+        <w:rPr/>
+      </w:pPr>
+      <w:r>
+        <w:rPr>
+          <w:rFonts w:eastAsia="Segoe UI" w:cs="Segoe UI" w:ascii="Segoe UI" w:hAnsi="Segoe UI"/>
+          <w:color w:val="101820"/>
+          <w:sz w:val="21"/>
+        </w:rPr>
+        <w:t>Accounts &gt; Bank Payment Files (as liza.quiambao): a batch, the approval by a second user, Write file and Import status file.</w:t>
+      </w:r>
+    </w:p>
+    <w:p>
+      <w:pPr>
+        <w:pStyle w:val="Normal"/>
+        <w:spacing w:lineRule="auto" w:line="276" w:before="0" w:after="120"/>
+        <w:rPr/>
+      </w:pPr>
+      <w:r>
+        <w:rPr>
+          <w:rFonts w:eastAsia="Segoe UI" w:cs="Segoe UI" w:ascii="Segoe UI" w:hAnsi="Segoe UI"/>
+          <w:b/>
+          <w:color w:val="101820"/>
+          <w:sz w:val="21"/>
+        </w:rPr>
+        <w:t>Say:</w:t>
+      </w:r>
+      <w:r>
+        <w:rPr>
+          <w:rFonts w:eastAsia="Segoe UI" w:cs="Segoe UI" w:ascii="Segoe UI" w:hAnsi="Segoe UI"/>
+          <w:color w:val="101820"/>
+          <w:sz w:val="21"/>
+        </w:rPr>
+        <w:t xml:space="preserve"> "Every connection goes through one monitored outbox with retries, and the credentials stay in the server's secret store. The connectors are delivered in test mode: going live with each provider, insurer or bank is done during onboarding with the partner, who certifies its side."</w:t>
+      </w:r>
+    </w:p>
+    <w:p>
+      <w:pPr>
+        <w:pStyle w:val="Heading2"/>
+        <w:rPr/>
+      </w:pPr>
+      <w:bookmarkStart w:id="38" w:name="__RefHeading___Toc2700_1360963153"/>
+      <w:bookmarkEnd w:id="38"/>
+      <w:r>
+        <w:rPr>
+          <w:rFonts w:eastAsia="Segoe UI" w:cs="Segoe UI"/>
+          <w:b/>
+          <w:color w:val="0F4761"/>
+          <w:sz w:val="26"/>
+        </w:rPr>
+        <w:t>7.6  Dealer programmes (5 minutes)</w:t>
+      </w:r>
+    </w:p>
+    <w:p>
+      <w:pPr>
+        <w:pStyle w:val="Normal"/>
+        <w:spacing w:lineRule="auto" w:line="276" w:before="0" w:after="120"/>
+        <w:rPr/>
+      </w:pPr>
+      <w:r>
+        <w:rPr>
+          <w:rFonts w:eastAsia="Segoe UI" w:cs="Segoe UI" w:ascii="Segoe UI" w:hAnsi="Segoe UI"/>
+          <w:b/>
+          <w:color w:val="101820"/>
+          <w:sz w:val="21"/>
+        </w:rPr>
+        <w:t>Login:</w:t>
+      </w:r>
+      <w:r>
+        <w:rPr>
+          <w:rFonts w:eastAsia="Segoe UI" w:cs="Segoe UI" w:ascii="Segoe UI" w:hAnsi="Segoe UI"/>
+          <w:color w:val="101820"/>
+          <w:sz w:val="21"/>
+        </w:rPr>
+        <w:t xml:space="preserve"> maria.rivera or jose.bernardo.</w:t>
+      </w:r>
+    </w:p>
+    <w:p>
+      <w:pPr>
+        <w:pStyle w:val="Normal"/>
+        <w:spacing w:lineRule="auto" w:line="276" w:before="0" w:after="120"/>
+        <w:rPr/>
+      </w:pPr>
+      <w:r>
+        <w:rPr>
+          <w:rFonts w:eastAsia="Segoe UI" w:cs="Segoe UI" w:ascii="Segoe UI" w:hAnsi="Segoe UI"/>
+          <w:b/>
+          <w:color w:val="101820"/>
+          <w:sz w:val="21"/>
+        </w:rPr>
+        <w:t>Data:</w:t>
+      </w:r>
+      <w:r>
+        <w:rPr>
+          <w:rFonts w:eastAsia="Segoe UI" w:cs="Segoe UI" w:ascii="Segoe UI" w:hAnsi="Segoe UI"/>
+          <w:color w:val="101820"/>
+          <w:sz w:val="21"/>
+        </w:rPr>
+        <w:t xml:space="preserve"> programme MMG-BDO-2026 (Makati Motors x BDO auto loans 2026: first year free paid by the dealer, CTPL 3 years, upload issues policies) and MMG-CASH-2026 (half subsidy, upload creates quotations), from the sample data.</w:t>
+      </w:r>
+    </w:p>
+    <w:p>
+      <w:pPr>
+        <w:pStyle w:val="Normal"/>
+        <w:spacing w:lineRule="auto" w:line="276" w:before="0" w:after="120"/>
+        <w:rPr/>
+      </w:pPr>
+      <w:r>
+        <w:rPr>
+          <w:rFonts w:eastAsia="Segoe UI" w:cs="Segoe UI" w:ascii="Segoe UI" w:hAnsi="Segoe UI"/>
+          <w:b/>
+          <w:color w:val="101820"/>
+          <w:sz w:val="21"/>
+        </w:rPr>
+        <w:t>Click:</w:t>
+      </w:r>
+    </w:p>
+    <w:p>
+      <w:pPr>
+        <w:pStyle w:val="Normal"/>
+        <w:numPr>
+          <w:ilvl w:val="0"/>
+          <w:numId w:val="93"/>
+        </w:numPr>
+        <w:spacing w:before="0" w:after="60"/>
+        <w:rPr/>
+      </w:pPr>
+      <w:r>
+        <w:rPr>
+          <w:rFonts w:eastAsia="Segoe UI" w:cs="Segoe UI" w:ascii="Segoe UI" w:hAnsi="Segoe UI"/>
+          <w:color w:val="101820"/>
+          <w:sz w:val="21"/>
+        </w:rPr>
+        <w:t>Operations &gt; Sales &amp; Marketing &gt; Dealer Programmes. Open MMG-BDO-2026: rates, Who pays, Upload creates. Premium preview.</w:t>
+      </w:r>
+    </w:p>
+    <w:p>
+      <w:pPr>
+        <w:pStyle w:val="Normal"/>
+        <w:numPr>
+          <w:ilvl w:val="0"/>
+          <w:numId w:val="94"/>
+        </w:numPr>
+        <w:spacing w:before="0" w:after="60"/>
+        <w:rPr/>
+      </w:pPr>
+      <w:r>
+        <w:rPr>
+          <w:rFonts w:eastAsia="Segoe UI" w:cs="Segoe UI" w:ascii="Segoe UI" w:hAnsi="Segoe UI"/>
+          <w:color w:val="101820"/>
+          <w:sz w:val="21"/>
+        </w:rPr>
+        <w:t>Template: the Dealer Sales upload template, one row per vehicle sold.</w:t>
+      </w:r>
+    </w:p>
+    <w:p>
+      <w:pPr>
+        <w:pStyle w:val="Normal"/>
+        <w:numPr>
+          <w:ilvl w:val="0"/>
+          <w:numId w:val="95"/>
+        </w:numPr>
+        <w:spacing w:before="0" w:after="60"/>
+        <w:rPr/>
+      </w:pPr>
+      <w:r>
+        <w:rPr>
+          <w:rFonts w:eastAsia="Segoe UI" w:cs="Segoe UI" w:ascii="Segoe UI" w:hAnsi="Segoe UI"/>
+          <w:color w:val="101820"/>
+          <w:sz w:val="21"/>
+        </w:rPr>
+        <w:t>Bank endorsement letter: the letter to the bank with the mortgagee clause.</w:t>
+      </w:r>
+    </w:p>
+    <w:p>
+      <w:pPr>
+        <w:pStyle w:val="Normal"/>
+        <w:numPr>
+          <w:ilvl w:val="0"/>
+          <w:numId w:val="96"/>
+        </w:numPr>
+        <w:spacing w:before="0" w:after="60"/>
+        <w:rPr/>
+      </w:pPr>
+      <w:r>
+        <w:rPr>
+          <w:rFonts w:eastAsia="Segoe UI" w:cs="Segoe UI" w:ascii="Segoe UI" w:hAnsi="Segoe UI"/>
+          <w:color w:val="101820"/>
+          <w:sz w:val="21"/>
+        </w:rPr>
+        <w:t>Reports &gt; Operational Reports &gt; Dealer Production: prospects, quotations, policies and premium per dealer.</w:t>
+      </w:r>
+    </w:p>
+    <w:p>
+      <w:pPr>
+        <w:pStyle w:val="Normal"/>
+        <w:spacing w:lineRule="auto" w:line="276" w:before="0" w:after="120"/>
+        <w:rPr/>
+      </w:pPr>
+      <w:r>
+        <w:rPr>
+          <w:rFonts w:eastAsia="Segoe UI" w:cs="Segoe UI" w:ascii="Segoe UI" w:hAnsi="Segoe UI"/>
+          <w:b/>
+          <w:color w:val="101820"/>
+          <w:sz w:val="21"/>
+        </w:rPr>
+        <w:t>Say:</w:t>
+      </w:r>
+      <w:r>
+        <w:rPr>
+          <w:rFonts w:eastAsia="Segoe UI" w:cs="Segoe UI" w:ascii="Segoe UI" w:hAnsi="Segoe UI"/>
+          <w:color w:val="101820"/>
+          <w:sz w:val="21"/>
+        </w:rPr>
+        <w:t xml:space="preserve"> "A dealer's month of sales becomes prospects, quotations or issued policies in one upload, each billed to whoever pays, with the bank letter ready."</w:t>
+      </w:r>
+    </w:p>
+    <w:p>
+      <w:pPr>
+        <w:pStyle w:val="Heading2"/>
+        <w:rPr/>
+      </w:pPr>
+      <w:bookmarkStart w:id="39" w:name="__RefHeading___Toc2702_1360963153"/>
+      <w:bookmarkEnd w:id="39"/>
+      <w:r>
+        <w:rPr>
+          <w:rFonts w:eastAsia="Segoe UI" w:cs="Segoe UI"/>
+          <w:b/>
+          <w:color w:val="0F4761"/>
+          <w:sz w:val="26"/>
+        </w:rPr>
+        <w:t>7.7  Branding (3 minutes)</w:t>
+      </w:r>
+    </w:p>
+    <w:p>
+      <w:pPr>
+        <w:pStyle w:val="Normal"/>
+        <w:spacing w:lineRule="auto" w:line="276" w:before="0" w:after="120"/>
+        <w:rPr/>
+      </w:pPr>
+      <w:r>
+        <w:rPr>
+          <w:rFonts w:eastAsia="Segoe UI" w:cs="Segoe UI" w:ascii="Segoe UI" w:hAnsi="Segoe UI"/>
+          <w:b/>
+          <w:color w:val="101820"/>
+          <w:sz w:val="21"/>
+        </w:rPr>
+        <w:t>Login:</w:t>
+      </w:r>
+      <w:r>
+        <w:rPr>
+          <w:rFonts w:eastAsia="Segoe UI" w:cs="Segoe UI" w:ascii="Segoe UI" w:hAnsi="Segoe UI"/>
+          <w:color w:val="101820"/>
+          <w:sz w:val="21"/>
+        </w:rPr>
+        <w:t xml:space="preserve"> beatriz.lacson.</w:t>
+      </w:r>
+    </w:p>
+    <w:p>
+      <w:pPr>
+        <w:pStyle w:val="Normal"/>
+        <w:spacing w:lineRule="auto" w:line="276" w:before="0" w:after="120"/>
+        <w:rPr/>
+      </w:pPr>
+      <w:r>
+        <w:rPr>
+          <w:rFonts w:eastAsia="Segoe UI" w:cs="Segoe UI" w:ascii="Segoe UI" w:hAnsi="Segoe UI"/>
+          <w:b/>
+          <w:color w:val="101820"/>
+          <w:sz w:val="21"/>
+        </w:rPr>
+        <w:t>Click:</w:t>
+      </w:r>
+    </w:p>
+    <w:p>
+      <w:pPr>
+        <w:pStyle w:val="Normal"/>
+        <w:numPr>
+          <w:ilvl w:val="0"/>
+          <w:numId w:val="97"/>
+        </w:numPr>
+        <w:spacing w:before="0" w:after="60"/>
+        <w:rPr/>
+      </w:pPr>
+      <w:r>
+        <w:rPr>
+          <w:rFonts w:eastAsia="Segoe UI" w:cs="Segoe UI" w:ascii="Segoe UI" w:hAnsi="Segoe UI"/>
+          <w:color w:val="101820"/>
+          <w:sz w:val="21"/>
+        </w:rPr>
+        <w:t>Master &gt; System Settings &gt; Theme and Branding. Change the primary colour; the live preview and the contrast panel react. Do not save in a shared demo environment.</w:t>
+      </w:r>
+    </w:p>
+    <w:p>
+      <w:pPr>
+        <w:pStyle w:val="Normal"/>
+        <w:numPr>
+          <w:ilvl w:val="0"/>
+          <w:numId w:val="98"/>
+        </w:numPr>
+        <w:spacing w:before="0" w:after="60"/>
+        <w:rPr/>
+      </w:pPr>
+      <w:r>
+        <w:rPr>
+          <w:rFonts w:eastAsia="Segoe UI" w:cs="Segoe UI" w:ascii="Segoe UI" w:hAnsi="Segoe UI"/>
+          <w:color w:val="101820"/>
+          <w:sz w:val="21"/>
+        </w:rPr>
+        <w:t>Sample document: a policy schedule printed with the theme, the logo and the footer line.</w:t>
+      </w:r>
+    </w:p>
+    <w:p>
+      <w:pPr>
+        <w:pStyle w:val="Normal"/>
+        <w:numPr>
+          <w:ilvl w:val="0"/>
+          <w:numId w:val="99"/>
+        </w:numPr>
+        <w:spacing w:before="0" w:after="60"/>
+        <w:rPr/>
+      </w:pPr>
+      <w:r>
+        <w:rPr>
+          <w:rFonts w:eastAsia="Segoe UI" w:cs="Segoe UI" w:ascii="Segoe UI" w:hAnsi="Segoe UI"/>
+          <w:color w:val="101820"/>
+          <w:sz w:val="21"/>
+        </w:rPr>
+        <w:t>Document signatures: the slots per document and when they print.</w:t>
+      </w:r>
+    </w:p>
+    <w:p>
+      <w:pPr>
+        <w:pStyle w:val="Normal"/>
+        <w:spacing w:lineRule="auto" w:line="276" w:before="0" w:after="120"/>
+        <w:rPr/>
+      </w:pPr>
+      <w:r>
+        <w:rPr>
+          <w:rFonts w:eastAsia="Segoe UI" w:cs="Segoe UI" w:ascii="Segoe UI" w:hAnsi="Segoe UI"/>
+          <w:b/>
+          <w:color w:val="101820"/>
+          <w:sz w:val="21"/>
+        </w:rPr>
+        <w:t>Say:</w:t>
+      </w:r>
+      <w:r>
+        <w:rPr>
+          <w:rFonts w:eastAsia="Segoe UI" w:cs="Segoe UI" w:ascii="Segoe UI" w:hAnsi="Segoe UI"/>
+          <w:color w:val="101820"/>
+          <w:sz w:val="21"/>
+        </w:rPr>
+        <w:t xml:space="preserve"> "Your brand is data, not code: screens, the sign-in page, documents, reports and e-mails follow it without a rebuild. A brand pack moves it from UAT to Production."</w:t>
+      </w:r>
+    </w:p>
+    <w:p>
+      <w:pPr>
+        <w:pStyle w:val="Heading2"/>
+        <w:rPr/>
+      </w:pPr>
+      <w:bookmarkStart w:id="40" w:name="__RefHeading___Toc2704_1360963153"/>
+      <w:bookmarkEnd w:id="40"/>
+      <w:r>
+        <w:rPr>
+          <w:rFonts w:eastAsia="Segoe UI" w:cs="Segoe UI"/>
+          <w:b/>
+          <w:color w:val="0F4761"/>
+          <w:sz w:val="26"/>
+        </w:rPr>
+        <w:t>7.8  Report Builder (3 minutes)</w:t>
+      </w:r>
+    </w:p>
+    <w:p>
+      <w:pPr>
+        <w:pStyle w:val="Normal"/>
+        <w:spacing w:lineRule="auto" w:line="276" w:before="0" w:after="120"/>
+        <w:rPr/>
+      </w:pPr>
+      <w:r>
+        <w:rPr>
+          <w:rFonts w:eastAsia="Segoe UI" w:cs="Segoe UI" w:ascii="Segoe UI" w:hAnsi="Segoe UI"/>
+          <w:b/>
+          <w:color w:val="101820"/>
+          <w:sz w:val="21"/>
+        </w:rPr>
+        <w:t>Login:</w:t>
+      </w:r>
+      <w:r>
+        <w:rPr>
+          <w:rFonts w:eastAsia="Segoe UI" w:cs="Segoe UI" w:ascii="Segoe UI" w:hAnsi="Segoe UI"/>
+          <w:color w:val="101820"/>
+          <w:sz w:val="21"/>
+        </w:rPr>
+        <w:t xml:space="preserve"> maria.rivera.</w:t>
+      </w:r>
+    </w:p>
+    <w:p>
+      <w:pPr>
+        <w:pStyle w:val="Normal"/>
+        <w:spacing w:lineRule="auto" w:line="276" w:before="0" w:after="120"/>
+        <w:rPr/>
+      </w:pPr>
+      <w:r>
+        <w:rPr>
+          <w:rFonts w:eastAsia="Segoe UI" w:cs="Segoe UI" w:ascii="Segoe UI" w:hAnsi="Segoe UI"/>
+          <w:b/>
+          <w:color w:val="101820"/>
+          <w:sz w:val="21"/>
+        </w:rPr>
+        <w:t>Click:</w:t>
+      </w:r>
+    </w:p>
+    <w:p>
+      <w:pPr>
+        <w:pStyle w:val="Normal"/>
+        <w:numPr>
+          <w:ilvl w:val="0"/>
+          <w:numId w:val="100"/>
+        </w:numPr>
+        <w:spacing w:before="0" w:after="60"/>
+        <w:rPr/>
+      </w:pPr>
+      <w:r>
+        <w:rPr>
+          <w:rFonts w:eastAsia="Segoe UI" w:cs="Segoe UI" w:ascii="Segoe UI" w:hAnsi="Segoe UI"/>
+          <w:color w:val="101820"/>
+          <w:sz w:val="21"/>
+        </w:rPr>
+        <w:t>Reports &gt; Report Builder &gt; Saved reports: open Premium by insurer (sample data).</w:t>
+      </w:r>
+    </w:p>
+    <w:p>
+      <w:pPr>
+        <w:pStyle w:val="Normal"/>
+        <w:numPr>
+          <w:ilvl w:val="0"/>
+          <w:numId w:val="101"/>
+        </w:numPr>
+        <w:spacing w:before="0" w:after="60"/>
+        <w:rPr/>
+      </w:pPr>
+      <w:r>
+        <w:rPr>
+          <w:rFonts w:eastAsia="Segoe UI" w:cs="Segoe UI" w:ascii="Segoe UI" w:hAnsi="Segoe UI"/>
+          <w:color w:val="101820"/>
+          <w:sz w:val="21"/>
+        </w:rPr>
+        <w:t>Build: add a filter (line of business), group by insurer, Run; totals of the numeric columns.</w:t>
+      </w:r>
+    </w:p>
+    <w:p>
+      <w:pPr>
+        <w:pStyle w:val="Normal"/>
+        <w:numPr>
+          <w:ilvl w:val="0"/>
+          <w:numId w:val="102"/>
+        </w:numPr>
+        <w:spacing w:before="0" w:after="60"/>
+        <w:rPr/>
+      </w:pPr>
+      <w:r>
+        <w:rPr>
+          <w:rFonts w:eastAsia="Segoe UI" w:cs="Segoe UI" w:ascii="Segoe UI" w:hAnsi="Segoe UI"/>
+          <w:color w:val="101820"/>
+          <w:sz w:val="21"/>
+        </w:rPr>
+        <w:t>Export to Excel. Point to Share with roles.</w:t>
+      </w:r>
+    </w:p>
+    <w:p>
+      <w:pPr>
+        <w:pStyle w:val="Normal"/>
+        <w:spacing w:lineRule="auto" w:line="276" w:before="0" w:after="120"/>
+        <w:rPr/>
+      </w:pPr>
+      <w:r>
+        <w:rPr>
+          <w:rFonts w:eastAsia="Segoe UI" w:cs="Segoe UI" w:ascii="Segoe UI" w:hAnsi="Segoe UI"/>
+          <w:b/>
+          <w:color w:val="101820"/>
+          <w:sz w:val="21"/>
+        </w:rPr>
+        <w:t>Say:</w:t>
+      </w:r>
+      <w:r>
+        <w:rPr>
+          <w:rFonts w:eastAsia="Segoe UI" w:cs="Segoe UI" w:ascii="Segoe UI" w:hAnsi="Segoe UI"/>
+          <w:color w:val="101820"/>
+          <w:sz w:val="21"/>
+        </w:rPr>
+        <w:t xml:space="preserve"> "Ad hoc questions no longer wait for a new report. Each user sees only the rows their role may see."</w:t>
+      </w:r>
+      <w:r>
+        <w:br w:type="page"/>
+      </w:r>
+    </w:p>
+    <w:p>
+      <w:pPr>
+        <w:pStyle w:val="Heading1"/>
+        <w:rPr/>
+      </w:pPr>
+      <w:bookmarkStart w:id="41" w:name="__RefHeading___Toc2706_1360963153"/>
+      <w:bookmarkEnd w:id="41"/>
+      <w:r>
+        <w:rPr>
+          <w:rFonts w:eastAsia="Segoe UI" w:cs="Segoe UI" w:ascii="Segoe UI" w:hAnsi="Segoe UI"/>
+          <w:b/>
+          <w:color w:val="0F4761"/>
+          <w:sz w:val="32"/>
+        </w:rPr>
+        <w:t>8.  Discovery questions</w:t>
+      </w:r>
+    </w:p>
+    <w:p>
+      <w:pPr>
+        <w:pStyle w:val="Normal"/>
+        <w:spacing w:lineRule="auto" w:line="276" w:before="0" w:after="120"/>
+        <w:rPr/>
+      </w:pPr>
+      <w:r>
+        <w:rPr>
+          <w:rFonts w:eastAsia="Segoe UI" w:cs="Segoe UI" w:ascii="Segoe UI" w:hAnsi="Segoe UI"/>
+          <w:color w:val="101820"/>
+          <w:sz w:val="21"/>
+        </w:rPr>
+        <w:t>Ask these during the demo, not as a list at the start. The note taker records the answers; they feed the workshop and the proposal.</w:t>
+      </w:r>
+    </w:p>
+    <w:p>
+      <w:pPr>
+        <w:pStyle w:val="Heading2"/>
+        <w:rPr/>
+      </w:pPr>
+      <w:bookmarkStart w:id="42" w:name="__RefHeading___Toc2708_1360963153"/>
+      <w:bookmarkEnd w:id="42"/>
+      <w:r>
+        <w:rPr>
+          <w:rFonts w:eastAsia="Segoe UI" w:cs="Segoe UI"/>
+          <w:b/>
+          <w:color w:val="0F4761"/>
+          <w:sz w:val="26"/>
+        </w:rPr>
+        <w:t>8.1  Business and volumes</w:t>
       </w:r>
     </w:p>
     <w:p>
@@ -12822,8 +15110,8 @@
         <w:pStyle w:val="Heading2"/>
         <w:rPr/>
       </w:pPr>
-      <w:bookmarkStart w:id="34" w:name="__RefHeading___Toc10437_3199679052"/>
-      <w:bookmarkEnd w:id="34"/>
+      <w:bookmarkStart w:id="43" w:name="__RefHeading___Toc2710_1360963153"/>
+      <w:bookmarkEnd w:id="43"/>
       <w:r>
         <w:rPr>
           <w:rFonts w:eastAsia="Segoe UI" w:cs="Segoe UI"/>
@@ -12831,7 +15119,7 @@
           <w:color w:val="0F4761"/>
           <w:sz w:val="26"/>
         </w:rPr>
-        <w:t>7.2  Process and pain</w:t>
+        <w:t>8.2  Process and pain</w:t>
       </w:r>
     </w:p>
     <w:p>
@@ -12931,23 +15219,6 @@
     </w:p>
     <w:p>
       <w:pPr>
-        <w:pStyle w:val="Heading2"/>
-        <w:rPr/>
-      </w:pPr>
-      <w:bookmarkStart w:id="35" w:name="__RefHeading___Toc10439_3199679052"/>
-      <w:bookmarkEnd w:id="35"/>
-      <w:r>
-        <w:rPr>
-          <w:rFonts w:eastAsia="Segoe UI" w:cs="Segoe UI"/>
-          <w:b/>
-          <w:color w:val="0F4761"/>
-          <w:sz w:val="26"/>
-        </w:rPr>
-        <w:t>7.3  Decision</w:t>
-      </w:r>
-    </w:p>
-    <w:p>
-      <w:pPr>
         <w:pStyle w:val="Normal"/>
         <w:numPr>
           <w:ilvl w:val="0"/>
@@ -12962,7 +15233,7 @@
           <w:color w:val="101820"/>
           <w:sz w:val="21"/>
         </w:rPr>
-        <w:t>Who decides, who signs, and who else must agree (IT, compliance, the board, a parent company)?</w:t>
+        <w:t>Who is your AML compliance officer, and how are covered and suspicious transactions reported today?</w:t>
       </w:r>
     </w:p>
     <w:p>
@@ -12981,7 +15252,7 @@
           <w:color w:val="101820"/>
           <w:sz w:val="21"/>
         </w:rPr>
-        <w:t>Is there a date that drives the project: a system contract ending, an audit, a new branch?</w:t>
+        <w:t>How do you track licences, insurer certificates of authority and complaints?</w:t>
       </w:r>
     </w:p>
     <w:p>
@@ -13000,7 +15271,7 @@
           <w:color w:val="101820"/>
           <w:sz w:val="21"/>
         </w:rPr>
-        <w:t>Do you prefer to host in the cloud, with a Philippine partner, or in your own data centre?</w:t>
+        <w:t>Do you work with motor dealers or banks, and how do their sales reach you?</w:t>
       </w:r>
     </w:p>
     <w:p>
@@ -13019,27 +15290,7 @@
           <w:color w:val="101820"/>
           <w:sz w:val="21"/>
         </w:rPr>
-        <w:t>Is the budget for a one-time licence, a monthly subscription, or not yet set?</w:t>
-      </w:r>
-      <w:r>
-        <w:br w:type="page"/>
-      </w:r>
-    </w:p>
-    <w:p>
-      <w:pPr>
-        <w:pStyle w:val="Heading1"/>
-        <w:rPr/>
-      </w:pPr>
-      <w:bookmarkStart w:id="36" w:name="__RefHeading___Toc10441_3199679052"/>
-      <w:bookmarkEnd w:id="36"/>
-      <w:r>
-        <w:rPr>
-          <w:rFonts w:eastAsia="Segoe UI" w:cs="Segoe UI" w:ascii="Segoe UI" w:hAnsi="Segoe UI"/>
-          <w:b/>
-          <w:color w:val="0F4761"/>
-          <w:sz w:val="32"/>
-        </w:rPr>
-        <w:t>8.  Run sheet</w:t>
+        <w:t>Which SMS gateway, CTPL authentication provider and insurers would you connect first?</w:t>
       </w:r>
     </w:p>
     <w:p>
@@ -13047,8 +15298,8 @@
         <w:pStyle w:val="Heading2"/>
         <w:rPr/>
       </w:pPr>
-      <w:bookmarkStart w:id="37" w:name="__RefHeading___Toc10443_3199679052"/>
-      <w:bookmarkEnd w:id="37"/>
+      <w:bookmarkStart w:id="44" w:name="__RefHeading___Toc2712_1360963153"/>
+      <w:bookmarkEnd w:id="44"/>
       <w:r>
         <w:rPr>
           <w:rFonts w:eastAsia="Segoe UI" w:cs="Segoe UI"/>
@@ -13056,7 +15307,120 @@
           <w:color w:val="0F4761"/>
           <w:sz w:val="26"/>
         </w:rPr>
-        <w:t>8.1  Records to confirm the day before</w:t>
+        <w:t>8.3  Decision</w:t>
+      </w:r>
+    </w:p>
+    <w:p>
+      <w:pPr>
+        <w:pStyle w:val="Normal"/>
+        <w:numPr>
+          <w:ilvl w:val="0"/>
+          <w:numId w:val="1"/>
+        </w:numPr>
+        <w:spacing w:before="0" w:after="60"/>
+        <w:rPr/>
+      </w:pPr>
+      <w:r>
+        <w:rPr>
+          <w:rFonts w:eastAsia="Segoe UI" w:cs="Segoe UI" w:ascii="Segoe UI" w:hAnsi="Segoe UI"/>
+          <w:color w:val="101820"/>
+          <w:sz w:val="21"/>
+        </w:rPr>
+        <w:t>Who decides, who signs, and who else must agree (IT, compliance, the board, a parent company)?</w:t>
+      </w:r>
+    </w:p>
+    <w:p>
+      <w:pPr>
+        <w:pStyle w:val="Normal"/>
+        <w:numPr>
+          <w:ilvl w:val="0"/>
+          <w:numId w:val="1"/>
+        </w:numPr>
+        <w:spacing w:before="0" w:after="60"/>
+        <w:rPr/>
+      </w:pPr>
+      <w:r>
+        <w:rPr>
+          <w:rFonts w:eastAsia="Segoe UI" w:cs="Segoe UI" w:ascii="Segoe UI" w:hAnsi="Segoe UI"/>
+          <w:color w:val="101820"/>
+          <w:sz w:val="21"/>
+        </w:rPr>
+        <w:t>Is there a date that drives the project: a system contract ending, an audit, a new branch?</w:t>
+      </w:r>
+    </w:p>
+    <w:p>
+      <w:pPr>
+        <w:pStyle w:val="Normal"/>
+        <w:numPr>
+          <w:ilvl w:val="0"/>
+          <w:numId w:val="1"/>
+        </w:numPr>
+        <w:spacing w:before="0" w:after="60"/>
+        <w:rPr/>
+      </w:pPr>
+      <w:r>
+        <w:rPr>
+          <w:rFonts w:eastAsia="Segoe UI" w:cs="Segoe UI" w:ascii="Segoe UI" w:hAnsi="Segoe UI"/>
+          <w:color w:val="101820"/>
+          <w:sz w:val="21"/>
+        </w:rPr>
+        <w:t>Do you prefer to host in the cloud, with a Philippine partner, or in your own data centre?</w:t>
+      </w:r>
+    </w:p>
+    <w:p>
+      <w:pPr>
+        <w:pStyle w:val="Normal"/>
+        <w:numPr>
+          <w:ilvl w:val="0"/>
+          <w:numId w:val="1"/>
+        </w:numPr>
+        <w:spacing w:before="0" w:after="60"/>
+        <w:rPr/>
+      </w:pPr>
+      <w:r>
+        <w:rPr>
+          <w:rFonts w:eastAsia="Segoe UI" w:cs="Segoe UI" w:ascii="Segoe UI" w:hAnsi="Segoe UI"/>
+          <w:color w:val="101820"/>
+          <w:sz w:val="21"/>
+        </w:rPr>
+        <w:t>Is the budget for a one-time licence, a monthly subscription, or not yet set?</w:t>
+      </w:r>
+      <w:r>
+        <w:br w:type="page"/>
+      </w:r>
+    </w:p>
+    <w:p>
+      <w:pPr>
+        <w:pStyle w:val="Heading1"/>
+        <w:rPr/>
+      </w:pPr>
+      <w:bookmarkStart w:id="45" w:name="__RefHeading___Toc2714_1360963153"/>
+      <w:bookmarkEnd w:id="45"/>
+      <w:r>
+        <w:rPr>
+          <w:rFonts w:eastAsia="Segoe UI" w:cs="Segoe UI" w:ascii="Segoe UI" w:hAnsi="Segoe UI"/>
+          <w:b/>
+          <w:color w:val="0F4761"/>
+          <w:sz w:val="32"/>
+        </w:rPr>
+        <w:t>9.  Run sheet</w:t>
+      </w:r>
+    </w:p>
+    <w:p>
+      <w:pPr>
+        <w:pStyle w:val="Heading2"/>
+        <w:rPr/>
+      </w:pPr>
+      <w:bookmarkStart w:id="46" w:name="__RefHeading___Toc2716_1360963153"/>
+      <w:bookmarkEnd w:id="46"/>
+      <w:r>
+        <w:rPr>
+          <w:rFonts w:eastAsia="Segoe UI" w:cs="Segoe UI"/>
+          <w:b/>
+          <w:color w:val="0F4761"/>
+          <w:sz w:val="26"/>
+        </w:rPr>
+        <w:t>9.1  Records to confirm the day before</w:t>
       </w:r>
     </w:p>
     <w:tbl>
@@ -15492,8 +17856,8 @@
         <w:pStyle w:val="Heading2"/>
         <w:rPr/>
       </w:pPr>
-      <w:bookmarkStart w:id="38" w:name="__RefHeading___Toc10445_3199679052"/>
-      <w:bookmarkEnd w:id="38"/>
+      <w:bookmarkStart w:id="47" w:name="__RefHeading___Toc2718_1360963153"/>
+      <w:bookmarkEnd w:id="47"/>
       <w:r>
         <w:rPr>
           <w:rFonts w:eastAsia="Segoe UI" w:cs="Segoe UI"/>
@@ -15501,7 +17865,7 @@
           <w:color w:val="0F4761"/>
           <w:sz w:val="26"/>
         </w:rPr>
-        <w:t>8.2  If something goes wrong</w:t>
+        <w:t>9.2  If something goes wrong</w:t>
       </w:r>
     </w:p>
     <w:tbl>
@@ -16000,8 +18364,8 @@
       <w:r>
         <w:br w:type="page"/>
       </w:r>
-      <w:bookmarkStart w:id="39" w:name="__RefHeading___Toc10447_3199679052"/>
-      <w:bookmarkEnd w:id="39"/>
+      <w:bookmarkStart w:id="48" w:name="__RefHeading___Toc2720_1360963153"/>
+      <w:bookmarkEnd w:id="48"/>
       <w:r>
         <w:rPr>
           <w:rFonts w:eastAsia="Segoe UI" w:cs="Segoe UI" w:ascii="Segoe UI" w:hAnsi="Segoe UI"/>
@@ -16009,7 +18373,7 @@
           <w:color w:val="0F4761"/>
           <w:sz w:val="32"/>
         </w:rPr>
-        <w:t>9.  After the demonstration</w:t>
+        <w:t>10.  After the demonstration</w:t>
       </w:r>
     </w:p>
     <w:p>
@@ -16017,8 +18381,8 @@
         <w:pStyle w:val="Heading2"/>
         <w:rPr/>
       </w:pPr>
-      <w:bookmarkStart w:id="40" w:name="__RefHeading___Toc10449_3199679052"/>
-      <w:bookmarkEnd w:id="40"/>
+      <w:bookmarkStart w:id="49" w:name="__RefHeading___Toc2722_1360963153"/>
+      <w:bookmarkEnd w:id="49"/>
       <w:r>
         <w:rPr>
           <w:rFonts w:eastAsia="Segoe UI" w:cs="Segoe UI"/>
@@ -16026,7 +18390,7 @@
           <w:color w:val="0F4761"/>
           <w:sz w:val="26"/>
         </w:rPr>
-        <w:t>9.1  Within one working day</w:t>
+        <w:t>10.1  Within one working day</w:t>
       </w:r>
     </w:p>
     <w:p>
@@ -16091,8 +18455,8 @@
         <w:pStyle w:val="Heading2"/>
         <w:rPr/>
       </w:pPr>
-      <w:bookmarkStart w:id="41" w:name="__RefHeading___Toc10451_3199679052"/>
-      <w:bookmarkEnd w:id="41"/>
+      <w:bookmarkStart w:id="50" w:name="__RefHeading___Toc2724_1360963153"/>
+      <w:bookmarkEnd w:id="50"/>
       <w:r>
         <w:rPr>
           <w:rFonts w:eastAsia="Segoe UI" w:cs="Segoe UI"/>
@@ -16100,7 +18464,7 @@
           <w:color w:val="0F4761"/>
           <w:sz w:val="26"/>
         </w:rPr>
-        <w:t>9.2  Before the proposal</w:t>
+        <w:t>10.2  Before the proposal</w:t>
       </w:r>
     </w:p>
     <w:p>
@@ -16182,9 +18546,9 @@
           <w:spacing w:val="0"/>
         </w:rPr>
       </w:pPr>
-      <w:bookmarkStart w:id="42" w:name="__RefHeading___Toc10453_3199679052"/>
-      <w:bookmarkStart w:id="43" w:name="_Toc233203395"/>
-      <w:bookmarkEnd w:id="42"/>
+      <w:bookmarkStart w:id="51" w:name="__RefHeading___Toc2726_1360963153"/>
+      <w:bookmarkStart w:id="52" w:name="_Toc233203395"/>
+      <w:bookmarkEnd w:id="51"/>
       <w:r>
         <w:rPr>
           <w:rStyle w:val="BookTitle"/>
@@ -16193,9 +18557,9 @@
           <w:iCs w:val="false"/>
           <w:spacing w:val="0"/>
         </w:rPr>
-        <w:t>10.  Document Sign-Off</w:t>
-      </w:r>
-      <w:bookmarkEnd w:id="43"/>
+        <w:t>11.  Document Sign-Off</w:t>
+      </w:r>
+      <w:bookmarkEnd w:id="52"/>
     </w:p>
     <w:p>
       <w:pPr>
@@ -17940,7 +20304,7 @@
       <w:r>
         <w:rPr/>
         <w:drawing>
-          <wp:anchor behindDoc="1" distT="0" distB="0" distL="0" distR="0" simplePos="0" locked="0" layoutInCell="0" allowOverlap="1" relativeHeight="24">
+          <wp:anchor behindDoc="1" distT="0" distB="0" distL="0" distR="0" simplePos="0" locked="0" layoutInCell="0" allowOverlap="1" relativeHeight="29">
             <wp:simplePos x="0" y="0"/>
             <wp:positionH relativeFrom="margin">
               <wp:align>center</wp:align>
@@ -18011,7 +20375,7 @@
     <w:r>
       <w:rPr/>
       <w:drawing>
-        <wp:anchor behindDoc="1" distT="0" distB="0" distL="0" distR="0" simplePos="0" locked="0" layoutInCell="0" allowOverlap="1" relativeHeight="23">
+        <wp:anchor behindDoc="1" distT="0" distB="0" distL="0" distR="0" simplePos="0" locked="0" layoutInCell="0" allowOverlap="1" relativeHeight="28">
           <wp:simplePos x="0" y="0"/>
           <wp:positionH relativeFrom="page">
             <wp:align>left</wp:align>
@@ -18070,7 +20434,7 @@
     <w:r>
       <w:rPr/>
       <w:drawing>
-        <wp:anchor behindDoc="1" distT="0" distB="0" distL="0" distR="0" simplePos="0" locked="0" layoutInCell="0" allowOverlap="1" relativeHeight="23">
+        <wp:anchor behindDoc="1" distT="0" distB="0" distL="0" distR="0" simplePos="0" locked="0" layoutInCell="0" allowOverlap="1" relativeHeight="28">
           <wp:simplePos x="0" y="0"/>
           <wp:positionH relativeFrom="page">
             <wp:align>left</wp:align>
@@ -19373,6 +21737,910 @@
   <w:abstractNum w:abstractNumId="12">
     <w:lvl w:ilvl="0">
       <w:start w:val="1"/>
+      <w:numFmt w:val="decimal"/>
+      <w:lvlText w:val="%1."/>
+      <w:lvlJc w:val="left"/>
+      <w:pPr>
+        <w:tabs>
+          <w:tab w:val="num" w:pos="0"/>
+        </w:tabs>
+        <w:ind w:left="720" w:hanging="300"/>
+      </w:pPr>
+      <w:rPr/>
+    </w:lvl>
+    <w:lvl w:ilvl="1">
+      <w:start w:val="1"/>
+      <w:numFmt w:val="lowerLetter"/>
+      <w:lvlText w:val="%2."/>
+      <w:lvlJc w:val="left"/>
+      <w:pPr>
+        <w:tabs>
+          <w:tab w:val="num" w:pos="0"/>
+        </w:tabs>
+        <w:ind w:left="1080" w:hanging="300"/>
+      </w:pPr>
+      <w:rPr/>
+    </w:lvl>
+    <w:lvl w:ilvl="2">
+      <w:start w:val="1"/>
+      <w:numFmt w:val="lowerLetter"/>
+      <w:lvlText w:val="%3."/>
+      <w:lvlJc w:val="left"/>
+      <w:pPr>
+        <w:tabs>
+          <w:tab w:val="num" w:pos="0"/>
+        </w:tabs>
+        <w:ind w:left="1440" w:hanging="300"/>
+      </w:pPr>
+      <w:rPr/>
+    </w:lvl>
+    <w:lvl w:ilvl="3">
+      <w:start w:val="1"/>
+      <w:numFmt w:val="decimal"/>
+      <w:lvlText w:val="%4."/>
+      <w:lvlJc w:val="left"/>
+      <w:pPr>
+        <w:tabs>
+          <w:tab w:val="num" w:pos="1800"/>
+        </w:tabs>
+        <w:ind w:left="1800" w:hanging="360"/>
+      </w:pPr>
+    </w:lvl>
+    <w:lvl w:ilvl="4">
+      <w:start w:val="1"/>
+      <w:numFmt w:val="decimal"/>
+      <w:lvlText w:val="%5."/>
+      <w:lvlJc w:val="left"/>
+      <w:pPr>
+        <w:tabs>
+          <w:tab w:val="num" w:pos="2160"/>
+        </w:tabs>
+        <w:ind w:left="2160" w:hanging="360"/>
+      </w:pPr>
+    </w:lvl>
+    <w:lvl w:ilvl="5">
+      <w:start w:val="1"/>
+      <w:numFmt w:val="decimal"/>
+      <w:lvlText w:val="%6."/>
+      <w:lvlJc w:val="left"/>
+      <w:pPr>
+        <w:tabs>
+          <w:tab w:val="num" w:pos="2520"/>
+        </w:tabs>
+        <w:ind w:left="2520" w:hanging="360"/>
+      </w:pPr>
+    </w:lvl>
+    <w:lvl w:ilvl="6">
+      <w:start w:val="1"/>
+      <w:numFmt w:val="decimal"/>
+      <w:lvlText w:val="%7."/>
+      <w:lvlJc w:val="left"/>
+      <w:pPr>
+        <w:tabs>
+          <w:tab w:val="num" w:pos="2880"/>
+        </w:tabs>
+        <w:ind w:left="2880" w:hanging="360"/>
+      </w:pPr>
+    </w:lvl>
+    <w:lvl w:ilvl="7">
+      <w:start w:val="1"/>
+      <w:numFmt w:val="decimal"/>
+      <w:lvlText w:val="%8."/>
+      <w:lvlJc w:val="left"/>
+      <w:pPr>
+        <w:tabs>
+          <w:tab w:val="num" w:pos="3240"/>
+        </w:tabs>
+        <w:ind w:left="3240" w:hanging="360"/>
+      </w:pPr>
+    </w:lvl>
+    <w:lvl w:ilvl="8">
+      <w:start w:val="1"/>
+      <w:numFmt w:val="decimal"/>
+      <w:lvlText w:val="%9."/>
+      <w:lvlJc w:val="left"/>
+      <w:pPr>
+        <w:tabs>
+          <w:tab w:val="num" w:pos="3600"/>
+        </w:tabs>
+        <w:ind w:left="3600" w:hanging="360"/>
+      </w:pPr>
+    </w:lvl>
+  </w:abstractNum>
+  <w:abstractNum w:abstractNumId="13">
+    <w:lvl w:ilvl="0">
+      <w:start w:val="1"/>
+      <w:numFmt w:val="decimal"/>
+      <w:lvlText w:val="%1."/>
+      <w:lvlJc w:val="left"/>
+      <w:pPr>
+        <w:tabs>
+          <w:tab w:val="num" w:pos="0"/>
+        </w:tabs>
+        <w:ind w:left="720" w:hanging="300"/>
+      </w:pPr>
+      <w:rPr/>
+    </w:lvl>
+    <w:lvl w:ilvl="1">
+      <w:start w:val="1"/>
+      <w:numFmt w:val="lowerLetter"/>
+      <w:lvlText w:val="%2."/>
+      <w:lvlJc w:val="left"/>
+      <w:pPr>
+        <w:tabs>
+          <w:tab w:val="num" w:pos="0"/>
+        </w:tabs>
+        <w:ind w:left="1080" w:hanging="300"/>
+      </w:pPr>
+      <w:rPr/>
+    </w:lvl>
+    <w:lvl w:ilvl="2">
+      <w:start w:val="1"/>
+      <w:numFmt w:val="lowerLetter"/>
+      <w:lvlText w:val="%3."/>
+      <w:lvlJc w:val="left"/>
+      <w:pPr>
+        <w:tabs>
+          <w:tab w:val="num" w:pos="0"/>
+        </w:tabs>
+        <w:ind w:left="1440" w:hanging="300"/>
+      </w:pPr>
+      <w:rPr/>
+    </w:lvl>
+    <w:lvl w:ilvl="3">
+      <w:start w:val="1"/>
+      <w:numFmt w:val="decimal"/>
+      <w:lvlText w:val="%4."/>
+      <w:lvlJc w:val="left"/>
+      <w:pPr>
+        <w:tabs>
+          <w:tab w:val="num" w:pos="1800"/>
+        </w:tabs>
+        <w:ind w:left="1800" w:hanging="360"/>
+      </w:pPr>
+    </w:lvl>
+    <w:lvl w:ilvl="4">
+      <w:start w:val="1"/>
+      <w:numFmt w:val="decimal"/>
+      <w:lvlText w:val="%5."/>
+      <w:lvlJc w:val="left"/>
+      <w:pPr>
+        <w:tabs>
+          <w:tab w:val="num" w:pos="2160"/>
+        </w:tabs>
+        <w:ind w:left="2160" w:hanging="360"/>
+      </w:pPr>
+    </w:lvl>
+    <w:lvl w:ilvl="5">
+      <w:start w:val="1"/>
+      <w:numFmt w:val="decimal"/>
+      <w:lvlText w:val="%6."/>
+      <w:lvlJc w:val="left"/>
+      <w:pPr>
+        <w:tabs>
+          <w:tab w:val="num" w:pos="2520"/>
+        </w:tabs>
+        <w:ind w:left="2520" w:hanging="360"/>
+      </w:pPr>
+    </w:lvl>
+    <w:lvl w:ilvl="6">
+      <w:start w:val="1"/>
+      <w:numFmt w:val="decimal"/>
+      <w:lvlText w:val="%7."/>
+      <w:lvlJc w:val="left"/>
+      <w:pPr>
+        <w:tabs>
+          <w:tab w:val="num" w:pos="2880"/>
+        </w:tabs>
+        <w:ind w:left="2880" w:hanging="360"/>
+      </w:pPr>
+    </w:lvl>
+    <w:lvl w:ilvl="7">
+      <w:start w:val="1"/>
+      <w:numFmt w:val="decimal"/>
+      <w:lvlText w:val="%8."/>
+      <w:lvlJc w:val="left"/>
+      <w:pPr>
+        <w:tabs>
+          <w:tab w:val="num" w:pos="3240"/>
+        </w:tabs>
+        <w:ind w:left="3240" w:hanging="360"/>
+      </w:pPr>
+    </w:lvl>
+    <w:lvl w:ilvl="8">
+      <w:start w:val="1"/>
+      <w:numFmt w:val="decimal"/>
+      <w:lvlText w:val="%9."/>
+      <w:lvlJc w:val="left"/>
+      <w:pPr>
+        <w:tabs>
+          <w:tab w:val="num" w:pos="3600"/>
+        </w:tabs>
+        <w:ind w:left="3600" w:hanging="360"/>
+      </w:pPr>
+    </w:lvl>
+  </w:abstractNum>
+  <w:abstractNum w:abstractNumId="14">
+    <w:lvl w:ilvl="0">
+      <w:start w:val="1"/>
+      <w:numFmt w:val="decimal"/>
+      <w:lvlText w:val="%1."/>
+      <w:lvlJc w:val="left"/>
+      <w:pPr>
+        <w:tabs>
+          <w:tab w:val="num" w:pos="0"/>
+        </w:tabs>
+        <w:ind w:left="720" w:hanging="300"/>
+      </w:pPr>
+      <w:rPr/>
+    </w:lvl>
+    <w:lvl w:ilvl="1">
+      <w:start w:val="1"/>
+      <w:numFmt w:val="lowerLetter"/>
+      <w:lvlText w:val="%2."/>
+      <w:lvlJc w:val="left"/>
+      <w:pPr>
+        <w:tabs>
+          <w:tab w:val="num" w:pos="0"/>
+        </w:tabs>
+        <w:ind w:left="1080" w:hanging="300"/>
+      </w:pPr>
+      <w:rPr/>
+    </w:lvl>
+    <w:lvl w:ilvl="2">
+      <w:start w:val="1"/>
+      <w:numFmt w:val="lowerLetter"/>
+      <w:lvlText w:val="%3."/>
+      <w:lvlJc w:val="left"/>
+      <w:pPr>
+        <w:tabs>
+          <w:tab w:val="num" w:pos="0"/>
+        </w:tabs>
+        <w:ind w:left="1440" w:hanging="300"/>
+      </w:pPr>
+      <w:rPr/>
+    </w:lvl>
+    <w:lvl w:ilvl="3">
+      <w:start w:val="1"/>
+      <w:numFmt w:val="decimal"/>
+      <w:lvlText w:val="%4."/>
+      <w:lvlJc w:val="left"/>
+      <w:pPr>
+        <w:tabs>
+          <w:tab w:val="num" w:pos="1800"/>
+        </w:tabs>
+        <w:ind w:left="1800" w:hanging="360"/>
+      </w:pPr>
+    </w:lvl>
+    <w:lvl w:ilvl="4">
+      <w:start w:val="1"/>
+      <w:numFmt w:val="decimal"/>
+      <w:lvlText w:val="%5."/>
+      <w:lvlJc w:val="left"/>
+      <w:pPr>
+        <w:tabs>
+          <w:tab w:val="num" w:pos="2160"/>
+        </w:tabs>
+        <w:ind w:left="2160" w:hanging="360"/>
+      </w:pPr>
+    </w:lvl>
+    <w:lvl w:ilvl="5">
+      <w:start w:val="1"/>
+      <w:numFmt w:val="decimal"/>
+      <w:lvlText w:val="%6."/>
+      <w:lvlJc w:val="left"/>
+      <w:pPr>
+        <w:tabs>
+          <w:tab w:val="num" w:pos="2520"/>
+        </w:tabs>
+        <w:ind w:left="2520" w:hanging="360"/>
+      </w:pPr>
+    </w:lvl>
+    <w:lvl w:ilvl="6">
+      <w:start w:val="1"/>
+      <w:numFmt w:val="decimal"/>
+      <w:lvlText w:val="%7."/>
+      <w:lvlJc w:val="left"/>
+      <w:pPr>
+        <w:tabs>
+          <w:tab w:val="num" w:pos="2880"/>
+        </w:tabs>
+        <w:ind w:left="2880" w:hanging="360"/>
+      </w:pPr>
+    </w:lvl>
+    <w:lvl w:ilvl="7">
+      <w:start w:val="1"/>
+      <w:numFmt w:val="decimal"/>
+      <w:lvlText w:val="%8."/>
+      <w:lvlJc w:val="left"/>
+      <w:pPr>
+        <w:tabs>
+          <w:tab w:val="num" w:pos="3240"/>
+        </w:tabs>
+        <w:ind w:left="3240" w:hanging="360"/>
+      </w:pPr>
+    </w:lvl>
+    <w:lvl w:ilvl="8">
+      <w:start w:val="1"/>
+      <w:numFmt w:val="decimal"/>
+      <w:lvlText w:val="%9."/>
+      <w:lvlJc w:val="left"/>
+      <w:pPr>
+        <w:tabs>
+          <w:tab w:val="num" w:pos="3600"/>
+        </w:tabs>
+        <w:ind w:left="3600" w:hanging="360"/>
+      </w:pPr>
+    </w:lvl>
+  </w:abstractNum>
+  <w:abstractNum w:abstractNumId="15">
+    <w:lvl w:ilvl="0">
+      <w:start w:val="1"/>
+      <w:numFmt w:val="decimal"/>
+      <w:lvlText w:val="%1."/>
+      <w:lvlJc w:val="left"/>
+      <w:pPr>
+        <w:tabs>
+          <w:tab w:val="num" w:pos="0"/>
+        </w:tabs>
+        <w:ind w:left="720" w:hanging="300"/>
+      </w:pPr>
+      <w:rPr/>
+    </w:lvl>
+    <w:lvl w:ilvl="1">
+      <w:start w:val="1"/>
+      <w:numFmt w:val="lowerLetter"/>
+      <w:lvlText w:val="%2."/>
+      <w:lvlJc w:val="left"/>
+      <w:pPr>
+        <w:tabs>
+          <w:tab w:val="num" w:pos="0"/>
+        </w:tabs>
+        <w:ind w:left="1080" w:hanging="300"/>
+      </w:pPr>
+      <w:rPr/>
+    </w:lvl>
+    <w:lvl w:ilvl="2">
+      <w:start w:val="1"/>
+      <w:numFmt w:val="lowerLetter"/>
+      <w:lvlText w:val="%3."/>
+      <w:lvlJc w:val="left"/>
+      <w:pPr>
+        <w:tabs>
+          <w:tab w:val="num" w:pos="0"/>
+        </w:tabs>
+        <w:ind w:left="1440" w:hanging="300"/>
+      </w:pPr>
+      <w:rPr/>
+    </w:lvl>
+    <w:lvl w:ilvl="3">
+      <w:start w:val="1"/>
+      <w:numFmt w:val="decimal"/>
+      <w:lvlText w:val="%4."/>
+      <w:lvlJc w:val="left"/>
+      <w:pPr>
+        <w:tabs>
+          <w:tab w:val="num" w:pos="1800"/>
+        </w:tabs>
+        <w:ind w:left="1800" w:hanging="360"/>
+      </w:pPr>
+    </w:lvl>
+    <w:lvl w:ilvl="4">
+      <w:start w:val="1"/>
+      <w:numFmt w:val="decimal"/>
+      <w:lvlText w:val="%5."/>
+      <w:lvlJc w:val="left"/>
+      <w:pPr>
+        <w:tabs>
+          <w:tab w:val="num" w:pos="2160"/>
+        </w:tabs>
+        <w:ind w:left="2160" w:hanging="360"/>
+      </w:pPr>
+    </w:lvl>
+    <w:lvl w:ilvl="5">
+      <w:start w:val="1"/>
+      <w:numFmt w:val="decimal"/>
+      <w:lvlText w:val="%6."/>
+      <w:lvlJc w:val="left"/>
+      <w:pPr>
+        <w:tabs>
+          <w:tab w:val="num" w:pos="2520"/>
+        </w:tabs>
+        <w:ind w:left="2520" w:hanging="360"/>
+      </w:pPr>
+    </w:lvl>
+    <w:lvl w:ilvl="6">
+      <w:start w:val="1"/>
+      <w:numFmt w:val="decimal"/>
+      <w:lvlText w:val="%7."/>
+      <w:lvlJc w:val="left"/>
+      <w:pPr>
+        <w:tabs>
+          <w:tab w:val="num" w:pos="2880"/>
+        </w:tabs>
+        <w:ind w:left="2880" w:hanging="360"/>
+      </w:pPr>
+    </w:lvl>
+    <w:lvl w:ilvl="7">
+      <w:start w:val="1"/>
+      <w:numFmt w:val="decimal"/>
+      <w:lvlText w:val="%8."/>
+      <w:lvlJc w:val="left"/>
+      <w:pPr>
+        <w:tabs>
+          <w:tab w:val="num" w:pos="3240"/>
+        </w:tabs>
+        <w:ind w:left="3240" w:hanging="360"/>
+      </w:pPr>
+    </w:lvl>
+    <w:lvl w:ilvl="8">
+      <w:start w:val="1"/>
+      <w:numFmt w:val="decimal"/>
+      <w:lvlText w:val="%9."/>
+      <w:lvlJc w:val="left"/>
+      <w:pPr>
+        <w:tabs>
+          <w:tab w:val="num" w:pos="3600"/>
+        </w:tabs>
+        <w:ind w:left="3600" w:hanging="360"/>
+      </w:pPr>
+    </w:lvl>
+  </w:abstractNum>
+  <w:abstractNum w:abstractNumId="16">
+    <w:lvl w:ilvl="0">
+      <w:start w:val="1"/>
+      <w:numFmt w:val="decimal"/>
+      <w:lvlText w:val="%1."/>
+      <w:lvlJc w:val="left"/>
+      <w:pPr>
+        <w:tabs>
+          <w:tab w:val="num" w:pos="0"/>
+        </w:tabs>
+        <w:ind w:left="720" w:hanging="300"/>
+      </w:pPr>
+      <w:rPr/>
+    </w:lvl>
+    <w:lvl w:ilvl="1">
+      <w:start w:val="1"/>
+      <w:numFmt w:val="lowerLetter"/>
+      <w:lvlText w:val="%2."/>
+      <w:lvlJc w:val="left"/>
+      <w:pPr>
+        <w:tabs>
+          <w:tab w:val="num" w:pos="0"/>
+        </w:tabs>
+        <w:ind w:left="1080" w:hanging="300"/>
+      </w:pPr>
+      <w:rPr/>
+    </w:lvl>
+    <w:lvl w:ilvl="2">
+      <w:start w:val="1"/>
+      <w:numFmt w:val="lowerLetter"/>
+      <w:lvlText w:val="%3."/>
+      <w:lvlJc w:val="left"/>
+      <w:pPr>
+        <w:tabs>
+          <w:tab w:val="num" w:pos="0"/>
+        </w:tabs>
+        <w:ind w:left="1440" w:hanging="300"/>
+      </w:pPr>
+      <w:rPr/>
+    </w:lvl>
+    <w:lvl w:ilvl="3">
+      <w:start w:val="1"/>
+      <w:numFmt w:val="decimal"/>
+      <w:lvlText w:val="%4."/>
+      <w:lvlJc w:val="left"/>
+      <w:pPr>
+        <w:tabs>
+          <w:tab w:val="num" w:pos="1800"/>
+        </w:tabs>
+        <w:ind w:left="1800" w:hanging="360"/>
+      </w:pPr>
+    </w:lvl>
+    <w:lvl w:ilvl="4">
+      <w:start w:val="1"/>
+      <w:numFmt w:val="decimal"/>
+      <w:lvlText w:val="%5."/>
+      <w:lvlJc w:val="left"/>
+      <w:pPr>
+        <w:tabs>
+          <w:tab w:val="num" w:pos="2160"/>
+        </w:tabs>
+        <w:ind w:left="2160" w:hanging="360"/>
+      </w:pPr>
+    </w:lvl>
+    <w:lvl w:ilvl="5">
+      <w:start w:val="1"/>
+      <w:numFmt w:val="decimal"/>
+      <w:lvlText w:val="%6."/>
+      <w:lvlJc w:val="left"/>
+      <w:pPr>
+        <w:tabs>
+          <w:tab w:val="num" w:pos="2520"/>
+        </w:tabs>
+        <w:ind w:left="2520" w:hanging="360"/>
+      </w:pPr>
+    </w:lvl>
+    <w:lvl w:ilvl="6">
+      <w:start w:val="1"/>
+      <w:numFmt w:val="decimal"/>
+      <w:lvlText w:val="%7."/>
+      <w:lvlJc w:val="left"/>
+      <w:pPr>
+        <w:tabs>
+          <w:tab w:val="num" w:pos="2880"/>
+        </w:tabs>
+        <w:ind w:left="2880" w:hanging="360"/>
+      </w:pPr>
+    </w:lvl>
+    <w:lvl w:ilvl="7">
+      <w:start w:val="1"/>
+      <w:numFmt w:val="decimal"/>
+      <w:lvlText w:val="%8."/>
+      <w:lvlJc w:val="left"/>
+      <w:pPr>
+        <w:tabs>
+          <w:tab w:val="num" w:pos="3240"/>
+        </w:tabs>
+        <w:ind w:left="3240" w:hanging="360"/>
+      </w:pPr>
+    </w:lvl>
+    <w:lvl w:ilvl="8">
+      <w:start w:val="1"/>
+      <w:numFmt w:val="decimal"/>
+      <w:lvlText w:val="%9."/>
+      <w:lvlJc w:val="left"/>
+      <w:pPr>
+        <w:tabs>
+          <w:tab w:val="num" w:pos="3600"/>
+        </w:tabs>
+        <w:ind w:left="3600" w:hanging="360"/>
+      </w:pPr>
+    </w:lvl>
+  </w:abstractNum>
+  <w:abstractNum w:abstractNumId="17">
+    <w:lvl w:ilvl="0">
+      <w:start w:val="1"/>
+      <w:numFmt w:val="decimal"/>
+      <w:lvlText w:val="%1."/>
+      <w:lvlJc w:val="left"/>
+      <w:pPr>
+        <w:tabs>
+          <w:tab w:val="num" w:pos="0"/>
+        </w:tabs>
+        <w:ind w:left="720" w:hanging="300"/>
+      </w:pPr>
+      <w:rPr/>
+    </w:lvl>
+    <w:lvl w:ilvl="1">
+      <w:start w:val="1"/>
+      <w:numFmt w:val="lowerLetter"/>
+      <w:lvlText w:val="%2."/>
+      <w:lvlJc w:val="left"/>
+      <w:pPr>
+        <w:tabs>
+          <w:tab w:val="num" w:pos="0"/>
+        </w:tabs>
+        <w:ind w:left="1080" w:hanging="300"/>
+      </w:pPr>
+      <w:rPr/>
+    </w:lvl>
+    <w:lvl w:ilvl="2">
+      <w:start w:val="1"/>
+      <w:numFmt w:val="lowerLetter"/>
+      <w:lvlText w:val="%3."/>
+      <w:lvlJc w:val="left"/>
+      <w:pPr>
+        <w:tabs>
+          <w:tab w:val="num" w:pos="0"/>
+        </w:tabs>
+        <w:ind w:left="1440" w:hanging="300"/>
+      </w:pPr>
+      <w:rPr/>
+    </w:lvl>
+    <w:lvl w:ilvl="3">
+      <w:start w:val="1"/>
+      <w:numFmt w:val="decimal"/>
+      <w:lvlText w:val="%4."/>
+      <w:lvlJc w:val="left"/>
+      <w:pPr>
+        <w:tabs>
+          <w:tab w:val="num" w:pos="1800"/>
+        </w:tabs>
+        <w:ind w:left="1800" w:hanging="360"/>
+      </w:pPr>
+    </w:lvl>
+    <w:lvl w:ilvl="4">
+      <w:start w:val="1"/>
+      <w:numFmt w:val="decimal"/>
+      <w:lvlText w:val="%5."/>
+      <w:lvlJc w:val="left"/>
+      <w:pPr>
+        <w:tabs>
+          <w:tab w:val="num" w:pos="2160"/>
+        </w:tabs>
+        <w:ind w:left="2160" w:hanging="360"/>
+      </w:pPr>
+    </w:lvl>
+    <w:lvl w:ilvl="5">
+      <w:start w:val="1"/>
+      <w:numFmt w:val="decimal"/>
+      <w:lvlText w:val="%6."/>
+      <w:lvlJc w:val="left"/>
+      <w:pPr>
+        <w:tabs>
+          <w:tab w:val="num" w:pos="2520"/>
+        </w:tabs>
+        <w:ind w:left="2520" w:hanging="360"/>
+      </w:pPr>
+    </w:lvl>
+    <w:lvl w:ilvl="6">
+      <w:start w:val="1"/>
+      <w:numFmt w:val="decimal"/>
+      <w:lvlText w:val="%7."/>
+      <w:lvlJc w:val="left"/>
+      <w:pPr>
+        <w:tabs>
+          <w:tab w:val="num" w:pos="2880"/>
+        </w:tabs>
+        <w:ind w:left="2880" w:hanging="360"/>
+      </w:pPr>
+    </w:lvl>
+    <w:lvl w:ilvl="7">
+      <w:start w:val="1"/>
+      <w:numFmt w:val="decimal"/>
+      <w:lvlText w:val="%8."/>
+      <w:lvlJc w:val="left"/>
+      <w:pPr>
+        <w:tabs>
+          <w:tab w:val="num" w:pos="3240"/>
+        </w:tabs>
+        <w:ind w:left="3240" w:hanging="360"/>
+      </w:pPr>
+    </w:lvl>
+    <w:lvl w:ilvl="8">
+      <w:start w:val="1"/>
+      <w:numFmt w:val="decimal"/>
+      <w:lvlText w:val="%9."/>
+      <w:lvlJc w:val="left"/>
+      <w:pPr>
+        <w:tabs>
+          <w:tab w:val="num" w:pos="3600"/>
+        </w:tabs>
+        <w:ind w:left="3600" w:hanging="360"/>
+      </w:pPr>
+    </w:lvl>
+  </w:abstractNum>
+  <w:abstractNum w:abstractNumId="18">
+    <w:lvl w:ilvl="0">
+      <w:start w:val="1"/>
+      <w:numFmt w:val="decimal"/>
+      <w:lvlText w:val="%1."/>
+      <w:lvlJc w:val="left"/>
+      <w:pPr>
+        <w:tabs>
+          <w:tab w:val="num" w:pos="0"/>
+        </w:tabs>
+        <w:ind w:left="720" w:hanging="300"/>
+      </w:pPr>
+      <w:rPr/>
+    </w:lvl>
+    <w:lvl w:ilvl="1">
+      <w:start w:val="1"/>
+      <w:numFmt w:val="lowerLetter"/>
+      <w:lvlText w:val="%2."/>
+      <w:lvlJc w:val="left"/>
+      <w:pPr>
+        <w:tabs>
+          <w:tab w:val="num" w:pos="0"/>
+        </w:tabs>
+        <w:ind w:left="1080" w:hanging="300"/>
+      </w:pPr>
+      <w:rPr/>
+    </w:lvl>
+    <w:lvl w:ilvl="2">
+      <w:start w:val="1"/>
+      <w:numFmt w:val="lowerLetter"/>
+      <w:lvlText w:val="%3."/>
+      <w:lvlJc w:val="left"/>
+      <w:pPr>
+        <w:tabs>
+          <w:tab w:val="num" w:pos="0"/>
+        </w:tabs>
+        <w:ind w:left="1440" w:hanging="300"/>
+      </w:pPr>
+      <w:rPr/>
+    </w:lvl>
+    <w:lvl w:ilvl="3">
+      <w:start w:val="1"/>
+      <w:numFmt w:val="decimal"/>
+      <w:lvlText w:val="%4."/>
+      <w:lvlJc w:val="left"/>
+      <w:pPr>
+        <w:tabs>
+          <w:tab w:val="num" w:pos="1800"/>
+        </w:tabs>
+        <w:ind w:left="1800" w:hanging="360"/>
+      </w:pPr>
+    </w:lvl>
+    <w:lvl w:ilvl="4">
+      <w:start w:val="1"/>
+      <w:numFmt w:val="decimal"/>
+      <w:lvlText w:val="%5."/>
+      <w:lvlJc w:val="left"/>
+      <w:pPr>
+        <w:tabs>
+          <w:tab w:val="num" w:pos="2160"/>
+        </w:tabs>
+        <w:ind w:left="2160" w:hanging="360"/>
+      </w:pPr>
+    </w:lvl>
+    <w:lvl w:ilvl="5">
+      <w:start w:val="1"/>
+      <w:numFmt w:val="decimal"/>
+      <w:lvlText w:val="%6."/>
+      <w:lvlJc w:val="left"/>
+      <w:pPr>
+        <w:tabs>
+          <w:tab w:val="num" w:pos="2520"/>
+        </w:tabs>
+        <w:ind w:left="2520" w:hanging="360"/>
+      </w:pPr>
+    </w:lvl>
+    <w:lvl w:ilvl="6">
+      <w:start w:val="1"/>
+      <w:numFmt w:val="decimal"/>
+      <w:lvlText w:val="%7."/>
+      <w:lvlJc w:val="left"/>
+      <w:pPr>
+        <w:tabs>
+          <w:tab w:val="num" w:pos="2880"/>
+        </w:tabs>
+        <w:ind w:left="2880" w:hanging="360"/>
+      </w:pPr>
+    </w:lvl>
+    <w:lvl w:ilvl="7">
+      <w:start w:val="1"/>
+      <w:numFmt w:val="decimal"/>
+      <w:lvlText w:val="%8."/>
+      <w:lvlJc w:val="left"/>
+      <w:pPr>
+        <w:tabs>
+          <w:tab w:val="num" w:pos="3240"/>
+        </w:tabs>
+        <w:ind w:left="3240" w:hanging="360"/>
+      </w:pPr>
+    </w:lvl>
+    <w:lvl w:ilvl="8">
+      <w:start w:val="1"/>
+      <w:numFmt w:val="decimal"/>
+      <w:lvlText w:val="%9."/>
+      <w:lvlJc w:val="left"/>
+      <w:pPr>
+        <w:tabs>
+          <w:tab w:val="num" w:pos="3600"/>
+        </w:tabs>
+        <w:ind w:left="3600" w:hanging="360"/>
+      </w:pPr>
+    </w:lvl>
+  </w:abstractNum>
+  <w:abstractNum w:abstractNumId="19">
+    <w:lvl w:ilvl="0">
+      <w:start w:val="1"/>
+      <w:numFmt w:val="decimal"/>
+      <w:lvlText w:val="%1."/>
+      <w:lvlJc w:val="left"/>
+      <w:pPr>
+        <w:tabs>
+          <w:tab w:val="num" w:pos="0"/>
+        </w:tabs>
+        <w:ind w:left="720" w:hanging="300"/>
+      </w:pPr>
+      <w:rPr/>
+    </w:lvl>
+    <w:lvl w:ilvl="1">
+      <w:start w:val="1"/>
+      <w:numFmt w:val="lowerLetter"/>
+      <w:lvlText w:val="%2."/>
+      <w:lvlJc w:val="left"/>
+      <w:pPr>
+        <w:tabs>
+          <w:tab w:val="num" w:pos="0"/>
+        </w:tabs>
+        <w:ind w:left="1080" w:hanging="300"/>
+      </w:pPr>
+      <w:rPr/>
+    </w:lvl>
+    <w:lvl w:ilvl="2">
+      <w:start w:val="1"/>
+      <w:numFmt w:val="lowerLetter"/>
+      <w:lvlText w:val="%3."/>
+      <w:lvlJc w:val="left"/>
+      <w:pPr>
+        <w:tabs>
+          <w:tab w:val="num" w:pos="0"/>
+        </w:tabs>
+        <w:ind w:left="1440" w:hanging="300"/>
+      </w:pPr>
+      <w:rPr/>
+    </w:lvl>
+    <w:lvl w:ilvl="3">
+      <w:start w:val="1"/>
+      <w:numFmt w:val="decimal"/>
+      <w:lvlText w:val="%4."/>
+      <w:lvlJc w:val="left"/>
+      <w:pPr>
+        <w:tabs>
+          <w:tab w:val="num" w:pos="1800"/>
+        </w:tabs>
+        <w:ind w:left="1800" w:hanging="360"/>
+      </w:pPr>
+    </w:lvl>
+    <w:lvl w:ilvl="4">
+      <w:start w:val="1"/>
+      <w:numFmt w:val="decimal"/>
+      <w:lvlText w:val="%5."/>
+      <w:lvlJc w:val="left"/>
+      <w:pPr>
+        <w:tabs>
+          <w:tab w:val="num" w:pos="2160"/>
+        </w:tabs>
+        <w:ind w:left="2160" w:hanging="360"/>
+      </w:pPr>
+    </w:lvl>
+    <w:lvl w:ilvl="5">
+      <w:start w:val="1"/>
+      <w:numFmt w:val="decimal"/>
+      <w:lvlText w:val="%6."/>
+      <w:lvlJc w:val="left"/>
+      <w:pPr>
+        <w:tabs>
+          <w:tab w:val="num" w:pos="2520"/>
+        </w:tabs>
+        <w:ind w:left="2520" w:hanging="360"/>
+      </w:pPr>
+    </w:lvl>
+    <w:lvl w:ilvl="6">
+      <w:start w:val="1"/>
+      <w:numFmt w:val="decimal"/>
+      <w:lvlText w:val="%7."/>
+      <w:lvlJc w:val="left"/>
+      <w:pPr>
+        <w:tabs>
+          <w:tab w:val="num" w:pos="2880"/>
+        </w:tabs>
+        <w:ind w:left="2880" w:hanging="360"/>
+      </w:pPr>
+    </w:lvl>
+    <w:lvl w:ilvl="7">
+      <w:start w:val="1"/>
+      <w:numFmt w:val="decimal"/>
+      <w:lvlText w:val="%8."/>
+      <w:lvlJc w:val="left"/>
+      <w:pPr>
+        <w:tabs>
+          <w:tab w:val="num" w:pos="3240"/>
+        </w:tabs>
+        <w:ind w:left="3240" w:hanging="360"/>
+      </w:pPr>
+    </w:lvl>
+    <w:lvl w:ilvl="8">
+      <w:start w:val="1"/>
+      <w:numFmt w:val="decimal"/>
+      <w:lvlText w:val="%9."/>
+      <w:lvlJc w:val="left"/>
+      <w:pPr>
+        <w:tabs>
+          <w:tab w:val="num" w:pos="3600"/>
+        </w:tabs>
+        <w:ind w:left="3600" w:hanging="360"/>
+      </w:pPr>
+    </w:lvl>
+  </w:abstractNum>
+  <w:abstractNum w:abstractNumId="20">
+    <w:lvl w:ilvl="0">
+      <w:start w:val="1"/>
       <w:numFmt w:val="none"/>
       <w:suff w:val="nothing"/>
       <w:lvlText w:val=""/>
@@ -19526,58 +22794,55 @@
     <w:abstractNumId w:val="12"/>
   </w:num>
   <w:num w:numId="13">
+    <w:abstractNumId w:val="13"/>
+  </w:num>
+  <w:num w:numId="14">
+    <w:abstractNumId w:val="14"/>
+  </w:num>
+  <w:num w:numId="15">
+    <w:abstractNumId w:val="15"/>
+  </w:num>
+  <w:num w:numId="16">
+    <w:abstractNumId w:val="16"/>
+  </w:num>
+  <w:num w:numId="17">
+    <w:abstractNumId w:val="17"/>
+  </w:num>
+  <w:num w:numId="18">
+    <w:abstractNumId w:val="18"/>
+  </w:num>
+  <w:num w:numId="19">
+    <w:abstractNumId w:val="19"/>
+  </w:num>
+  <w:num w:numId="20">
+    <w:abstractNumId w:val="20"/>
+  </w:num>
+  <w:num w:numId="21">
     <w:abstractNumId w:val="2"/>
     <w:lvlOverride w:ilvl="0">
       <w:startOverride w:val="1"/>
     </w:lvlOverride>
   </w:num>
-  <w:num w:numId="14">
+  <w:num w:numId="22">
     <w:abstractNumId w:val="2"/>
     <w:lvlOverride w:ilvl="0">
       <w:startOverride w:val="1"/>
     </w:lvlOverride>
-  </w:num>
-  <w:num w:numId="15">
-    <w:abstractNumId w:val="2"/>
-  </w:num>
-  <w:num w:numId="16">
-    <w:abstractNumId w:val="2"/>
-  </w:num>
-  <w:num w:numId="17">
-    <w:abstractNumId w:val="2"/>
-  </w:num>
-  <w:num w:numId="18">
-    <w:abstractNumId w:val="2"/>
-    <w:lvlOverride w:ilvl="0">
-      <w:startOverride w:val="1"/>
-    </w:lvlOverride>
-  </w:num>
-  <w:num w:numId="19">
-    <w:abstractNumId w:val="2"/>
-  </w:num>
-  <w:num w:numId="20">
-    <w:abstractNumId w:val="2"/>
-  </w:num>
-  <w:num w:numId="21">
-    <w:abstractNumId w:val="2"/>
-  </w:num>
-  <w:num w:numId="22">
-    <w:abstractNumId w:val="2"/>
   </w:num>
   <w:num w:numId="23">
     <w:abstractNumId w:val="2"/>
   </w:num>
   <w:num w:numId="24">
     <w:abstractNumId w:val="2"/>
-    <w:lvlOverride w:ilvl="0">
-      <w:startOverride w:val="1"/>
-    </w:lvlOverride>
   </w:num>
   <w:num w:numId="25">
     <w:abstractNumId w:val="2"/>
   </w:num>
   <w:num w:numId="26">
     <w:abstractNumId w:val="2"/>
+    <w:lvlOverride w:ilvl="0">
+      <w:startOverride w:val="1"/>
+    </w:lvlOverride>
   </w:num>
   <w:num w:numId="27">
     <w:abstractNumId w:val="2"/>
@@ -19590,15 +22855,15 @@
   </w:num>
   <w:num w:numId="30">
     <w:abstractNumId w:val="2"/>
-    <w:lvlOverride w:ilvl="0">
-      <w:startOverride w:val="1"/>
-    </w:lvlOverride>
   </w:num>
   <w:num w:numId="31">
     <w:abstractNumId w:val="2"/>
   </w:num>
   <w:num w:numId="32">
     <w:abstractNumId w:val="2"/>
+    <w:lvlOverride w:ilvl="0">
+      <w:startOverride w:val="1"/>
+    </w:lvlOverride>
   </w:num>
   <w:num w:numId="33">
     <w:abstractNumId w:val="2"/>
@@ -19608,9 +22873,6 @@
   </w:num>
   <w:num w:numId="35">
     <w:abstractNumId w:val="2"/>
-    <w:lvlOverride w:ilvl="0">
-      <w:startOverride w:val="1"/>
-    </w:lvlOverride>
   </w:num>
   <w:num w:numId="36">
     <w:abstractNumId w:val="2"/>
@@ -19638,18 +22900,21 @@
   </w:num>
   <w:num w:numId="43">
     <w:abstractNumId w:val="2"/>
+    <w:lvlOverride w:ilvl="0">
+      <w:startOverride w:val="1"/>
+    </w:lvlOverride>
   </w:num>
   <w:num w:numId="44">
     <w:abstractNumId w:val="2"/>
-    <w:lvlOverride w:ilvl="0">
-      <w:startOverride w:val="1"/>
-    </w:lvlOverride>
   </w:num>
   <w:num w:numId="45">
     <w:abstractNumId w:val="2"/>
   </w:num>
   <w:num w:numId="46">
     <w:abstractNumId w:val="2"/>
+    <w:lvlOverride w:ilvl="0">
+      <w:startOverride w:val="1"/>
+    </w:lvlOverride>
   </w:num>
   <w:num w:numId="47">
     <w:abstractNumId w:val="2"/>
@@ -19662,15 +22927,15 @@
   </w:num>
   <w:num w:numId="50">
     <w:abstractNumId w:val="2"/>
-    <w:lvlOverride w:ilvl="0">
-      <w:startOverride w:val="1"/>
-    </w:lvlOverride>
   </w:num>
   <w:num w:numId="51">
     <w:abstractNumId w:val="2"/>
   </w:num>
   <w:num w:numId="52">
     <w:abstractNumId w:val="2"/>
+    <w:lvlOverride w:ilvl="0">
+      <w:startOverride w:val="1"/>
+    </w:lvlOverride>
   </w:num>
   <w:num w:numId="53">
     <w:abstractNumId w:val="2"/>
@@ -19680,9 +22945,6 @@
   </w:num>
   <w:num w:numId="55">
     <w:abstractNumId w:val="2"/>
-    <w:lvlOverride w:ilvl="0">
-      <w:startOverride w:val="1"/>
-    </w:lvlOverride>
   </w:num>
   <w:num w:numId="56">
     <w:abstractNumId w:val="2"/>
@@ -19692,11 +22954,167 @@
   </w:num>
   <w:num w:numId="58">
     <w:abstractNumId w:val="2"/>
+    <w:lvlOverride w:ilvl="0">
+      <w:startOverride w:val="1"/>
+    </w:lvlOverride>
   </w:num>
   <w:num w:numId="59">
     <w:abstractNumId w:val="2"/>
   </w:num>
   <w:num w:numId="60">
+    <w:abstractNumId w:val="2"/>
+  </w:num>
+  <w:num w:numId="61">
+    <w:abstractNumId w:val="2"/>
+  </w:num>
+  <w:num w:numId="62">
+    <w:abstractNumId w:val="2"/>
+  </w:num>
+  <w:num w:numId="63">
+    <w:abstractNumId w:val="2"/>
+    <w:lvlOverride w:ilvl="0">
+      <w:startOverride w:val="1"/>
+    </w:lvlOverride>
+  </w:num>
+  <w:num w:numId="64">
+    <w:abstractNumId w:val="2"/>
+  </w:num>
+  <w:num w:numId="65">
+    <w:abstractNumId w:val="2"/>
+  </w:num>
+  <w:num w:numId="66">
+    <w:abstractNumId w:val="2"/>
+  </w:num>
+  <w:num w:numId="67">
+    <w:abstractNumId w:val="2"/>
+  </w:num>
+  <w:num w:numId="68">
+    <w:abstractNumId w:val="2"/>
+  </w:num>
+  <w:num w:numId="69">
+    <w:abstractNumId w:val="2"/>
+    <w:lvlOverride w:ilvl="0">
+      <w:startOverride w:val="1"/>
+    </w:lvlOverride>
+  </w:num>
+  <w:num w:numId="70">
+    <w:abstractNumId w:val="2"/>
+  </w:num>
+  <w:num w:numId="71">
+    <w:abstractNumId w:val="2"/>
+  </w:num>
+  <w:num w:numId="72">
+    <w:abstractNumId w:val="2"/>
+  </w:num>
+  <w:num w:numId="73">
+    <w:abstractNumId w:val="2"/>
+  </w:num>
+  <w:num w:numId="74">
+    <w:abstractNumId w:val="2"/>
+    <w:lvlOverride w:ilvl="0">
+      <w:startOverride w:val="1"/>
+    </w:lvlOverride>
+  </w:num>
+  <w:num w:numId="75">
+    <w:abstractNumId w:val="2"/>
+  </w:num>
+  <w:num w:numId="76">
+    <w:abstractNumId w:val="2"/>
+  </w:num>
+  <w:num w:numId="77">
+    <w:abstractNumId w:val="2"/>
+  </w:num>
+  <w:num w:numId="78">
+    <w:abstractNumId w:val="2"/>
+  </w:num>
+  <w:num w:numId="79">
+    <w:abstractNumId w:val="2"/>
+    <w:lvlOverride w:ilvl="0">
+      <w:startOverride w:val="1"/>
+    </w:lvlOverride>
+  </w:num>
+  <w:num w:numId="80">
+    <w:abstractNumId w:val="2"/>
+  </w:num>
+  <w:num w:numId="81">
+    <w:abstractNumId w:val="2"/>
+  </w:num>
+  <w:num w:numId="82">
+    <w:abstractNumId w:val="2"/>
+  </w:num>
+  <w:num w:numId="83">
+    <w:abstractNumId w:val="2"/>
+  </w:num>
+  <w:num w:numId="84">
+    <w:abstractNumId w:val="2"/>
+    <w:lvlOverride w:ilvl="0">
+      <w:startOverride w:val="1"/>
+    </w:lvlOverride>
+  </w:num>
+  <w:num w:numId="85">
+    <w:abstractNumId w:val="2"/>
+  </w:num>
+  <w:num w:numId="86">
+    <w:abstractNumId w:val="2"/>
+  </w:num>
+  <w:num w:numId="87">
+    <w:abstractNumId w:val="2"/>
+  </w:num>
+  <w:num w:numId="88">
+    <w:abstractNumId w:val="2"/>
+  </w:num>
+  <w:num w:numId="89">
+    <w:abstractNumId w:val="2"/>
+    <w:lvlOverride w:ilvl="0">
+      <w:startOverride w:val="1"/>
+    </w:lvlOverride>
+  </w:num>
+  <w:num w:numId="90">
+    <w:abstractNumId w:val="2"/>
+  </w:num>
+  <w:num w:numId="91">
+    <w:abstractNumId w:val="2"/>
+  </w:num>
+  <w:num w:numId="92">
+    <w:abstractNumId w:val="2"/>
+  </w:num>
+  <w:num w:numId="93">
+    <w:abstractNumId w:val="2"/>
+    <w:lvlOverride w:ilvl="0">
+      <w:startOverride w:val="1"/>
+    </w:lvlOverride>
+  </w:num>
+  <w:num w:numId="94">
+    <w:abstractNumId w:val="2"/>
+  </w:num>
+  <w:num w:numId="95">
+    <w:abstractNumId w:val="2"/>
+  </w:num>
+  <w:num w:numId="96">
+    <w:abstractNumId w:val="2"/>
+  </w:num>
+  <w:num w:numId="97">
+    <w:abstractNumId w:val="2"/>
+    <w:lvlOverride w:ilvl="0">
+      <w:startOverride w:val="1"/>
+    </w:lvlOverride>
+  </w:num>
+  <w:num w:numId="98">
+    <w:abstractNumId w:val="2"/>
+  </w:num>
+  <w:num w:numId="99">
+    <w:abstractNumId w:val="2"/>
+  </w:num>
+  <w:num w:numId="100">
+    <w:abstractNumId w:val="2"/>
+    <w:lvlOverride w:ilvl="0">
+      <w:startOverride w:val="1"/>
+    </w:lvlOverride>
+  </w:num>
+  <w:num w:numId="101">
+    <w:abstractNumId w:val="2"/>
+  </w:num>
+  <w:num w:numId="102">
     <w:abstractNumId w:val="2"/>
   </w:num>
 </w:numbering>
